--- a/3.相关资料/3.开题报告.docx
+++ b/3.相关资料/3.开题报告.docx
@@ -3771,7 +3771,7 @@
     </w:p>
     <w:p>
       <w:pPr>
-        <w:keepLines/>
+        <w:keepLines w:val="0"/>
         <w:widowControl/>
         <w:spacing w:line="360" w:lineRule="auto"/>
         <w:ind w:left="480" w:hanging="480"/>
@@ -3789,7 +3789,7 @@
     </w:p>
     <w:p>
       <w:pPr>
-        <w:keepLines/>
+        <w:keepLines w:val="0"/>
         <w:widowControl/>
         <w:spacing w:line="360" w:lineRule="auto"/>
         <w:ind w:left="480" w:hanging="480"/>
@@ -3849,7 +3849,7 @@
     </w:p>
     <w:p>
       <w:pPr>
-        <w:keepLines/>
+        <w:keepLines w:val="0"/>
         <w:widowControl/>
         <w:spacing w:line="360" w:lineRule="auto"/>
         <w:ind w:left="480" w:hanging="480"/>
@@ -3923,7 +3923,7 @@
     </w:p>
     <w:p>
       <w:pPr>
-        <w:keepLines/>
+        <w:keepLines w:val="0"/>
         <w:widowControl/>
         <w:spacing w:line="360" w:lineRule="auto"/>
         <w:ind w:left="480" w:hanging="480"/>
@@ -4025,7 +4025,7 @@
     </w:p>
     <w:p>
       <w:pPr>
-        <w:keepLines/>
+        <w:keepLines w:val="0"/>
         <w:widowControl/>
         <w:spacing w:line="360" w:lineRule="auto"/>
         <w:ind w:left="480" w:hanging="480"/>
@@ -4141,7 +4141,7 @@
     </w:p>
     <w:p>
       <w:pPr>
-        <w:keepLines/>
+        <w:keepLines w:val="0"/>
         <w:widowControl/>
         <w:spacing w:line="360" w:lineRule="auto"/>
         <w:ind w:left="480" w:hanging="480"/>
@@ -4229,7 +4229,7 @@
     </w:p>
     <w:p>
       <w:pPr>
-        <w:keepLines/>
+        <w:keepLines w:val="0"/>
         <w:widowControl/>
         <w:spacing w:line="360" w:lineRule="auto"/>
         <w:ind w:left="480" w:hanging="480"/>
@@ -4303,7 +4303,7 @@
     </w:p>
     <w:p>
       <w:pPr>
-        <w:keepLines/>
+        <w:keepLines w:val="0"/>
         <w:widowControl/>
         <w:spacing w:line="360" w:lineRule="auto"/>
         <w:ind w:left="480" w:hanging="480"/>
@@ -4405,7 +4405,7 @@
     </w:p>
     <w:p>
       <w:pPr>
-        <w:keepLines/>
+        <w:keepLines w:val="0"/>
         <w:widowControl/>
         <w:spacing w:line="360" w:lineRule="auto"/>
         <w:ind w:left="480" w:hanging="480"/>
@@ -4521,7 +4521,7 @@
     </w:p>
     <w:p>
       <w:pPr>
-        <w:keepLines/>
+        <w:keepLines w:val="0"/>
         <w:widowControl/>
         <w:spacing w:line="360" w:lineRule="auto"/>
         <w:ind w:left="480" w:hanging="480"/>

--- a/3.相关资料/3.开题报告.docx
+++ b/3.相关资料/3.开题报告.docx
@@ -128,7 +128,6 @@
       <w:pPr>
         <w:ind w:firstLine="560"/>
         <w:rPr>
-          <w:rFonts w:hint="eastAsia"/>
           <w:sz w:val="28"/>
         </w:rPr>
       </w:pPr>
@@ -143,13 +142,9 @@
     </w:p>
     <w:p>
       <w:pPr>
-        <w:widowControl/>
-        <w:rPr>
-          <w:rFonts w:eastAsia="黑体" w:hint="eastAsia"/>
-          <w:b/>
-          <w:bCs/>
-          <w:sz w:val="36"/>
-          <w:szCs w:val="48"/>
+        <w:ind w:firstLine="560"/>
+        <w:rPr>
+          <w:sz w:val="28"/>
         </w:rPr>
       </w:pPr>
     </w:p>
@@ -284,7 +279,7 @@
               <w:widowControl/>
               <w:jc w:val="center"/>
               <w:rPr>
-                <w:rFonts w:ascii="宋体" w:hAnsi="宋体" w:cs="宋体" w:hint="eastAsia"/>
+                <w:rFonts w:ascii="宋体" w:hAnsi="宋体" w:cs="宋体"/>
                 <w:color w:val="000000"/>
                 <w:kern w:val="0"/>
                 <w:sz w:val="32"/>
@@ -299,17 +294,7 @@
                 <w:sz w:val="32"/>
                 <w:szCs w:val="32"/>
               </w:rPr>
-              <w:t>信息科学与技术</w:t>
-            </w:r>
-            <w:r>
-              <w:rPr>
-                <w:rFonts w:ascii="宋体" w:hAnsi="宋体" w:cs="宋体"/>
-                <w:color w:val="000000"/>
-                <w:kern w:val="0"/>
-                <w:sz w:val="32"/>
-                <w:szCs w:val="32"/>
-              </w:rPr>
-              <w:t>学院</w:t>
+              <w:t>信息科学与技术学院</w:t>
             </w:r>
           </w:p>
         </w:tc>
@@ -374,7 +359,7 @@
               <w:widowControl/>
               <w:jc w:val="center"/>
               <w:rPr>
-                <w:rFonts w:ascii="宋体" w:hAnsi="宋体" w:cs="宋体" w:hint="eastAsia"/>
+                <w:rFonts w:ascii="宋体" w:hAnsi="宋体" w:cs="宋体"/>
                 <w:color w:val="000000"/>
                 <w:kern w:val="0"/>
                 <w:sz w:val="32"/>
@@ -389,7 +374,17 @@
                 <w:sz w:val="32"/>
                 <w:szCs w:val="32"/>
               </w:rPr>
-              <w:t>计算机科学与技术23-1</w:t>
+              <w:t>计算机科学与技术</w:t>
+            </w:r>
+            <w:r>
+              <w:rPr>
+                <w:rFonts w:ascii="宋体" w:hAnsi="宋体" w:cs="宋体" w:hint="eastAsia"/>
+                <w:color w:val="000000"/>
+                <w:kern w:val="0"/>
+                <w:sz w:val="32"/>
+                <w:szCs w:val="32"/>
+              </w:rPr>
+              <w:t>23-1</w:t>
             </w:r>
           </w:p>
         </w:tc>
@@ -454,7 +449,7 @@
               <w:widowControl/>
               <w:jc w:val="center"/>
               <w:rPr>
-                <w:rFonts w:ascii="宋体" w:hAnsi="宋体" w:cs="宋体" w:hint="eastAsia"/>
+                <w:rFonts w:ascii="宋体" w:hAnsi="宋体" w:cs="宋体"/>
                 <w:color w:val="000000"/>
                 <w:kern w:val="0"/>
                 <w:sz w:val="32"/>
@@ -534,7 +529,7 @@
               <w:widowControl/>
               <w:jc w:val="center"/>
               <w:rPr>
-                <w:rFonts w:ascii="宋体" w:hAnsi="宋体" w:cs="宋体" w:hint="eastAsia"/>
+                <w:rFonts w:ascii="宋体" w:hAnsi="宋体" w:cs="宋体"/>
                 <w:color w:val="000000"/>
                 <w:kern w:val="0"/>
                 <w:sz w:val="32"/>
@@ -614,7 +609,7 @@
               <w:widowControl/>
               <w:jc w:val="center"/>
               <w:rPr>
-                <w:rFonts w:ascii="宋体" w:hAnsi="宋体" w:cs="宋体" w:hint="eastAsia"/>
+                <w:rFonts w:ascii="宋体" w:hAnsi="宋体" w:cs="宋体"/>
                 <w:color w:val="000000"/>
                 <w:kern w:val="0"/>
                 <w:sz w:val="32"/>
@@ -694,7 +689,7 @@
               <w:widowControl/>
               <w:jc w:val="center"/>
               <w:rPr>
-                <w:rFonts w:ascii="宋体" w:hAnsi="宋体" w:cs="宋体" w:hint="eastAsia"/>
+                <w:rFonts w:ascii="宋体" w:hAnsi="宋体" w:cs="宋体"/>
                 <w:color w:val="000000"/>
                 <w:kern w:val="0"/>
                 <w:sz w:val="32"/>
@@ -744,11 +739,18 @@
     </w:p>
     <w:p>
       <w:pPr>
-        <w:keepNext/>
-        <w:keepLines/>
-        <w:widowControl/>
         <w:spacing w:afterLines="100" w:after="312" w:line="360" w:lineRule="auto"/>
         <w:outlineLvl w:val="0"/>
+        <w:rPr>
+          <w:rFonts w:ascii="黑体" w:eastAsia="黑体" w:hAnsi="黑体"/>
+          <w:b/>
+          <w:bCs/>
+          <w:kern w:val="44"/>
+          <w:sz w:val="44"/>
+          <w:szCs w:val="44"/>
+        </w:rPr>
+      </w:pPr>
+      <w:r>
         <w:rPr>
           <w:rFonts w:ascii="黑体" w:eastAsia="黑体" w:hAnsi="黑体" w:hint="eastAsia"/>
           <w:b/>
@@ -757,6 +759,384 @@
           <w:sz w:val="44"/>
           <w:szCs w:val="44"/>
         </w:rPr>
+        <w:lastRenderedPageBreak/>
+        <w:t>1选题的意义和研究现状</w:t>
+      </w:r>
+    </w:p>
+    <w:p>
+      <w:pPr>
+        <w:numPr>
+          <w:ilvl w:val="1"/>
+          <w:numId w:val="1"/>
+        </w:numPr>
+        <w:outlineLvl w:val="1"/>
+        <w:rPr>
+          <w:rFonts w:eastAsia="黑体" w:cs="Arial"/>
+          <w:b/>
+          <w:sz w:val="32"/>
+          <w:szCs w:val="32"/>
+        </w:rPr>
+      </w:pPr>
+      <w:r>
+        <w:rPr>
+          <w:rFonts w:eastAsia="黑体" w:cs="Arial" w:hint="eastAsia"/>
+          <w:b/>
+          <w:sz w:val="32"/>
+          <w:szCs w:val="32"/>
+        </w:rPr>
+        <w:t>选题的意义</w:t>
+      </w:r>
+    </w:p>
+    <w:p>
+      <w:pPr>
+        <w:pStyle w:val="a6"/>
+        <w:spacing w:line="360" w:lineRule="auto"/>
+        <w:ind w:left="8" w:right="80" w:firstLine="486"/>
+        <w:rPr>
+          <w:rFonts w:asciiTheme="minorEastAsia" w:eastAsiaTheme="minorEastAsia" w:hAnsiTheme="minorEastAsia" w:cstheme="minorEastAsia"/>
+          <w:sz w:val="24"/>
+          <w:szCs w:val="24"/>
+          <w:shd w:val="clear" w:color="auto" w:fill="FFFFFF"/>
+          <w:lang w:eastAsia="zh-CN"/>
+        </w:rPr>
+      </w:pPr>
+      <w:r>
+        <w:rPr>
+          <w:rFonts w:asciiTheme="minorEastAsia" w:eastAsiaTheme="minorEastAsia" w:hAnsiTheme="minorEastAsia" w:cstheme="minorEastAsia" w:hint="eastAsia"/>
+          <w:sz w:val="24"/>
+          <w:szCs w:val="24"/>
+          <w:shd w:val="clear" w:color="auto" w:fill="FFFFFF"/>
+          <w:lang w:eastAsia="zh-CN"/>
+        </w:rPr>
+        <w:t>招聘网站连接求职者与用人单位，其服务质量不仅取决于职位信息的数量，也取决于岗位要求能否被准确理解、简历能否清晰表达个人能力，以及投递后的处理过程能否及时反馈。对于缺少求职经验的学生，单纯依据职位名称和关键词筛选，容易忽略技能、学历、工作经历与实际岗位职责之间的差异；对于企业，简历信息分散、筛选标准不一致和处理记录不完整，也会增加招聘管理成本。围绕这些问题，本课题拟设计并实现智聘通招聘网站，形成职位检索、简历管理、投递处理与智能辅助相结合的服务流程。</w:t>
+      </w:r>
+    </w:p>
+    <w:p>
+      <w:pPr>
+        <w:pStyle w:val="a6"/>
+        <w:widowControl/>
+        <w:kinsoku w:val="0"/>
+        <w:autoSpaceDE w:val="0"/>
+        <w:autoSpaceDN w:val="0"/>
+        <w:adjustRightInd w:val="0"/>
+        <w:snapToGrid w:val="0"/>
+        <w:spacing w:line="360" w:lineRule="auto"/>
+        <w:ind w:firstLineChars="200" w:firstLine="480"/>
+        <w:textAlignment w:val="baseline"/>
+        <w:rPr>
+          <w:bCs/>
+          <w:sz w:val="24"/>
+          <w:szCs w:val="24"/>
+          <w:lang w:eastAsia="zh-CN"/>
+        </w:rPr>
+      </w:pPr>
+      <w:r>
+        <w:rPr>
+          <w:rFonts w:asciiTheme="minorEastAsia" w:eastAsiaTheme="minorEastAsia" w:hAnsiTheme="minorEastAsia" w:cstheme="minorEastAsia" w:hint="eastAsia"/>
+          <w:sz w:val="24"/>
+          <w:szCs w:val="24"/>
+          <w:shd w:val="clear" w:color="auto" w:fill="FFFFFF"/>
+          <w:lang w:eastAsia="zh-CN"/>
+        </w:rPr>
+        <w:t>本课题以求职者、企业和管理员为服务对象。求职者能够集中维护个人简历、查看职位要求并跟踪投递状态；企业能够维护招聘岗位、处理候选人申请并了解招聘数据；管理员能够维护平台业务信息、处理举报和查看操作日志。通过统一的数据结构与明确的权限边界，将招聘活动中相互分离的信息组织起来，使岗位发布、申请提交、企业处理和结果查看具有连续性，为后续分析提供可追溯的数据基础。</w:t>
+      </w:r>
+    </w:p>
+    <w:p>
+      <w:pPr>
+        <w:pStyle w:val="a6"/>
+        <w:widowControl/>
+        <w:kinsoku w:val="0"/>
+        <w:autoSpaceDE w:val="0"/>
+        <w:autoSpaceDN w:val="0"/>
+        <w:adjustRightInd w:val="0"/>
+        <w:snapToGrid w:val="0"/>
+        <w:spacing w:line="360" w:lineRule="auto"/>
+        <w:ind w:firstLineChars="200" w:firstLine="480"/>
+        <w:textAlignment w:val="baseline"/>
+        <w:rPr>
+          <w:bCs/>
+          <w:sz w:val="24"/>
+          <w:szCs w:val="24"/>
+          <w:lang w:eastAsia="zh-CN"/>
+        </w:rPr>
+      </w:pPr>
+      <w:r>
+        <w:rPr>
+          <w:rFonts w:asciiTheme="minorEastAsia" w:eastAsiaTheme="minorEastAsia" w:hAnsiTheme="minorEastAsia" w:cstheme="minorEastAsia" w:hint="eastAsia"/>
+          <w:sz w:val="24"/>
+          <w:szCs w:val="24"/>
+          <w:shd w:val="clear" w:color="auto" w:fill="FFFFFF"/>
+          <w:lang w:eastAsia="zh-CN"/>
+        </w:rPr>
+        <w:t>在普通招聘业务之上，引入简历分析、人岗匹配、岗位推荐、简历优化和模拟面试，可帮助用户理解自身资料与目标岗位之间的差距。系统将给出维度评分、匹配依据与改进建议，使智能辅助结果能够与具体简历和岗位信息对应。课题的实践意义在于探索适合本科毕业设计规模的智能招聘实现路径，并通过软件工程方法验证系统的功能完整性、权限正确性与异常处理能力，形成可运行、可解释、可维护的应用原型。</w:t>
+      </w:r>
+    </w:p>
+    <w:p>
+      <w:pPr>
+        <w:pStyle w:val="a6"/>
+        <w:spacing w:line="360" w:lineRule="auto"/>
+        <w:ind w:right="80"/>
+        <w:rPr>
+          <w:rFonts w:eastAsia="黑体" w:cs="Arial"/>
+          <w:b/>
+          <w:sz w:val="32"/>
+          <w:szCs w:val="32"/>
+          <w:lang w:eastAsia="zh-CN"/>
+        </w:rPr>
+      </w:pPr>
+      <w:r>
+        <w:rPr>
+          <w:rFonts w:ascii="Times New Roman" w:eastAsia="黑体" w:hAnsi="Times New Roman" w:cs="Arial" w:hint="eastAsia"/>
+          <w:b/>
+          <w:sz w:val="32"/>
+          <w:szCs w:val="32"/>
+          <w:lang w:eastAsia="zh-CN"/>
+        </w:rPr>
+        <w:t>1.2</w:t>
+      </w:r>
+      <w:r>
+        <w:rPr>
+          <w:rFonts w:ascii="Times New Roman" w:eastAsia="黑体" w:hAnsi="Times New Roman" w:cs="Arial" w:hint="eastAsia"/>
+          <w:b/>
+          <w:sz w:val="32"/>
+          <w:szCs w:val="32"/>
+          <w:lang w:eastAsia="zh-CN"/>
+        </w:rPr>
+        <w:t>本课题所涉及问题在国内外设计或研究的现状</w:t>
+      </w:r>
+    </w:p>
+    <w:p>
+      <w:pPr>
+        <w:spacing w:line="360" w:lineRule="auto"/>
+        <w:outlineLvl w:val="2"/>
+        <w:rPr>
+          <w:rFonts w:eastAsia="黑体" w:cs="Arial"/>
+          <w:b/>
+          <w:sz w:val="28"/>
+          <w:szCs w:val="28"/>
+        </w:rPr>
+      </w:pPr>
+      <w:r>
+        <w:rPr>
+          <w:rFonts w:eastAsia="黑体" w:cs="Arial" w:hint="eastAsia"/>
+          <w:b/>
+          <w:sz w:val="28"/>
+          <w:szCs w:val="28"/>
+        </w:rPr>
+        <w:t>1.2.1</w:t>
+      </w:r>
+      <w:r>
+        <w:rPr>
+          <w:rFonts w:eastAsia="黑体" w:cs="Arial" w:hint="eastAsia"/>
+          <w:b/>
+          <w:sz w:val="28"/>
+          <w:szCs w:val="28"/>
+        </w:rPr>
+        <w:t>国外现状</w:t>
+      </w:r>
+    </w:p>
+    <w:p>
+      <w:pPr>
+        <w:pStyle w:val="a6"/>
+        <w:spacing w:line="360" w:lineRule="auto"/>
+        <w:ind w:left="8" w:right="80" w:firstLine="486"/>
+        <w:rPr>
+          <w:bCs/>
+          <w:sz w:val="24"/>
+          <w:szCs w:val="24"/>
+          <w:lang w:eastAsia="zh-CN"/>
+        </w:rPr>
+      </w:pPr>
+      <w:r>
+        <w:rPr>
+          <w:rFonts w:hint="eastAsia"/>
+          <w:bCs/>
+          <w:sz w:val="24"/>
+          <w:szCs w:val="24"/>
+          <w:lang w:eastAsia="zh-CN"/>
+        </w:rPr>
+        <w:t>国际人岗匹配研究关注如何从求职者资料与岗位描述中提取有效特征，并将这些特征用于匹配排序。仅比较简历与职位文本的相似度，可能遗漏求职者在职业经历中表现出的长期偏好。Gong等在AAAI 2024发表的研究将职业路径纳入人岗匹配，分析经历中的一致性、相似性与连续性，说明历史职业经历可以为岗位推荐提供额外依据[1]。该研究为本课题组织工作、项目和实习经历提供参考，但其模型和论文实验结果不能直接视为本系统的实现能力或测试结论。</w:t>
+      </w:r>
+    </w:p>
+    <w:p>
+      <w:pPr>
+        <w:pStyle w:val="a6"/>
+        <w:spacing w:line="360" w:lineRule="auto"/>
+        <w:ind w:left="8" w:right="80" w:firstLine="486"/>
+        <w:rPr>
+          <w:bCs/>
+          <w:sz w:val="24"/>
+          <w:szCs w:val="24"/>
+          <w:lang w:eastAsia="zh-CN"/>
+        </w:rPr>
+      </w:pPr>
+      <w:r>
+        <w:rPr>
+          <w:rFonts w:hint="eastAsia"/>
+          <w:bCs/>
+          <w:sz w:val="24"/>
+          <w:szCs w:val="24"/>
+          <w:lang w:eastAsia="zh-CN"/>
+        </w:rPr>
+        <w:t>从上述研究可以看出，招聘推荐需要同时理解岗位需求与个人经历，而不能只依</w:t>
+      </w:r>
+      <w:r>
+        <w:rPr>
+          <w:rFonts w:hint="eastAsia"/>
+          <w:bCs/>
+          <w:sz w:val="24"/>
+          <w:szCs w:val="24"/>
+          <w:lang w:eastAsia="zh-CN"/>
+        </w:rPr>
+        <w:lastRenderedPageBreak/>
+        <w:t>赖孤立关键词。本课题拟在结构化简历中保留多类经历，构造统一的简历文本和岗位文本，并将语义相似度与技能、经验、学历等条件结合。考虑到毕业设计缺少大规模带标签招聘数据，研究重点放在数据组织、评分解释和业务集成上，采用现有模型接口与可复现规则形成对照，不将训练大型人岗匹配模型作为必要前提。</w:t>
+      </w:r>
+    </w:p>
+    <w:p>
+      <w:pPr>
+        <w:spacing w:line="360" w:lineRule="auto"/>
+        <w:outlineLvl w:val="2"/>
+        <w:rPr>
+          <w:rFonts w:eastAsia="黑体" w:cs="Arial"/>
+          <w:b/>
+          <w:sz w:val="28"/>
+          <w:szCs w:val="28"/>
+        </w:rPr>
+      </w:pPr>
+      <w:r>
+        <w:rPr>
+          <w:rFonts w:eastAsia="黑体" w:cs="Arial" w:hint="eastAsia"/>
+          <w:b/>
+          <w:sz w:val="28"/>
+          <w:szCs w:val="28"/>
+        </w:rPr>
+        <w:t>1.2.2</w:t>
+      </w:r>
+      <w:r>
+        <w:rPr>
+          <w:rFonts w:eastAsia="黑体" w:cs="Arial" w:hint="eastAsia"/>
+          <w:b/>
+          <w:sz w:val="28"/>
+          <w:szCs w:val="28"/>
+        </w:rPr>
+        <w:t>国内现状</w:t>
+      </w:r>
+    </w:p>
+    <w:p>
+      <w:pPr>
+        <w:pStyle w:val="a6"/>
+        <w:spacing w:line="360" w:lineRule="auto"/>
+        <w:ind w:firstLineChars="200" w:firstLine="480"/>
+        <w:rPr>
+          <w:bCs/>
+          <w:sz w:val="24"/>
+          <w:szCs w:val="24"/>
+          <w:lang w:eastAsia="zh-CN"/>
+        </w:rPr>
+      </w:pPr>
+      <w:r>
+        <w:rPr>
+          <w:rFonts w:hint="eastAsia"/>
+          <w:bCs/>
+          <w:sz w:val="24"/>
+          <w:szCs w:val="24"/>
+          <w:lang w:eastAsia="zh-CN"/>
+        </w:rPr>
+        <w:t>国内相关研究从招聘流程优化和匹配算法两个方向展开。王晓莹围绕企业人员招聘体系的优化，讨论招聘规划、流程和评价机制等问题[2]，为平台业务流程设计提供参考。黄翠研究基于模糊综合评价的多岗位招聘模块[3]，体现了从多个能力维度组织候选人评价的思路。这些研究提示，招聘系统需要将岗位条件、候选人资料和处理过程统一考虑，使评价结果服务于实际招聘管理。</w:t>
+      </w:r>
+    </w:p>
+    <w:p>
+      <w:pPr>
+        <w:pStyle w:val="a6"/>
+        <w:spacing w:line="360" w:lineRule="auto"/>
+        <w:ind w:left="8" w:right="80" w:firstLine="486"/>
+        <w:rPr>
+          <w:bCs/>
+          <w:sz w:val="24"/>
+          <w:szCs w:val="24"/>
+          <w:lang w:eastAsia="zh-CN"/>
+        </w:rPr>
+      </w:pPr>
+      <w:r>
+        <w:rPr>
+          <w:rFonts w:hint="eastAsia"/>
+          <w:bCs/>
+          <w:sz w:val="24"/>
+          <w:szCs w:val="24"/>
+          <w:lang w:eastAsia="zh-CN"/>
+        </w:rPr>
+        <w:t>在人岗匹配方法方面，任书仪等提出协同注意力网络方法，将结构化数值信息、文本语义与历史招聘特征融合；张茜等针对医院招聘，研究属性级语义表示与自注意力组合；王雅娟等将知识图谱与注意力机制用于岗位匹配预测；啜子涵等研究半结构化多元属性的键值表示和特征融合。这些工作共同表明，简历与岗位的多属性信息值得保留，而不能在建模前被压缩为单一文本或标签。</w:t>
+      </w:r>
+    </w:p>
+    <w:p>
+      <w:pPr>
+        <w:spacing w:line="360" w:lineRule="auto"/>
+        <w:ind w:firstLineChars="200" w:firstLine="480"/>
+        <w:rPr>
+          <w:sz w:val="24"/>
+        </w:rPr>
+      </w:pPr>
+      <w:r>
+        <w:rPr>
+          <w:rFonts w:hint="eastAsia"/>
+          <w:sz w:val="24"/>
+        </w:rPr>
+        <w:t>在就业服务应用方面，郭立群等以高校就业支持体系为对象，讨论人工智能与简历优化、模拟面试、人岗匹配等服务的结合，为本课题扩展求职辅助功能提供方向。工程实现方面，朱芊慧等的</w:t>
+      </w:r>
+      <w:r>
+        <w:rPr>
+          <w:rFonts w:hint="eastAsia"/>
+          <w:sz w:val="24"/>
+        </w:rPr>
+        <w:t>Spring Boot</w:t>
+      </w:r>
+      <w:r>
+        <w:rPr>
+          <w:rFonts w:hint="eastAsia"/>
+          <w:sz w:val="24"/>
+        </w:rPr>
+        <w:t>与</w:t>
+      </w:r>
+      <w:r>
+        <w:rPr>
+          <w:rFonts w:hint="eastAsia"/>
+          <w:sz w:val="24"/>
+        </w:rPr>
+        <w:t>Vue</w:t>
+      </w:r>
+      <w:r>
+        <w:rPr>
+          <w:rFonts w:hint="eastAsia"/>
+          <w:sz w:val="24"/>
+        </w:rPr>
+        <w:t>后台设计、吴晓云等的</w:t>
+      </w:r>
+      <w:r>
+        <w:rPr>
+          <w:rFonts w:hint="eastAsia"/>
+          <w:sz w:val="24"/>
+        </w:rPr>
+        <w:t>Spring Boot</w:t>
+      </w:r>
+      <w:r>
+        <w:rPr>
+          <w:rFonts w:hint="eastAsia"/>
+          <w:sz w:val="24"/>
+        </w:rPr>
+        <w:t>在线考试系统，为分层开发、角色管理和业务测试提供了可借鉴的技术实例。结合这些文献，本课题将以常规招聘业务为基础，重点解决三角色协同、匹配结果解释与智能服务异常回退问题。</w:t>
+      </w:r>
+    </w:p>
+    <w:p>
+      <w:pPr>
+        <w:spacing w:line="360" w:lineRule="auto"/>
+        <w:rPr>
+          <w:rFonts w:ascii="黑体" w:eastAsia="黑体" w:hAnsi="黑体"/>
+          <w:b/>
+          <w:bCs/>
+          <w:kern w:val="44"/>
+          <w:sz w:val="44"/>
+          <w:szCs w:val="44"/>
+        </w:rPr>
       </w:pPr>
       <w:r>
         <w:rPr>
@@ -767,25 +1147,28 @@
           <w:sz w:val="44"/>
           <w:szCs w:val="44"/>
         </w:rPr>
-        <w:lastRenderedPageBreak/>
-        <w:t>1 选题的意义和研究现状</w:t>
-      </w:r>
-    </w:p>
-    <w:p>
-      <w:pPr>
-        <w:pStyle w:val="a6"/>
-        <w:keepNext/>
-        <w:keepLines/>
-        <w:widowControl/>
-        <w:spacing w:line="360" w:lineRule="auto"/>
-        <w:ind w:right="80"/>
+        <w:t>2课题设计或研究的内容、预期目标和实施计划</w:t>
+      </w:r>
+    </w:p>
+    <w:p>
+      <w:pPr>
+        <w:outlineLvl w:val="1"/>
+        <w:rPr>
+          <w:rFonts w:eastAsia="黑体" w:cs="Arial"/>
+          <w:b/>
+          <w:sz w:val="32"/>
+          <w:szCs w:val="32"/>
+        </w:rPr>
+      </w:pPr>
+      <w:r>
         <w:rPr>
           <w:rFonts w:eastAsia="黑体" w:cs="Arial" w:hint="eastAsia"/>
           <w:b/>
           <w:sz w:val="32"/>
           <w:szCs w:val="32"/>
         </w:rPr>
-      </w:pPr>
+        <w:t>2.1</w:t>
+      </w:r>
       <w:r>
         <w:rPr>
           <w:rFonts w:eastAsia="黑体" w:cs="Arial" w:hint="eastAsia"/>
@@ -793,120 +1176,11 @@
           <w:sz w:val="32"/>
           <w:szCs w:val="32"/>
         </w:rPr>
-        <w:t xml:space="preserve">1.1 </w:t>
-      </w:r>
-      <w:r>
-        <w:rPr>
-          <w:rFonts w:eastAsia="黑体" w:cs="Arial" w:hint="eastAsia"/>
-          <w:b/>
-          <w:sz w:val="32"/>
-          <w:szCs w:val="32"/>
-        </w:rPr>
-        <w:t>选题的意义</w:t>
-      </w:r>
-    </w:p>
-    <w:p>
-      <w:pPr>
-        <w:widowControl/>
-        <w:spacing w:line="360" w:lineRule="auto"/>
-        <w:ind w:firstLineChars="200" w:firstLine="480"/>
-        <w:rPr>
-          <w:sz w:val="24"/>
-          <w:lang w:val="zh-CN"/>
-        </w:rPr>
-      </w:pPr>
-      <w:r>
-        <w:rPr>
-          <w:rFonts w:hint="eastAsia"/>
-          <w:color w:val="000000"/>
-          <w:sz w:val="24"/>
-          <w:lang w:val="zh-CN"/>
-        </w:rPr>
-        <w:t>招聘网站连接求职者与用人单位，其服务质量不仅取决于职位信息的数量，也取决于岗位要求能否被准确理解、简历能否清晰表达个人能力，以及投递后的处理过程能否及时反馈。对于缺少求职经验的学生，单纯依据职位名称和关键词筛选，容易忽略技能、学历、工作经历与实际岗位职责之间的差异；对于企业，简历信息分散、筛选标准不一致和处理记录不完整，也会增加招聘管理成本。围绕这些问题，本课题拟设计并实现智聘通招聘网站，形成职位检索、简历管理、投递处理与智能辅助相结合的服务流程。</w:t>
-      </w:r>
-    </w:p>
-    <w:p>
-      <w:pPr>
-        <w:widowControl/>
-        <w:spacing w:line="360" w:lineRule="auto"/>
-        <w:ind w:firstLineChars="200" w:firstLine="480"/>
-        <w:rPr>
-          <w:sz w:val="24"/>
-          <w:lang w:val="zh-CN"/>
-        </w:rPr>
-      </w:pPr>
-      <w:r>
-        <w:rPr>
-          <w:rFonts w:hint="eastAsia"/>
-          <w:color w:val="000000"/>
-          <w:sz w:val="24"/>
-          <w:lang w:val="zh-CN"/>
-        </w:rPr>
-        <w:t>本课题以求职者、企业和管理员为服务对象。求职者能够集中维护个人简历、查看职位要求并跟踪投递状态；企业能够维护招聘岗位、处理候选人申请并了解招聘数据；管理员能够维护平台业务信息、处理举报和查看操作日志。通过统一的数据结构与明确的权限边界，将招聘活动中相互分离的信息组织起来，使岗位发布、申请提交、企业处理和结果查看具有连续性，为后续分析提供可追溯的数据基础。</w:t>
-      </w:r>
-    </w:p>
-    <w:p>
-      <w:pPr>
-        <w:widowControl/>
-        <w:spacing w:line="360" w:lineRule="auto"/>
-        <w:ind w:firstLineChars="200" w:firstLine="480"/>
-        <w:rPr>
-          <w:sz w:val="24"/>
-          <w:lang w:val="zh-CN"/>
-        </w:rPr>
-      </w:pPr>
-      <w:r>
-        <w:rPr>
-          <w:rFonts w:hint="eastAsia"/>
-          <w:color w:val="000000"/>
-          <w:sz w:val="24"/>
-          <w:lang w:val="zh-CN"/>
-        </w:rPr>
-        <w:t>在普通招聘业务之上，引入简历分析、人岗匹配、岗位推荐、简历优化和模拟面试，可帮助用户理解自身资料与目标岗位之间的差距。系统将给出维度评分、匹配依据与改进建议，使智能辅助结果能够与具体简历和岗位信息对应。课题的实践意义在于探索适合本科毕业设计规模的智能招聘实现路径，并通过软件工程方法验证系统的功能完整性、权限正确性与异常处理能力，形成可运行、可解释、可维护的应用原型。</w:t>
-      </w:r>
-    </w:p>
-    <w:p>
-      <w:pPr>
-        <w:pStyle w:val="a6"/>
-        <w:keepNext/>
-        <w:keepLines/>
-        <w:widowControl/>
-        <w:spacing w:line="360" w:lineRule="auto"/>
-        <w:ind w:right="80"/>
-        <w:rPr>
-          <w:rFonts w:eastAsia="黑体" w:cs="Arial" w:hint="eastAsia"/>
-          <w:b/>
-          <w:sz w:val="32"/>
-          <w:szCs w:val="32"/>
-          <w:lang w:eastAsia="zh-CN"/>
-        </w:rPr>
-      </w:pPr>
-      <w:r>
-        <w:rPr>
-          <w:rFonts w:eastAsia="黑体" w:cs="Arial" w:hint="eastAsia"/>
-          <w:b/>
-          <w:sz w:val="32"/>
-          <w:szCs w:val="32"/>
-          <w:lang w:eastAsia="zh-CN"/>
-        </w:rPr>
-        <w:t xml:space="preserve">1.2 </w:t>
-      </w:r>
-      <w:r>
-        <w:rPr>
-          <w:rFonts w:eastAsia="黑体" w:cs="Arial" w:hint="eastAsia"/>
-          <w:b/>
-          <w:sz w:val="32"/>
-          <w:szCs w:val="32"/>
-          <w:lang w:eastAsia="zh-CN"/>
-        </w:rPr>
-        <w:t>本课题所涉及问题在国内外设计或研究的现状</w:t>
-      </w:r>
-    </w:p>
-    <w:p>
-      <w:pPr>
-        <w:keepNext/>
-        <w:keepLines/>
-        <w:widowControl/>
+        <w:t>设计或研究的主要内容方案论证分析</w:t>
+      </w:r>
+    </w:p>
+    <w:p>
+      <w:pPr>
         <w:spacing w:line="360" w:lineRule="auto"/>
         <w:outlineLvl w:val="2"/>
         <w:rPr>
@@ -923,7 +1197,7 @@
           <w:sz w:val="28"/>
           <w:szCs w:val="28"/>
         </w:rPr>
-        <w:t xml:space="preserve">1.2.1 </w:t>
+        <w:t>2.1.1</w:t>
       </w:r>
       <w:r>
         <w:rPr>
@@ -932,89 +1206,111 @@
           <w:sz w:val="28"/>
           <w:szCs w:val="28"/>
         </w:rPr>
-        <w:t>国外现状</w:t>
-      </w:r>
-    </w:p>
-    <w:p>
-      <w:pPr>
-        <w:widowControl/>
+        <w:t>课题研究的目标和内容</w:t>
+      </w:r>
+    </w:p>
+    <w:p>
+      <w:pPr>
         <w:spacing w:line="360" w:lineRule="auto"/>
         <w:ind w:firstLineChars="200" w:firstLine="480"/>
         <w:rPr>
           <w:sz w:val="24"/>
-          <w:lang w:val="zh-CN"/>
-        </w:rPr>
-      </w:pPr>
-      <w:r>
-        <w:rPr>
-          <w:rFonts w:hint="eastAsia"/>
-          <w:color w:val="000000"/>
-          <w:sz w:val="24"/>
-          <w:lang w:val="zh-CN"/>
-        </w:rPr>
-        <w:t>国际人岗匹配研究关注如何从求职者资料与岗位描述中提取有效特征，并将这些特征用于匹配排序。仅比较简历与职位文本的相似度，可能遗漏求职者在职业经历中表现出的长期偏好。</w:t>
-      </w:r>
-      <w:r>
-        <w:rPr>
-          <w:rFonts w:hint="eastAsia"/>
-          <w:color w:val="000000"/>
-          <w:sz w:val="24"/>
-          <w:lang w:val="zh-CN"/>
-        </w:rPr>
-        <w:t>Gong</w:t>
-      </w:r>
-      <w:r>
-        <w:rPr>
-          <w:rFonts w:hint="eastAsia"/>
-          <w:color w:val="000000"/>
-          <w:sz w:val="24"/>
-          <w:lang w:val="zh-CN"/>
-        </w:rPr>
-        <w:t>等在</w:t>
-      </w:r>
-      <w:r>
-        <w:rPr>
-          <w:rFonts w:hint="eastAsia"/>
-          <w:color w:val="000000"/>
-          <w:sz w:val="24"/>
-          <w:lang w:val="zh-CN"/>
-        </w:rPr>
-        <w:t>AAAI 2024</w:t>
-      </w:r>
-      <w:r>
-        <w:rPr>
-          <w:rFonts w:hint="eastAsia"/>
-          <w:color w:val="000000"/>
-          <w:sz w:val="24"/>
-          <w:lang w:val="zh-CN"/>
-        </w:rPr>
-        <w:t>发表的研究将职业路径纳入人岗匹配，分析经历中的一致性、相似性与连续性，说明历史职业经历可以为岗位推荐提供额外依据</w:t>
-      </w:r>
-      <w:r>
-        <w:rPr>
-          <w:rFonts w:hint="eastAsia"/>
-          <w:color w:val="000000"/>
-          <w:sz w:val="24"/>
-          <w:lang w:val="zh-CN"/>
-        </w:rPr>
-        <w:t>[1]</w:t>
-      </w:r>
-      <w:r>
-        <w:rPr>
-          <w:rFonts w:hint="eastAsia"/>
-          <w:color w:val="000000"/>
-          <w:sz w:val="24"/>
-          <w:lang w:val="zh-CN"/>
-        </w:rPr>
-        <w:t>。该研究为本课题组织工作、项目和实习经历提供参考，但其模型和论文实验结果不能直接视为本系统的实现能力或测试结论。</w:t>
-      </w:r>
-    </w:p>
-    <w:p>
-      <w:pPr>
-        <w:widowControl/>
+        </w:rPr>
+      </w:pPr>
+      <w:r>
+        <w:rPr>
+          <w:rFonts w:hint="eastAsia"/>
+          <w:sz w:val="24"/>
+        </w:rPr>
+        <w:t>本课题研究目的是设计并实现一个智聘通招聘网站，采用</w:t>
+      </w:r>
+      <w:r>
+        <w:rPr>
+          <w:rFonts w:hint="eastAsia"/>
+          <w:sz w:val="24"/>
+        </w:rPr>
+        <w:t>Java</w:t>
+      </w:r>
+      <w:r>
+        <w:rPr>
+          <w:rFonts w:hint="eastAsia"/>
+          <w:sz w:val="24"/>
+        </w:rPr>
+        <w:t>语言，结合</w:t>
+      </w:r>
+      <w:r>
+        <w:rPr>
+          <w:rFonts w:hint="eastAsia"/>
+          <w:sz w:val="24"/>
+        </w:rPr>
+        <w:t>Spring Boot</w:t>
+      </w:r>
+      <w:r>
+        <w:rPr>
+          <w:rFonts w:hint="eastAsia"/>
+          <w:sz w:val="24"/>
+        </w:rPr>
+        <w:t>框架、</w:t>
+      </w:r>
+      <w:r>
+        <w:rPr>
+          <w:rFonts w:hint="eastAsia"/>
+          <w:sz w:val="24"/>
+        </w:rPr>
+        <w:t>Vue 3</w:t>
+      </w:r>
+      <w:r>
+        <w:rPr>
+          <w:rFonts w:hint="eastAsia"/>
+          <w:sz w:val="24"/>
+        </w:rPr>
+        <w:t>前端技术与</w:t>
+      </w:r>
+      <w:r>
+        <w:rPr>
+          <w:rFonts w:hint="eastAsia"/>
+          <w:sz w:val="24"/>
+        </w:rPr>
+        <w:t>MySQL</w:t>
+      </w:r>
+      <w:r>
+        <w:rPr>
+          <w:rFonts w:hint="eastAsia"/>
+          <w:sz w:val="24"/>
+        </w:rPr>
+        <w:t>数据库，构建功能完善、操作便捷的招聘服务平台。网站采用</w:t>
+      </w:r>
+      <w:r>
+        <w:rPr>
+          <w:rFonts w:hint="eastAsia"/>
+          <w:sz w:val="24"/>
+        </w:rPr>
+        <w:t>B/S</w:t>
+      </w:r>
+      <w:r>
+        <w:rPr>
+          <w:rFonts w:hint="eastAsia"/>
+          <w:sz w:val="24"/>
+        </w:rPr>
+        <w:t>架构和前后端分离方式，面向求职者、企业和管理员提供职位检索、简历投递与招聘管理服务，并结合简历分析、岗位匹配与推荐等智能辅助功能，帮助求</w:t>
+      </w:r>
+      <w:r>
+        <w:rPr>
+          <w:rFonts w:hint="eastAsia"/>
+          <w:sz w:val="24"/>
+        </w:rPr>
+        <w:lastRenderedPageBreak/>
+        <w:t>职者了解自身能力与岗位要求的差距，为企业筛选候选人提供参考，提高求职与招聘的信息处理效率。</w:t>
+      </w:r>
+    </w:p>
+    <w:p>
+      <w:pPr>
+        <w:wordWrap w:val="0"/>
         <w:spacing w:line="360" w:lineRule="auto"/>
         <w:ind w:firstLineChars="200" w:firstLine="480"/>
-        <w:rPr>
+        <w:jc w:val="left"/>
+        <w:rPr>
+          <w:color w:val="000000"/>
           <w:sz w:val="24"/>
           <w:lang w:val="zh-CN"/>
         </w:rPr>
@@ -1022,603 +1318,49 @@
       <w:r>
         <w:rPr>
           <w:rFonts w:hint="eastAsia"/>
-          <w:color w:val="000000"/>
           <w:sz w:val="24"/>
           <w:lang w:val="zh-CN"/>
         </w:rPr>
-        <w:t>从上述研究可以看出，招聘推荐需要同时理解岗位需求与个人经历，而不能只依赖孤立关键词。本课题拟在结构化简历中保留多类经历，构造统一的简历文本和岗位文本，</w:t>
-      </w:r>
-      <w:r>
-        <w:rPr>
-          <w:rFonts w:hint="eastAsia"/>
-          <w:color w:val="000000"/>
+        <w:t>本设计要求开发一个智聘通招聘网站。求职者功能模块划分为用户认证、首页、职位检索、简历管理、职位收藏、简历投递、个人中心、简历分析、岗位匹配与推荐、简历优化、模拟面试；企业功能模块划分为企业信息、职位管理、投递处理、候选人分析、数据统计；管理员功能模块划分为首页、个人中心、用户管理、企业管理、职位管理、简历管理、投递管理、举报处理、操作日志、</w:t>
+      </w:r>
+      <w:r>
+        <w:rPr>
+          <w:rFonts w:hint="eastAsia"/>
           <w:sz w:val="24"/>
           <w:lang w:val="zh-CN"/>
         </w:rPr>
-        <w:lastRenderedPageBreak/>
-        <w:t>并将语义相似度与技能、经验、学历等条件结合。考虑到毕业设计缺少大规模带标签招聘数据，研究重点放在数据组织、评分解释和业务集成上，采用现有模型接口与可复现规则形成对照，不将训练大型人岗匹配模型作为必要前提。</w:t>
-      </w:r>
-    </w:p>
-    <w:p>
-      <w:pPr>
-        <w:keepNext/>
-        <w:keepLines/>
-        <w:widowControl/>
-        <w:spacing w:line="360" w:lineRule="auto"/>
-        <w:outlineLvl w:val="2"/>
-        <w:rPr>
-          <w:rFonts w:eastAsia="黑体" w:cs="Arial"/>
-          <w:b/>
-          <w:sz w:val="28"/>
-          <w:szCs w:val="28"/>
-        </w:rPr>
-      </w:pPr>
-      <w:r>
-        <w:rPr>
-          <w:rFonts w:eastAsia="黑体" w:cs="Arial" w:hint="eastAsia"/>
-          <w:b/>
-          <w:sz w:val="28"/>
-          <w:szCs w:val="28"/>
-        </w:rPr>
-        <w:t xml:space="preserve">1.2.2 </w:t>
-      </w:r>
-      <w:r>
-        <w:rPr>
-          <w:rFonts w:eastAsia="黑体" w:cs="Arial" w:hint="eastAsia"/>
-          <w:b/>
-          <w:sz w:val="28"/>
-          <w:szCs w:val="28"/>
-        </w:rPr>
-        <w:t>国内现状</w:t>
-      </w:r>
-    </w:p>
-    <w:p>
-      <w:pPr>
-        <w:widowControl/>
-        <w:spacing w:line="360" w:lineRule="auto"/>
-        <w:ind w:firstLineChars="200" w:firstLine="480"/>
-        <w:rPr>
+        <w:t>AI</w:t>
+      </w:r>
+      <w:r>
+        <w:rPr>
+          <w:rFonts w:hint="eastAsia"/>
           <w:sz w:val="24"/>
           <w:lang w:val="zh-CN"/>
         </w:rPr>
-      </w:pPr>
-      <w:r>
-        <w:rPr>
-          <w:rFonts w:hint="eastAsia"/>
-          <w:color w:val="000000"/>
+        <w:t>配置管理。系统总体功能模块如图</w:t>
+      </w:r>
+      <w:r>
+        <w:rPr>
+          <w:rFonts w:hint="eastAsia"/>
           <w:sz w:val="24"/>
           <w:lang w:val="zh-CN"/>
         </w:rPr>
-        <w:t>国内相关研究从招聘流程优化和匹配算法两个方向展开。王晓莹围绕企业人员招聘体系的优化，讨论招聘规划、流程和评价机制等问题</w:t>
-      </w:r>
-      <w:r>
-        <w:rPr>
-          <w:rFonts w:hint="eastAsia"/>
-          <w:color w:val="000000"/>
+        <w:t>2.1</w:t>
+      </w:r>
+      <w:r>
+        <w:rPr>
+          <w:rFonts w:hint="eastAsia"/>
           <w:sz w:val="24"/>
           <w:lang w:val="zh-CN"/>
         </w:rPr>
-        <w:t>[2]</w:t>
-      </w:r>
-      <w:r>
-        <w:rPr>
-          <w:rFonts w:hint="eastAsia"/>
-          <w:color w:val="000000"/>
-          <w:sz w:val="24"/>
-          <w:lang w:val="zh-CN"/>
-        </w:rPr>
-        <w:t>，为平台业务流程设计提供参考。黄翠研究基于模糊综合评价的多岗位招聘模块</w:t>
-      </w:r>
-      <w:r>
-        <w:rPr>
-          <w:rFonts w:hint="eastAsia"/>
-          <w:color w:val="000000"/>
-          <w:sz w:val="24"/>
-          <w:lang w:val="zh-CN"/>
-        </w:rPr>
-        <w:t>[3]</w:t>
-      </w:r>
-      <w:r>
-        <w:rPr>
-          <w:rFonts w:hint="eastAsia"/>
-          <w:color w:val="000000"/>
-          <w:sz w:val="24"/>
-          <w:lang w:val="zh-CN"/>
-        </w:rPr>
-        <w:t>，体现了从多个能力维度组织候选人评价的思路。这些研究提示，招聘系统需要将岗位条件、候选人资料和处理过程统一考虑，使评价结果服务于实际招聘管理。</w:t>
-      </w:r>
-    </w:p>
-    <w:p>
-      <w:pPr>
-        <w:widowControl/>
-        <w:spacing w:line="360" w:lineRule="auto"/>
-        <w:ind w:firstLineChars="200" w:firstLine="480"/>
-        <w:rPr>
-          <w:sz w:val="24"/>
-          <w:lang w:val="zh-CN"/>
-        </w:rPr>
-      </w:pPr>
-      <w:r>
-        <w:rPr>
-          <w:rFonts w:hint="eastAsia"/>
-          <w:color w:val="000000"/>
-          <w:sz w:val="24"/>
-          <w:lang w:val="zh-CN"/>
-        </w:rPr>
-        <w:t>在人岗匹配方法方面，任书仪等提出协同注意力网络方法，将结构化数值信息、文本语义与历史招聘特征融合</w:t>
-      </w:r>
-      <w:r>
-        <w:rPr>
-          <w:rFonts w:hint="eastAsia"/>
-          <w:color w:val="000000"/>
-          <w:sz w:val="24"/>
-          <w:lang w:val="zh-CN"/>
-        </w:rPr>
-        <w:t>[4]</w:t>
-      </w:r>
-      <w:r>
-        <w:rPr>
-          <w:rFonts w:hint="eastAsia"/>
-          <w:color w:val="000000"/>
-          <w:sz w:val="24"/>
-          <w:lang w:val="zh-CN"/>
-        </w:rPr>
-        <w:t>；张茜等针对医院招聘，研究属性级语义表示与自注意力组合</w:t>
-      </w:r>
-      <w:r>
-        <w:rPr>
-          <w:rFonts w:hint="eastAsia"/>
-          <w:color w:val="000000"/>
-          <w:sz w:val="24"/>
-          <w:lang w:val="zh-CN"/>
-        </w:rPr>
-        <w:t>[5]</w:t>
-      </w:r>
-      <w:r>
-        <w:rPr>
-          <w:rFonts w:hint="eastAsia"/>
-          <w:color w:val="000000"/>
-          <w:sz w:val="24"/>
-          <w:lang w:val="zh-CN"/>
-        </w:rPr>
-        <w:t>；王雅娟等将知识图谱与注意力机制用于岗位匹配预测</w:t>
-      </w:r>
-      <w:r>
-        <w:rPr>
-          <w:rFonts w:hint="eastAsia"/>
-          <w:color w:val="000000"/>
-          <w:sz w:val="24"/>
-          <w:lang w:val="zh-CN"/>
-        </w:rPr>
-        <w:t>[6]</w:t>
-      </w:r>
-      <w:r>
-        <w:rPr>
-          <w:rFonts w:hint="eastAsia"/>
-          <w:color w:val="000000"/>
-          <w:sz w:val="24"/>
-          <w:lang w:val="zh-CN"/>
-        </w:rPr>
-        <w:t>；啜子涵等研究半结构化多元属性的键值表示和特征融合</w:t>
-      </w:r>
-      <w:r>
-        <w:rPr>
-          <w:rFonts w:hint="eastAsia"/>
-          <w:color w:val="000000"/>
-          <w:sz w:val="24"/>
-          <w:lang w:val="zh-CN"/>
-        </w:rPr>
-        <w:t>[7]</w:t>
-      </w:r>
-      <w:r>
-        <w:rPr>
-          <w:rFonts w:hint="eastAsia"/>
-          <w:color w:val="000000"/>
-          <w:sz w:val="24"/>
-          <w:lang w:val="zh-CN"/>
-        </w:rPr>
-        <w:t>。这些工作共同表明，简历与岗位的多属性信息值得保留，而不能在建模前被压缩为单一文本或标签。</w:t>
-      </w:r>
-    </w:p>
-    <w:p>
-      <w:pPr>
-        <w:widowControl/>
-        <w:spacing w:line="360" w:lineRule="auto"/>
-        <w:ind w:firstLineChars="200" w:firstLine="480"/>
-        <w:rPr>
-          <w:sz w:val="24"/>
-          <w:lang w:val="zh-CN"/>
-        </w:rPr>
-      </w:pPr>
-      <w:r>
-        <w:rPr>
-          <w:rFonts w:hint="eastAsia"/>
-          <w:color w:val="000000"/>
-          <w:sz w:val="24"/>
-          <w:lang w:val="zh-CN"/>
-        </w:rPr>
-        <w:t>在就业服务应用方面，郭立群等以高校就业支持体系为对象，讨论人工智能与简历优化、模拟面试、人岗匹配等服务的结合</w:t>
-      </w:r>
-      <w:r>
-        <w:rPr>
-          <w:rFonts w:hint="eastAsia"/>
-          <w:color w:val="000000"/>
-          <w:sz w:val="24"/>
-          <w:lang w:val="zh-CN"/>
-        </w:rPr>
-        <w:t>[8]</w:t>
-      </w:r>
-      <w:r>
-        <w:rPr>
-          <w:rFonts w:hint="eastAsia"/>
-          <w:color w:val="000000"/>
-          <w:sz w:val="24"/>
-          <w:lang w:val="zh-CN"/>
-        </w:rPr>
-        <w:t>，为本课题扩展求职辅助功能提供方向。工程实现方面，朱芊慧等的</w:t>
-      </w:r>
-      <w:r>
-        <w:rPr>
-          <w:rFonts w:hint="eastAsia"/>
-          <w:color w:val="000000"/>
-          <w:sz w:val="24"/>
-          <w:lang w:val="zh-CN"/>
-        </w:rPr>
-        <w:t>Spring Boot</w:t>
-      </w:r>
-      <w:r>
-        <w:rPr>
-          <w:rFonts w:hint="eastAsia"/>
-          <w:color w:val="000000"/>
-          <w:sz w:val="24"/>
-          <w:lang w:val="zh-CN"/>
-        </w:rPr>
-        <w:t>与</w:t>
-      </w:r>
-      <w:r>
-        <w:rPr>
-          <w:rFonts w:hint="eastAsia"/>
-          <w:color w:val="000000"/>
-          <w:sz w:val="24"/>
-          <w:lang w:val="zh-CN"/>
-        </w:rPr>
-        <w:t>Vue</w:t>
-      </w:r>
-      <w:r>
-        <w:rPr>
-          <w:rFonts w:hint="eastAsia"/>
-          <w:color w:val="000000"/>
-          <w:sz w:val="24"/>
-          <w:lang w:val="zh-CN"/>
-        </w:rPr>
-        <w:t>后台设计</w:t>
-      </w:r>
-      <w:r>
-        <w:rPr>
-          <w:rFonts w:hint="eastAsia"/>
-          <w:color w:val="000000"/>
-          <w:sz w:val="24"/>
-          <w:lang w:val="zh-CN"/>
-        </w:rPr>
-        <w:t>[9]</w:t>
-      </w:r>
-      <w:r>
-        <w:rPr>
-          <w:rFonts w:hint="eastAsia"/>
-          <w:color w:val="000000"/>
-          <w:sz w:val="24"/>
-          <w:lang w:val="zh-CN"/>
-        </w:rPr>
-        <w:t>、吴晓云等的</w:t>
-      </w:r>
-      <w:r>
-        <w:rPr>
-          <w:rFonts w:hint="eastAsia"/>
-          <w:color w:val="000000"/>
-          <w:sz w:val="24"/>
-          <w:lang w:val="zh-CN"/>
-        </w:rPr>
-        <w:t>Spring Boot</w:t>
-      </w:r>
-      <w:r>
-        <w:rPr>
-          <w:rFonts w:hint="eastAsia"/>
-          <w:color w:val="000000"/>
-          <w:sz w:val="24"/>
-          <w:lang w:val="zh-CN"/>
-        </w:rPr>
-        <w:t>在线考试系统</w:t>
-      </w:r>
-      <w:r>
-        <w:rPr>
-          <w:rFonts w:hint="eastAsia"/>
-          <w:color w:val="000000"/>
-          <w:sz w:val="24"/>
-          <w:lang w:val="zh-CN"/>
-        </w:rPr>
-        <w:t>[10]</w:t>
-      </w:r>
-      <w:r>
-        <w:rPr>
-          <w:rFonts w:hint="eastAsia"/>
-          <w:color w:val="000000"/>
-          <w:sz w:val="24"/>
-          <w:lang w:val="zh-CN"/>
-        </w:rPr>
-        <w:t>，为分层开发、角色管理和业务测试提供了可借鉴的技术实例。结合这些文献，本课题将以常规招聘业务为基础，重点解决三角色协同、匹配结果解释与智能服务异常回退问题。</w:t>
-      </w:r>
-    </w:p>
-    <w:p>
-      <w:pPr>
-        <w:keepNext/>
-        <w:keepLines/>
-        <w:pageBreakBefore/>
-        <w:widowControl/>
-        <w:spacing w:afterLines="100" w:after="312" w:line="360" w:lineRule="auto"/>
-        <w:outlineLvl w:val="0"/>
-        <w:rPr>
-          <w:rFonts w:ascii="黑体" w:eastAsia="黑体" w:hAnsi="黑体" w:hint="eastAsia"/>
-          <w:b/>
-          <w:bCs/>
-          <w:kern w:val="44"/>
-          <w:sz w:val="44"/>
-          <w:szCs w:val="44"/>
-        </w:rPr>
-      </w:pPr>
-      <w:r>
-        <w:rPr>
-          <w:rFonts w:ascii="黑体" w:eastAsia="黑体" w:hAnsi="黑体" w:hint="eastAsia"/>
-          <w:b/>
-          <w:bCs/>
-          <w:kern w:val="44"/>
-          <w:sz w:val="44"/>
-          <w:szCs w:val="44"/>
-        </w:rPr>
-        <w:lastRenderedPageBreak/>
-        <w:t>2 课题设计或研究的内容、预期目标和实施计划</w:t>
-      </w:r>
-    </w:p>
-    <w:p>
-      <w:pPr>
-        <w:pStyle w:val="a6"/>
-        <w:keepNext/>
-        <w:keepLines/>
-        <w:widowControl/>
-        <w:spacing w:line="360" w:lineRule="auto"/>
-        <w:ind w:right="80"/>
-        <w:rPr>
-          <w:rFonts w:eastAsia="黑体" w:cs="Arial" w:hint="eastAsia"/>
-          <w:b/>
-          <w:sz w:val="32"/>
-          <w:szCs w:val="32"/>
-          <w:lang w:eastAsia="zh-CN"/>
-        </w:rPr>
-      </w:pPr>
-      <w:r>
-        <w:rPr>
-          <w:rFonts w:eastAsia="黑体" w:cs="Arial" w:hint="eastAsia"/>
-          <w:b/>
-          <w:sz w:val="32"/>
-          <w:szCs w:val="32"/>
-          <w:lang w:eastAsia="zh-CN"/>
-        </w:rPr>
-        <w:t xml:space="preserve">2.1 </w:t>
-      </w:r>
-      <w:r>
-        <w:rPr>
-          <w:rFonts w:eastAsia="黑体" w:cs="Arial" w:hint="eastAsia"/>
-          <w:b/>
-          <w:sz w:val="32"/>
-          <w:szCs w:val="32"/>
-          <w:lang w:eastAsia="zh-CN"/>
-        </w:rPr>
-        <w:t>设计或研究的主要内容方案论证分析</w:t>
-      </w:r>
-    </w:p>
-    <w:p>
-      <w:pPr>
-        <w:keepNext/>
-        <w:keepLines/>
-        <w:widowControl/>
-        <w:spacing w:line="360" w:lineRule="auto"/>
-        <w:outlineLvl w:val="2"/>
-        <w:rPr>
-          <w:rFonts w:eastAsia="黑体" w:cs="Arial"/>
-          <w:b/>
-          <w:sz w:val="28"/>
-          <w:szCs w:val="28"/>
-        </w:rPr>
-      </w:pPr>
-      <w:r>
-        <w:rPr>
-          <w:rFonts w:eastAsia="黑体" w:cs="Arial" w:hint="eastAsia"/>
-          <w:b/>
-          <w:sz w:val="28"/>
-          <w:szCs w:val="28"/>
-        </w:rPr>
-        <w:t xml:space="preserve">2.1.1 </w:t>
-      </w:r>
-      <w:r>
-        <w:rPr>
-          <w:rFonts w:eastAsia="黑体" w:cs="Arial" w:hint="eastAsia"/>
-          <w:b/>
-          <w:sz w:val="28"/>
-          <w:szCs w:val="28"/>
-        </w:rPr>
-        <w:t>课题研究的目标和内容</w:t>
-      </w:r>
-    </w:p>
-    <w:p>
-      <w:pPr>
-        <w:widowControl/>
-        <w:spacing w:line="360" w:lineRule="auto"/>
-        <w:ind w:firstLineChars="200" w:firstLine="480"/>
-        <w:rPr>
-          <w:sz w:val="24"/>
-          <w:lang w:val="zh-CN"/>
-        </w:rPr>
-      </w:pPr>
-      <w:r>
-        <w:rPr>
-          <w:rFonts w:hint="eastAsia"/>
-          <w:color w:val="000000"/>
-          <w:sz w:val="24"/>
-          <w:lang w:val="zh-CN"/>
-        </w:rPr>
-        <w:t>本课题研究目的是设计并实现一个智聘通招聘网站，采用</w:t>
-      </w:r>
-      <w:r>
-        <w:rPr>
-          <w:rFonts w:hint="eastAsia"/>
-          <w:color w:val="000000"/>
-          <w:sz w:val="24"/>
-          <w:lang w:val="zh-CN"/>
-        </w:rPr>
-        <w:t>Java</w:t>
-      </w:r>
-      <w:r>
-        <w:rPr>
-          <w:rFonts w:hint="eastAsia"/>
-          <w:color w:val="000000"/>
-          <w:sz w:val="24"/>
-          <w:lang w:val="zh-CN"/>
-        </w:rPr>
-        <w:t>语言，结合</w:t>
-      </w:r>
-      <w:r>
-        <w:rPr>
-          <w:rFonts w:hint="eastAsia"/>
-          <w:color w:val="000000"/>
-          <w:sz w:val="24"/>
-          <w:lang w:val="zh-CN"/>
-        </w:rPr>
-        <w:t>Spring Boot</w:t>
-      </w:r>
-      <w:r>
-        <w:rPr>
-          <w:rFonts w:hint="eastAsia"/>
-          <w:color w:val="000000"/>
-          <w:sz w:val="24"/>
-          <w:lang w:val="zh-CN"/>
-        </w:rPr>
-        <w:t>框架、</w:t>
-      </w:r>
-      <w:r>
-        <w:rPr>
-          <w:rFonts w:hint="eastAsia"/>
-          <w:color w:val="000000"/>
-          <w:sz w:val="24"/>
-          <w:lang w:val="zh-CN"/>
-        </w:rPr>
-        <w:t>Vue 3</w:t>
-      </w:r>
-      <w:r>
-        <w:rPr>
-          <w:rFonts w:hint="eastAsia"/>
-          <w:color w:val="000000"/>
-          <w:sz w:val="24"/>
-          <w:lang w:val="zh-CN"/>
-        </w:rPr>
-        <w:t>前端技术与</w:t>
-      </w:r>
-      <w:r>
-        <w:rPr>
-          <w:rFonts w:hint="eastAsia"/>
-          <w:color w:val="000000"/>
-          <w:sz w:val="24"/>
-          <w:lang w:val="zh-CN"/>
-        </w:rPr>
-        <w:t>MySQL</w:t>
-      </w:r>
-      <w:r>
-        <w:rPr>
-          <w:rFonts w:hint="eastAsia"/>
-          <w:color w:val="000000"/>
-          <w:sz w:val="24"/>
-          <w:lang w:val="zh-CN"/>
-        </w:rPr>
-        <w:t>数据库，构建功能完善、操作便捷的招聘服务平台。网站采用</w:t>
-      </w:r>
-      <w:r>
-        <w:rPr>
-          <w:rFonts w:hint="eastAsia"/>
-          <w:color w:val="000000"/>
-          <w:sz w:val="24"/>
-          <w:lang w:val="zh-CN"/>
-        </w:rPr>
-        <w:t>B/S</w:t>
-      </w:r>
-      <w:r>
-        <w:rPr>
-          <w:rFonts w:hint="eastAsia"/>
-          <w:color w:val="000000"/>
-          <w:sz w:val="24"/>
-          <w:lang w:val="zh-CN"/>
-        </w:rPr>
-        <w:t>架构和前后端分离方式，面向求职者、企业和管理员提供职位检索、简历投递与招聘管理服务，并结合简历分析、岗位匹配与推荐等智能辅助功能，帮助求职者了解自身能力与岗位要求的差距，为企业筛选候选人提供参考，提高求职与招聘的信息处理效率。</w:t>
-      </w:r>
-    </w:p>
-    <w:p>
-      <w:pPr>
-        <w:widowControl/>
-        <w:spacing w:line="360" w:lineRule="auto"/>
-        <w:ind w:firstLineChars="200" w:firstLine="480"/>
-        <w:rPr>
-          <w:sz w:val="24"/>
-          <w:lang w:val="zh-CN"/>
-        </w:rPr>
-      </w:pPr>
-      <w:r>
-        <w:rPr>
-          <w:rFonts w:hint="eastAsia"/>
-          <w:color w:val="000000"/>
-          <w:sz w:val="24"/>
-          <w:lang w:val="zh-CN"/>
-        </w:rPr>
-        <w:t>本设计要求开发一个智聘通招聘网站。求职者功能模块划分为用户认证、首页、职位检索、简历管理、职位收藏、简历投递、个人中心、简历分析、岗位匹配与推荐、简历优化、模拟面试；企业功能模块划分为企业信息、职位管理、投递处理、候选人分析、数据统计；管理员功能模块划分为首页、个人中心、用户管理、企业管理、职位管理、简历管理、投递管理、举报处理、操作日志、</w:t>
-      </w:r>
-      <w:r>
-        <w:rPr>
-          <w:rFonts w:hint="eastAsia"/>
-          <w:color w:val="000000"/>
-          <w:sz w:val="24"/>
-          <w:lang w:val="zh-CN"/>
-        </w:rPr>
-        <w:t>AI</w:t>
-      </w:r>
-      <w:r>
-        <w:rPr>
-          <w:rFonts w:hint="eastAsia"/>
-          <w:color w:val="000000"/>
-          <w:sz w:val="24"/>
-          <w:lang w:val="zh-CN"/>
-        </w:rPr>
-        <w:t>配置管理。系统总体功能模块如图</w:t>
-      </w:r>
-      <w:r>
-        <w:rPr>
-          <w:rFonts w:hint="eastAsia"/>
-          <w:color w:val="000000"/>
-          <w:sz w:val="24"/>
-          <w:lang w:val="zh-CN"/>
-        </w:rPr>
-        <w:t>2.1</w:t>
-      </w:r>
-      <w:r>
-        <w:rPr>
-          <w:rFonts w:hint="eastAsia"/>
-          <w:color w:val="000000"/>
-          <w:sz w:val="24"/>
-          <w:lang w:val="zh-CN"/>
-        </w:rPr>
         <w:t>所示，简历分析与优化归入“我的简历”，岗位推荐归入“智能匹配”，企业投递处理与候选人分析分别对应“收到投递”和“候选人库”。</w:t>
       </w:r>
     </w:p>
     <w:p>
       <w:pPr>
-        <w:keepNext/>
         <w:wordWrap w:val="0"/>
         <w:spacing w:line="360" w:lineRule="auto"/>
+        <w:ind w:firstLineChars="200" w:firstLine="420"/>
         <w:jc w:val="center"/>
       </w:pPr>
       <w:r>
@@ -1627,7 +1369,7 @@
         </w:rPr>
         <w:drawing>
           <wp:inline distT="0" distB="0" distL="114300" distR="114300" wp14:anchorId="4D314F91" wp14:editId="77C63EBF">
-            <wp:extent cx="5760000" cy="2950543"/>
+            <wp:extent cx="4975860" cy="2548870"/>
             <wp:effectExtent l="0" t="0" r="2540" b="6350"/>
             <wp:docPr id="31" name="系统总体功能模块"/>
             <wp:cNvGraphicFramePr>
@@ -1651,7 +1393,7 @@
                   <pic:spPr>
                     <a:xfrm>
                       <a:off x="0" y="0"/>
-                      <a:ext cx="5760000" cy="2950543"/>
+                      <a:ext cx="4975860" cy="2548870"/>
                     </a:xfrm>
                     <a:prstGeom prst="rect">
                       <a:avLst/>
@@ -1666,9 +1408,9 @@
     </w:p>
     <w:p>
       <w:pPr>
-        <w:widowControl/>
         <w:wordWrap w:val="0"/>
         <w:spacing w:line="360" w:lineRule="auto"/>
+        <w:ind w:firstLineChars="200" w:firstLine="480"/>
         <w:jc w:val="center"/>
         <w:rPr>
           <w:color w:val="000000"/>
@@ -1677,6 +1419,7 @@
       </w:pPr>
       <w:r>
         <w:rPr>
+          <w:rFonts w:hint="eastAsia"/>
           <w:color w:val="000000"/>
           <w:sz w:val="24"/>
         </w:rPr>
@@ -1684,6 +1427,7 @@
       </w:r>
       <w:r>
         <w:rPr>
+          <w:rFonts w:hint="eastAsia"/>
           <w:color w:val="000000"/>
           <w:sz w:val="24"/>
         </w:rPr>
@@ -1691,6 +1435,7 @@
       </w:r>
       <w:r>
         <w:rPr>
+          <w:rFonts w:hint="eastAsia"/>
           <w:color w:val="000000"/>
           <w:sz w:val="24"/>
         </w:rPr>
@@ -1699,9 +1444,6 @@
     </w:p>
     <w:p>
       <w:pPr>
-        <w:keepNext/>
-        <w:keepLines/>
-        <w:widowControl/>
         <w:spacing w:line="360" w:lineRule="auto"/>
         <w:outlineLvl w:val="2"/>
         <w:rPr>
@@ -1718,8 +1460,7 @@
           <w:sz w:val="28"/>
           <w:szCs w:val="28"/>
         </w:rPr>
-        <w:lastRenderedPageBreak/>
-        <w:t xml:space="preserve">2.1.2 </w:t>
+        <w:t>2.1.2</w:t>
       </w:r>
       <w:r>
         <w:rPr>
@@ -1733,7 +1474,6 @@
     </w:p>
     <w:p>
       <w:pPr>
-        <w:widowControl/>
         <w:spacing w:line="360" w:lineRule="auto"/>
         <w:ind w:firstLineChars="200" w:firstLine="480"/>
         <w:rPr>
@@ -1744,7 +1484,6 @@
       <w:r>
         <w:rPr>
           <w:rFonts w:hint="eastAsia"/>
-          <w:color w:val="000000"/>
           <w:sz w:val="24"/>
           <w:lang w:val="zh-CN"/>
         </w:rPr>
@@ -1753,7 +1492,6 @@
       <w:r>
         <w:rPr>
           <w:rFonts w:hint="eastAsia"/>
-          <w:color w:val="000000"/>
           <w:sz w:val="24"/>
           <w:lang w:val="zh-CN"/>
         </w:rPr>
@@ -1762,7 +1500,6 @@
       <w:r>
         <w:rPr>
           <w:rFonts w:hint="eastAsia"/>
-          <w:color w:val="000000"/>
           <w:sz w:val="24"/>
           <w:lang w:val="zh-CN"/>
         </w:rPr>
@@ -1771,7 +1508,6 @@
       <w:r>
         <w:rPr>
           <w:rFonts w:hint="eastAsia"/>
-          <w:color w:val="000000"/>
           <w:sz w:val="24"/>
           <w:lang w:val="zh-CN"/>
         </w:rPr>
@@ -1780,7 +1516,6 @@
       <w:r>
         <w:rPr>
           <w:rFonts w:hint="eastAsia"/>
-          <w:color w:val="000000"/>
           <w:sz w:val="24"/>
           <w:lang w:val="zh-CN"/>
         </w:rPr>
@@ -1789,103 +1524,103 @@
     </w:p>
     <w:p>
       <w:pPr>
-        <w:widowControl/>
+        <w:pStyle w:val="2"/>
         <w:spacing w:line="360" w:lineRule="auto"/>
-        <w:ind w:firstLineChars="200" w:firstLine="480"/>
-        <w:rPr>
+        <w:ind w:firstLine="480"/>
+        <w:rPr>
+          <w:rFonts w:cs="Arial"/>
+          <w:sz w:val="24"/>
+          <w:szCs w:val="28"/>
+        </w:rPr>
+      </w:pPr>
+      <w:r>
+        <w:rPr>
+          <w:rFonts w:hint="eastAsia"/>
           <w:sz w:val="24"/>
           <w:lang w:val="zh-CN"/>
         </w:rPr>
-      </w:pPr>
-      <w:r>
-        <w:rPr>
-          <w:rFonts w:hint="eastAsia"/>
-          <w:color w:val="000000"/>
+        <w:t>（</w:t>
+      </w:r>
+      <w:r>
+        <w:rPr>
+          <w:rFonts w:hint="eastAsia"/>
           <w:sz w:val="24"/>
           <w:lang w:val="zh-CN"/>
         </w:rPr>
+        <w:t>2</w:t>
+      </w:r>
+      <w:r>
+        <w:rPr>
+          <w:rFonts w:hint="eastAsia"/>
+          <w:sz w:val="24"/>
+          <w:lang w:val="zh-CN"/>
+        </w:rPr>
+        <w:t>）需求分析与原型迭代法。根据任务书逐项建立三角色功能清单，结合现有路由、接口、实体和数据库脚本核对业务边界。通过岗位查询、简历投递、企业筛选和管理员处理等使用场景，明确输入、输出、前置条件与异常分支；在指导教师反馈基础上迭代页面和流程。必要时组织用户试用，收集实际意见，用于改进页面交互和业务流程。</w:t>
+      </w:r>
+    </w:p>
+    <w:p>
+      <w:pPr>
+        <w:pStyle w:val="2"/>
+        <w:spacing w:line="360" w:lineRule="auto"/>
+        <w:ind w:firstLine="480"/>
+        <w:rPr>
+          <w:rFonts w:cs="Arial"/>
+          <w:sz w:val="24"/>
+          <w:szCs w:val="28"/>
+        </w:rPr>
+      </w:pPr>
+      <w:r>
+        <w:rPr>
+          <w:rFonts w:hint="eastAsia"/>
+          <w:sz w:val="24"/>
+          <w:lang w:val="zh-CN"/>
+        </w:rPr>
         <w:t>（</w:t>
       </w:r>
       <w:r>
         <w:rPr>
           <w:rFonts w:hint="eastAsia"/>
-          <w:color w:val="000000"/>
           <w:sz w:val="24"/>
           <w:lang w:val="zh-CN"/>
         </w:rPr>
-        <w:t>2</w:t>
-      </w:r>
-      <w:r>
-        <w:rPr>
-          <w:rFonts w:hint="eastAsia"/>
-          <w:color w:val="000000"/>
+        <w:t>3</w:t>
+      </w:r>
+      <w:r>
+        <w:rPr>
+          <w:rFonts w:hint="eastAsia"/>
           <w:sz w:val="24"/>
           <w:lang w:val="zh-CN"/>
         </w:rPr>
-        <w:t>）需求分析与原型迭代法。根据任务书逐项建立三角色功能清单，结合现有路由、接口、实体和数据库脚本核对业务边界。通过岗位查询、简历投递、企业筛选和管理员处理等使用场景，明确输入、输出、前置条件与异常分支；在指导教师反馈基础上迭代页面和流程。必要时组织用户试用，收集实际意见，用于改进页面交互和业务流程。</w:t>
-      </w:r>
-    </w:p>
-    <w:p>
-      <w:pPr>
-        <w:widowControl/>
-        <w:spacing w:line="360" w:lineRule="auto"/>
-        <w:ind w:firstLineChars="200" w:firstLine="480"/>
-        <w:rPr>
+        <w:t>）软件工程与实验对照法。按照需求分析、总体设计、模块实现、联调测试与部署整理的顺序推进。使用脱敏或构造样例建立岗位与简历对照集，比较仅使用规则评</w:t>
+      </w:r>
+      <w:r>
+        <w:rPr>
+          <w:rFonts w:hint="eastAsia"/>
           <w:sz w:val="24"/>
           <w:lang w:val="zh-CN"/>
         </w:rPr>
-      </w:pPr>
-      <w:r>
-        <w:rPr>
-          <w:rFonts w:hint="eastAsia"/>
-          <w:color w:val="000000"/>
+        <w:lastRenderedPageBreak/>
+        <w:t>分与加入语义评分后的推荐排序、技能缺口说明和结果稳定性。通过人工评阅、</w:t>
+      </w:r>
+      <w:r>
+        <w:rPr>
+          <w:rFonts w:hint="eastAsia"/>
           <w:sz w:val="24"/>
           <w:lang w:val="zh-CN"/>
         </w:rPr>
-        <w:t>（</w:t>
-      </w:r>
-      <w:r>
-        <w:rPr>
-          <w:rFonts w:hint="eastAsia"/>
-          <w:color w:val="000000"/>
+        <w:t>Top-K</w:t>
+      </w:r>
+      <w:r>
+        <w:rPr>
+          <w:rFonts w:hint="eastAsia"/>
           <w:sz w:val="24"/>
           <w:lang w:val="zh-CN"/>
         </w:rPr>
-        <w:t>3</w:t>
-      </w:r>
-      <w:r>
-        <w:rPr>
-          <w:rFonts w:hint="eastAsia"/>
-          <w:color w:val="000000"/>
-          <w:sz w:val="24"/>
-          <w:lang w:val="zh-CN"/>
-        </w:rPr>
-        <w:t>）软件工程与实验对照法。按照需求分析、总体设计、模块实现、联调测试与部署整理的顺序推进。使用脱敏或构造样例建立岗位与简历对照集，比较仅使用规则评分与加入语义评分后的推荐排序、技能缺口说明和结果稳定性。通过人工评阅、</w:t>
-      </w:r>
-      <w:r>
-        <w:rPr>
-          <w:rFonts w:hint="eastAsia"/>
-          <w:color w:val="000000"/>
-          <w:sz w:val="24"/>
-          <w:lang w:val="zh-CN"/>
-        </w:rPr>
-        <w:t>Top-K</w:t>
-      </w:r>
-      <w:r>
-        <w:rPr>
-          <w:rFonts w:hint="eastAsia"/>
-          <w:color w:val="000000"/>
-          <w:sz w:val="24"/>
-          <w:lang w:val="zh-CN"/>
-        </w:rPr>
         <w:t>结果检查、响应时间与失败回退记录分析系统表现；在缺少真实录用标签的情况下，以样例排序合理性、解释完整性和运行稳定性作为评价依据。</w:t>
       </w:r>
     </w:p>
     <w:p>
       <w:pPr>
-        <w:keepNext/>
-        <w:keepLines/>
-        <w:widowControl/>
         <w:spacing w:line="360" w:lineRule="auto"/>
         <w:outlineLvl w:val="2"/>
         <w:rPr>
@@ -1902,7 +1637,7 @@
           <w:sz w:val="28"/>
           <w:szCs w:val="28"/>
         </w:rPr>
-        <w:t xml:space="preserve">2.1.3 </w:t>
+        <w:t>2.1.3</w:t>
       </w:r>
       <w:r>
         <w:rPr>
@@ -1917,475 +1652,427 @@
     <w:p>
       <w:pPr>
         <w:widowControl/>
+        <w:kinsoku w:val="0"/>
+        <w:autoSpaceDE w:val="0"/>
+        <w:autoSpaceDN w:val="0"/>
+        <w:adjustRightInd w:val="0"/>
+        <w:snapToGrid w:val="0"/>
         <w:spacing w:line="360" w:lineRule="auto"/>
         <w:ind w:firstLineChars="200" w:firstLine="480"/>
-        <w:rPr>
+        <w:textAlignment w:val="baseline"/>
+      </w:pPr>
+      <w:r>
+        <w:rPr>
+          <w:rFonts w:hint="eastAsia"/>
           <w:sz w:val="24"/>
           <w:lang w:val="zh-CN"/>
         </w:rPr>
-      </w:pPr>
-      <w:r>
-        <w:rPr>
-          <w:rFonts w:hint="eastAsia"/>
-          <w:color w:val="000000"/>
+        <w:t>（</w:t>
+      </w:r>
+      <w:r>
+        <w:rPr>
+          <w:rFonts w:hint="eastAsia"/>
           <w:sz w:val="24"/>
           <w:lang w:val="zh-CN"/>
         </w:rPr>
-        <w:t>（</w:t>
-      </w:r>
-      <w:r>
-        <w:rPr>
-          <w:rFonts w:hint="eastAsia"/>
-          <w:color w:val="000000"/>
+        <w:t>1</w:t>
+      </w:r>
+      <w:r>
+        <w:rPr>
+          <w:rFonts w:hint="eastAsia"/>
           <w:sz w:val="24"/>
           <w:lang w:val="zh-CN"/>
         </w:rPr>
-        <w:t>1</w:t>
-      </w:r>
-      <w:r>
-        <w:rPr>
-          <w:rFonts w:hint="eastAsia"/>
-          <w:color w:val="000000"/>
+        <w:t>）经济可行性。课题以现有项目和个人开发环境为基础，主要成本为开发、调试与资料整理时间。</w:t>
+      </w:r>
+      <w:r>
+        <w:rPr>
+          <w:rFonts w:hint="eastAsia"/>
           <w:sz w:val="24"/>
           <w:lang w:val="zh-CN"/>
         </w:rPr>
-        <w:t>）经济可行性。课题以现有项目和个人开发环境为基础，主要成本为开发、调试与资料整理时间。</w:t>
-      </w:r>
-      <w:r>
-        <w:rPr>
-          <w:rFonts w:hint="eastAsia"/>
-          <w:color w:val="000000"/>
+        <w:t>Spring Boot</w:t>
+      </w:r>
+      <w:r>
+        <w:rPr>
+          <w:rFonts w:hint="eastAsia"/>
           <w:sz w:val="24"/>
           <w:lang w:val="zh-CN"/>
         </w:rPr>
-        <w:t>Spring Boot</w:t>
-      </w:r>
-      <w:r>
-        <w:rPr>
-          <w:rFonts w:hint="eastAsia"/>
-          <w:color w:val="000000"/>
+        <w:t>、</w:t>
+      </w:r>
+      <w:r>
+        <w:rPr>
+          <w:rFonts w:hint="eastAsia"/>
           <w:sz w:val="24"/>
           <w:lang w:val="zh-CN"/>
         </w:rPr>
-        <w:t>、</w:t>
-      </w:r>
-      <w:r>
-        <w:rPr>
-          <w:rFonts w:hint="eastAsia"/>
-          <w:color w:val="000000"/>
+        <w:t>Vue</w:t>
+      </w:r>
+      <w:r>
+        <w:rPr>
+          <w:rFonts w:hint="eastAsia"/>
           <w:sz w:val="24"/>
           <w:lang w:val="zh-CN"/>
         </w:rPr>
-        <w:t>Vue</w:t>
-      </w:r>
-      <w:r>
-        <w:rPr>
-          <w:rFonts w:hint="eastAsia"/>
-          <w:color w:val="000000"/>
+        <w:t>和</w:t>
+      </w:r>
+      <w:r>
+        <w:rPr>
+          <w:rFonts w:hint="eastAsia"/>
           <w:sz w:val="24"/>
           <w:lang w:val="zh-CN"/>
         </w:rPr>
-        <w:t>和</w:t>
-      </w:r>
-      <w:r>
-        <w:rPr>
-          <w:rFonts w:hint="eastAsia"/>
-          <w:color w:val="000000"/>
+        <w:t>MySQL</w:t>
+      </w:r>
+      <w:r>
+        <w:rPr>
+          <w:rFonts w:hint="eastAsia"/>
           <w:sz w:val="24"/>
           <w:lang w:val="zh-CN"/>
         </w:rPr>
-        <w:t>MySQL</w:t>
-      </w:r>
-      <w:r>
-        <w:rPr>
-          <w:rFonts w:hint="eastAsia"/>
-          <w:color w:val="000000"/>
+        <w:t>能够满足毕业设计的开发需要，规则模式不依赖付费模型服务，可用于基础功能演示。真实模型验证阶段需根据调用量控制</w:t>
+      </w:r>
+      <w:r>
+        <w:rPr>
+          <w:rFonts w:hint="eastAsia"/>
           <w:sz w:val="24"/>
           <w:lang w:val="zh-CN"/>
         </w:rPr>
-        <w:t>能够满足毕业设计的开发需要，规则模式不依赖付费模型服务，可用于基础功能演示。真实模型验证阶段需根据调用量控制</w:t>
-      </w:r>
-      <w:r>
-        <w:rPr>
-          <w:rFonts w:hint="eastAsia"/>
-          <w:color w:val="000000"/>
+        <w:t>API</w:t>
+      </w:r>
+      <w:r>
+        <w:rPr>
+          <w:rFonts w:hint="eastAsia"/>
           <w:sz w:val="24"/>
           <w:lang w:val="zh-CN"/>
         </w:rPr>
-        <w:t>API</w:t>
-      </w:r>
-      <w:r>
-        <w:rPr>
-          <w:rFonts w:hint="eastAsia"/>
-          <w:color w:val="000000"/>
-          <w:sz w:val="24"/>
-          <w:lang w:val="zh-CN"/>
-        </w:rPr>
         <w:t>费用，服务器与域名按实际部署需要配置，避免将持续付费服务作为完成基本业务的必要条件。</w:t>
       </w:r>
     </w:p>
     <w:p>
       <w:pPr>
+        <w:pStyle w:val="a6"/>
         <w:widowControl/>
+        <w:kinsoku w:val="0"/>
+        <w:autoSpaceDE w:val="0"/>
+        <w:autoSpaceDN w:val="0"/>
+        <w:adjustRightInd w:val="0"/>
+        <w:snapToGrid w:val="0"/>
         <w:spacing w:line="360" w:lineRule="auto"/>
         <w:ind w:firstLineChars="200" w:firstLine="480"/>
-        <w:rPr>
-          <w:sz w:val="24"/>
-          <w:lang w:val="zh-CN"/>
-        </w:rPr>
-      </w:pPr>
-      <w:r>
-        <w:rPr>
-          <w:rFonts w:hint="eastAsia"/>
-          <w:color w:val="000000"/>
-          <w:sz w:val="24"/>
-          <w:lang w:val="zh-CN"/>
+        <w:textAlignment w:val="baseline"/>
+        <w:rPr>
+          <w:rFonts w:ascii="Times New Roman" w:hAnsi="Times New Roman" w:cs="Times New Roman"/>
+          <w:sz w:val="24"/>
+          <w:lang w:val="zh-CN" w:eastAsia="zh-CN"/>
+        </w:rPr>
+      </w:pPr>
+      <w:r>
+        <w:rPr>
+          <w:rFonts w:ascii="Times New Roman" w:hAnsi="Times New Roman" w:cs="Times New Roman" w:hint="eastAsia"/>
+          <w:sz w:val="24"/>
+          <w:lang w:val="zh-CN" w:eastAsia="zh-CN"/>
         </w:rPr>
         <w:t>（</w:t>
       </w:r>
       <w:r>
         <w:rPr>
-          <w:rFonts w:hint="eastAsia"/>
-          <w:color w:val="000000"/>
-          <w:sz w:val="24"/>
-          <w:lang w:val="zh-CN"/>
+          <w:rFonts w:ascii="Times New Roman" w:hAnsi="Times New Roman" w:cs="Times New Roman" w:hint="eastAsia"/>
+          <w:sz w:val="24"/>
+          <w:lang w:val="zh-CN" w:eastAsia="zh-CN"/>
         </w:rPr>
         <w:t>2</w:t>
       </w:r>
       <w:r>
         <w:rPr>
-          <w:rFonts w:hint="eastAsia"/>
-          <w:color w:val="000000"/>
-          <w:sz w:val="24"/>
-          <w:lang w:val="zh-CN"/>
+          <w:rFonts w:ascii="Times New Roman" w:hAnsi="Times New Roman" w:cs="Times New Roman" w:hint="eastAsia"/>
+          <w:sz w:val="24"/>
+          <w:lang w:val="zh-CN" w:eastAsia="zh-CN"/>
         </w:rPr>
         <w:t>）技术可行性。项目已有三角色页面、业务接口、</w:t>
       </w:r>
       <w:r>
         <w:rPr>
-          <w:rFonts w:hint="eastAsia"/>
-          <w:color w:val="000000"/>
-          <w:sz w:val="24"/>
-          <w:lang w:val="zh-CN"/>
+          <w:rFonts w:ascii="Times New Roman" w:hAnsi="Times New Roman" w:cs="Times New Roman" w:hint="eastAsia"/>
+          <w:sz w:val="24"/>
+          <w:lang w:val="zh-CN" w:eastAsia="zh-CN"/>
         </w:rPr>
         <w:t>16</w:t>
       </w:r>
       <w:r>
         <w:rPr>
-          <w:rFonts w:hint="eastAsia"/>
-          <w:color w:val="000000"/>
-          <w:sz w:val="24"/>
-          <w:lang w:val="zh-CN"/>
+          <w:rFonts w:ascii="Times New Roman" w:hAnsi="Times New Roman" w:cs="Times New Roman" w:hint="eastAsia"/>
+          <w:sz w:val="24"/>
+          <w:lang w:val="zh-CN" w:eastAsia="zh-CN"/>
         </w:rPr>
         <w:t>张数据表及智能服务代码，为课题提供了可检查的实现基础。</w:t>
       </w:r>
       <w:r>
         <w:rPr>
-          <w:rFonts w:hint="eastAsia"/>
-          <w:color w:val="000000"/>
-          <w:sz w:val="24"/>
-          <w:lang w:val="zh-CN"/>
+          <w:rFonts w:ascii="Times New Roman" w:hAnsi="Times New Roman" w:cs="Times New Roman" w:hint="eastAsia"/>
+          <w:sz w:val="24"/>
+          <w:lang w:val="zh-CN" w:eastAsia="zh-CN"/>
         </w:rPr>
         <w:t>Java</w:t>
       </w:r>
       <w:r>
         <w:rPr>
-          <w:rFonts w:hint="eastAsia"/>
-          <w:color w:val="000000"/>
-          <w:sz w:val="24"/>
-          <w:lang w:val="zh-CN"/>
+          <w:rFonts w:ascii="Times New Roman" w:hAnsi="Times New Roman" w:cs="Times New Roman" w:hint="eastAsia"/>
+          <w:sz w:val="24"/>
+          <w:lang w:val="zh-CN" w:eastAsia="zh-CN"/>
         </w:rPr>
         <w:t>与</w:t>
       </w:r>
       <w:r>
         <w:rPr>
-          <w:rFonts w:hint="eastAsia"/>
-          <w:color w:val="000000"/>
-          <w:sz w:val="24"/>
-          <w:lang w:val="zh-CN"/>
+          <w:rFonts w:ascii="Times New Roman" w:hAnsi="Times New Roman" w:cs="Times New Roman" w:hint="eastAsia"/>
+          <w:sz w:val="24"/>
+          <w:lang w:val="zh-CN" w:eastAsia="zh-CN"/>
         </w:rPr>
         <w:t>Spring Boot</w:t>
       </w:r>
       <w:r>
         <w:rPr>
-          <w:rFonts w:hint="eastAsia"/>
-          <w:color w:val="000000"/>
-          <w:sz w:val="24"/>
-          <w:lang w:val="zh-CN"/>
+          <w:rFonts w:ascii="Times New Roman" w:hAnsi="Times New Roman" w:cs="Times New Roman" w:hint="eastAsia"/>
+          <w:sz w:val="24"/>
+          <w:lang w:val="zh-CN" w:eastAsia="zh-CN"/>
         </w:rPr>
         <w:t>承担业务处理，</w:t>
       </w:r>
       <w:r>
         <w:rPr>
-          <w:rFonts w:hint="eastAsia"/>
-          <w:color w:val="000000"/>
-          <w:sz w:val="24"/>
-          <w:lang w:val="zh-CN"/>
+          <w:rFonts w:ascii="Times New Roman" w:hAnsi="Times New Roman" w:cs="Times New Roman" w:hint="eastAsia"/>
+          <w:sz w:val="24"/>
+          <w:lang w:val="zh-CN" w:eastAsia="zh-CN"/>
         </w:rPr>
         <w:t>Vue</w:t>
       </w:r>
       <w:r>
         <w:rPr>
-          <w:rFonts w:hint="eastAsia"/>
-          <w:color w:val="000000"/>
-          <w:sz w:val="24"/>
-          <w:lang w:val="zh-CN"/>
+          <w:rFonts w:ascii="Times New Roman" w:hAnsi="Times New Roman" w:cs="Times New Roman" w:hint="eastAsia"/>
+          <w:sz w:val="24"/>
+          <w:lang w:val="zh-CN" w:eastAsia="zh-CN"/>
         </w:rPr>
         <w:t>负责交互展示，</w:t>
       </w:r>
       <w:r>
         <w:rPr>
-          <w:rFonts w:hint="eastAsia"/>
-          <w:color w:val="000000"/>
-          <w:sz w:val="24"/>
-          <w:lang w:val="zh-CN"/>
+          <w:rFonts w:ascii="Times New Roman" w:hAnsi="Times New Roman" w:cs="Times New Roman" w:hint="eastAsia"/>
+          <w:sz w:val="24"/>
+          <w:lang w:val="zh-CN" w:eastAsia="zh-CN"/>
         </w:rPr>
         <w:t>MyBatis-Plus</w:t>
       </w:r>
       <w:r>
         <w:rPr>
-          <w:rFonts w:hint="eastAsia"/>
-          <w:color w:val="000000"/>
-          <w:sz w:val="24"/>
-          <w:lang w:val="zh-CN"/>
+          <w:rFonts w:ascii="Times New Roman" w:hAnsi="Times New Roman" w:cs="Times New Roman" w:hint="eastAsia"/>
+          <w:sz w:val="24"/>
+          <w:lang w:val="zh-CN" w:eastAsia="zh-CN"/>
         </w:rPr>
         <w:t>与</w:t>
       </w:r>
       <w:r>
         <w:rPr>
-          <w:rFonts w:hint="eastAsia"/>
-          <w:color w:val="000000"/>
-          <w:sz w:val="24"/>
-          <w:lang w:val="zh-CN"/>
+          <w:rFonts w:ascii="Times New Roman" w:hAnsi="Times New Roman" w:cs="Times New Roman" w:hint="eastAsia"/>
+          <w:sz w:val="24"/>
+          <w:lang w:val="zh-CN" w:eastAsia="zh-CN"/>
         </w:rPr>
         <w:t>MySQL</w:t>
       </w:r>
       <w:r>
         <w:rPr>
-          <w:rFonts w:hint="eastAsia"/>
-          <w:color w:val="000000"/>
-          <w:sz w:val="24"/>
-          <w:lang w:val="zh-CN"/>
+          <w:rFonts w:ascii="Times New Roman" w:hAnsi="Times New Roman" w:cs="Times New Roman" w:hint="eastAsia"/>
+          <w:sz w:val="24"/>
+          <w:lang w:val="zh-CN" w:eastAsia="zh-CN"/>
         </w:rPr>
         <w:t>承担持久化，技术职责清晰。主要技术难点在于资源归属校验、投递状态一致性、附件解析、评分解释和外部模型失败处理。通过分层设计、数据库约束、专项用例和规则回退，可在本科毕业设计周期内逐步完成验证；真实模型效果及生产环境稳定性仍需单独测试。</w:t>
       </w:r>
     </w:p>
     <w:p>
       <w:pPr>
+        <w:pStyle w:val="a6"/>
         <w:widowControl/>
+        <w:kinsoku w:val="0"/>
+        <w:autoSpaceDE w:val="0"/>
+        <w:autoSpaceDN w:val="0"/>
+        <w:adjustRightInd w:val="0"/>
+        <w:snapToGrid w:val="0"/>
         <w:spacing w:line="360" w:lineRule="auto"/>
         <w:ind w:firstLineChars="200" w:firstLine="480"/>
-        <w:rPr>
-          <w:sz w:val="24"/>
-          <w:lang w:val="zh-CN"/>
-        </w:rPr>
-      </w:pPr>
-      <w:r>
-        <w:rPr>
-          <w:rFonts w:hint="eastAsia"/>
-          <w:color w:val="000000"/>
-          <w:sz w:val="24"/>
-          <w:lang w:val="zh-CN"/>
+        <w:textAlignment w:val="baseline"/>
+        <w:rPr>
+          <w:rFonts w:ascii="Times New Roman" w:hAnsi="Times New Roman" w:cs="Times New Roman"/>
+          <w:sz w:val="24"/>
+          <w:lang w:eastAsia="zh-CN"/>
+        </w:rPr>
+      </w:pPr>
+      <w:r>
+        <w:rPr>
+          <w:rFonts w:ascii="Times New Roman" w:hAnsi="Times New Roman" w:cs="Times New Roman" w:hint="eastAsia"/>
+          <w:sz w:val="24"/>
+          <w:lang w:val="zh-CN" w:eastAsia="zh-CN"/>
         </w:rPr>
         <w:t>（</w:t>
       </w:r>
       <w:r>
         <w:rPr>
-          <w:rFonts w:hint="eastAsia"/>
-          <w:color w:val="000000"/>
-          <w:sz w:val="24"/>
-          <w:lang w:val="zh-CN"/>
+          <w:rFonts w:ascii="Times New Roman" w:hAnsi="Times New Roman" w:cs="Times New Roman" w:hint="eastAsia"/>
+          <w:sz w:val="24"/>
+          <w:lang w:val="zh-CN" w:eastAsia="zh-CN"/>
         </w:rPr>
         <w:t>3</w:t>
       </w:r>
       <w:r>
         <w:rPr>
-          <w:rFonts w:hint="eastAsia"/>
-          <w:color w:val="000000"/>
-          <w:sz w:val="24"/>
-          <w:lang w:val="zh-CN"/>
-        </w:rPr>
-        <w:t>）操作可行性。用户通过浏览器访问系统，无需安装专用客户端。求职者以职位列表、简历编辑和投递记录为主要操作入口，企业以岗位与候选人列表开展招聘工作，管理员以分类管理页面处理业务信息。界面采用统一表单、筛选、分页、状态标签和反</w:t>
-      </w:r>
-      <w:r>
-        <w:rPr>
-          <w:rFonts w:hint="eastAsia"/>
-          <w:color w:val="000000"/>
-          <w:sz w:val="24"/>
-          <w:lang w:val="zh-CN"/>
-        </w:rPr>
-        <w:lastRenderedPageBreak/>
-        <w:t>馈提示，减少重复输入。对于智能建议，展示具体依据和修改前后内容，便于用户理解并自主选择，避免将辅助建议直接作为企业录用结论。</w:t>
-      </w:r>
-    </w:p>
-    <w:p>
-      <w:pPr>
-        <w:pStyle w:val="a6"/>
-        <w:keepNext/>
-        <w:keepLines/>
-        <w:widowControl/>
-        <w:spacing w:line="360" w:lineRule="auto"/>
-        <w:ind w:right="80"/>
+          <w:rFonts w:ascii="Times New Roman" w:hAnsi="Times New Roman" w:cs="Times New Roman" w:hint="eastAsia"/>
+          <w:sz w:val="24"/>
+          <w:lang w:val="zh-CN" w:eastAsia="zh-CN"/>
+        </w:rPr>
+        <w:t>）操作可行性。用户通过浏览器访问系统，无需安装专用客户端。求职者以职位列表、简历编辑和投递记录为主要操作入口，企业以岗位与候选人列表开展招聘工作，管理员以分类管理页面处理业务信息。界面采用统一表单、筛选、分页、状态标签和反馈提示，减少重复输入。对于智能建议，展示具体依据和修改前后内容，便于用户理解并自主选择，避免将辅助建议直接作为企业录用结论。</w:t>
+      </w:r>
+    </w:p>
+    <w:p>
+      <w:pPr>
+        <w:outlineLvl w:val="1"/>
+        <w:rPr>
+          <w:sz w:val="24"/>
+        </w:rPr>
+      </w:pPr>
+      <w:r>
         <w:rPr>
           <w:rFonts w:eastAsia="黑体" w:cs="Arial" w:hint="eastAsia"/>
           <w:b/>
           <w:sz w:val="32"/>
           <w:szCs w:val="32"/>
-          <w:lang w:eastAsia="zh-CN"/>
-        </w:rPr>
-      </w:pPr>
+        </w:rPr>
+        <w:t>2.2</w:t>
+      </w:r>
       <w:r>
         <w:rPr>
           <w:rFonts w:eastAsia="黑体" w:cs="Arial" w:hint="eastAsia"/>
           <w:b/>
           <w:sz w:val="32"/>
           <w:szCs w:val="32"/>
-          <w:lang w:eastAsia="zh-CN"/>
-        </w:rPr>
-        <w:t xml:space="preserve">2.2 </w:t>
-      </w:r>
+        </w:rPr>
+        <w:t>本课题选题特色及预期的目标</w:t>
+      </w:r>
+    </w:p>
+    <w:p>
+      <w:pPr>
+        <w:widowControl/>
+        <w:spacing w:line="360" w:lineRule="auto"/>
+        <w:ind w:firstLineChars="200" w:firstLine="480"/>
+        <w:rPr>
+          <w:sz w:val="24"/>
+          <w:lang w:val="zh-CN"/>
+        </w:rPr>
+      </w:pPr>
+      <w:r>
+        <w:rPr>
+          <w:rFonts w:hint="eastAsia"/>
+          <w:sz w:val="24"/>
+        </w:rPr>
+        <w:t>本课题的特色是将完整招聘业务与可解释的智能辅助结合。首先，以三角色和资源归属约束组织业务，贯通岗位发布、简历维护、收藏投递、企业处理和平台治理；其次，保留简历经历与岗位技能的结构化信息，将语义、技能、经验和学历评分共同用于匹配，展示分项得分及技能差距；再次，提供真实模型与规则回退两条运行路径，使外部服务不可用时仍能完成基本演示，并在界面和测试记录中说明结果来源。</w:t>
+      </w:r>
+    </w:p>
+    <w:p>
+      <w:pPr>
+        <w:widowControl/>
+        <w:spacing w:line="360" w:lineRule="auto"/>
+        <w:ind w:firstLineChars="200" w:firstLine="480"/>
+        <w:rPr>
+          <w:sz w:val="24"/>
+          <w:lang w:val="zh-CN"/>
+        </w:rPr>
+      </w:pPr>
+      <w:r>
+        <w:rPr>
+          <w:rFonts w:hint="eastAsia"/>
+          <w:sz w:val="24"/>
+        </w:rPr>
+        <w:t>预期完成一套能够在明确配置环境中运行的智聘通招聘网站。求职者能够完成“查找岗位—维护简历—获取分析与推荐—投递—查看状态”的流程，企业能够完成“维护信息—发布岗位—查看候选人—处理申请—查看统计”的流程，管理员能够完成数据管</w:t>
+      </w:r>
+      <w:r>
+        <w:rPr>
+          <w:rFonts w:hint="eastAsia"/>
+          <w:sz w:val="24"/>
+        </w:rPr>
+        <w:lastRenderedPageBreak/>
+        <w:t>理、举报处理、日志查询与</w:t>
+      </w:r>
+      <w:r>
+        <w:rPr>
+          <w:rFonts w:hint="eastAsia"/>
+          <w:sz w:val="24"/>
+        </w:rPr>
+        <w:t>AI</w:t>
+      </w:r>
+      <w:r>
+        <w:rPr>
+          <w:rFonts w:hint="eastAsia"/>
+          <w:sz w:val="24"/>
+        </w:rPr>
+        <w:t>配置检查。核心功能、权限边界和异常路径应有测试证据，智能模块应返回可读的维度评分、建议或面试反馈，并保证这些结果与相应用户资料关联。</w:t>
+      </w:r>
+    </w:p>
+    <w:p>
+      <w:pPr>
+        <w:widowControl/>
+        <w:spacing w:line="360" w:lineRule="auto"/>
+        <w:ind w:firstLineChars="200" w:firstLine="480"/>
+        <w:rPr>
+          <w:sz w:val="24"/>
+          <w:lang w:val="zh-CN"/>
+        </w:rPr>
+      </w:pPr>
+      <w:r>
+        <w:rPr>
+          <w:rFonts w:hint="eastAsia"/>
+          <w:sz w:val="24"/>
+        </w:rPr>
+        <w:t>预期成果包括系统源代码、数据库建表与演示数据脚本、需求与总体设计说明、功能模块图、数据库关系说明、接口和部署说明、测试记录以及毕业设计论文和答辩材料。匹配质量、真实模型效果与响应性能均以最终实验和测试结果为准，不预设已实现的提升比例。按照任务书完成不少于</w:t>
+      </w:r>
+      <w:r>
+        <w:rPr>
+          <w:rFonts w:hint="eastAsia"/>
+          <w:sz w:val="24"/>
+        </w:rPr>
+        <w:t>3000</w:t>
+      </w:r>
+      <w:r>
+        <w:rPr>
+          <w:rFonts w:hint="eastAsia"/>
+          <w:sz w:val="24"/>
+        </w:rPr>
+        <w:t>字的开题报告、外文资料翻译及后续论文写作，通过指导教师审阅持续修订，最终形成可演示、可复核、可归档的毕业设计成果。</w:t>
+      </w:r>
+    </w:p>
+    <w:p>
+      <w:pPr>
+        <w:spacing w:line="360" w:lineRule="auto"/>
+        <w:rPr>
+          <w:rFonts w:eastAsia="黑体" w:cs="Arial"/>
+          <w:b/>
+          <w:sz w:val="32"/>
+          <w:szCs w:val="32"/>
+        </w:rPr>
+      </w:pPr>
       <w:r>
         <w:rPr>
           <w:rFonts w:eastAsia="黑体" w:cs="Arial" w:hint="eastAsia"/>
           <w:b/>
           <w:sz w:val="32"/>
           <w:szCs w:val="32"/>
-          <w:lang w:eastAsia="zh-CN"/>
-        </w:rPr>
-        <w:t>本课题选题特色及预期的目标</w:t>
-      </w:r>
-    </w:p>
-    <w:p>
-      <w:pPr>
-        <w:widowControl/>
-        <w:spacing w:line="360" w:lineRule="auto"/>
-        <w:ind w:firstLineChars="200" w:firstLine="480"/>
-        <w:rPr>
-          <w:sz w:val="24"/>
-          <w:lang w:val="zh-CN"/>
-        </w:rPr>
-      </w:pPr>
-      <w:r>
-        <w:rPr>
-          <w:rFonts w:hint="eastAsia"/>
-          <w:color w:val="000000"/>
-          <w:sz w:val="24"/>
-          <w:lang w:val="zh-CN"/>
-        </w:rPr>
-        <w:t>本课题的特色是将完整招聘业务与可解释的智能辅助结合。首先，以三角色和资源归属约束组织业务，贯通岗位发布、简历维护、收藏投递、企业处理和平台治理；其次，保留简历经历与岗位技能的结构化信息，将语义、技能、经验和学历评分共同用于匹配，展示分项得分及技能差距；再次，提供真实模型与规则回退两条运行路径，使外部服务不可用时仍能完成基本演示，并在界面和测试记录中说明结果来源。</w:t>
-      </w:r>
-    </w:p>
-    <w:p>
-      <w:pPr>
-        <w:widowControl/>
-        <w:spacing w:line="360" w:lineRule="auto"/>
-        <w:ind w:firstLineChars="200" w:firstLine="480"/>
-        <w:rPr>
-          <w:sz w:val="24"/>
-          <w:lang w:val="zh-CN"/>
-        </w:rPr>
-      </w:pPr>
-      <w:r>
-        <w:rPr>
-          <w:rFonts w:hint="eastAsia"/>
-          <w:color w:val="000000"/>
-          <w:sz w:val="24"/>
-          <w:lang w:val="zh-CN"/>
-        </w:rPr>
-        <w:t>预期完成一套能够在明确配置环境中运行的智聘通招聘网站。求职者能够完成“查找岗位—维护简历—获取分析与推荐—投递—查看状态”的流程，企业能够完成“维护信息—发布岗位—查看候选人—处理申请—查看统计”的流程，管理员能够完成数据管理、举报处理、日志查询与</w:t>
-      </w:r>
-      <w:r>
-        <w:rPr>
-          <w:rFonts w:hint="eastAsia"/>
-          <w:color w:val="000000"/>
-          <w:sz w:val="24"/>
-          <w:lang w:val="zh-CN"/>
-        </w:rPr>
-        <w:t>AI</w:t>
-      </w:r>
-      <w:r>
-        <w:rPr>
-          <w:rFonts w:hint="eastAsia"/>
-          <w:color w:val="000000"/>
-          <w:sz w:val="24"/>
-          <w:lang w:val="zh-CN"/>
-        </w:rPr>
-        <w:t>配置检查。核心功能、权限边界和异常路径应有测试证据，智能模块应返回可读的维度评分、建议或面试反馈，并保证这些结果与相应用户资料关联。</w:t>
-      </w:r>
-    </w:p>
-    <w:p>
-      <w:pPr>
-        <w:widowControl/>
-        <w:spacing w:line="360" w:lineRule="auto"/>
-        <w:ind w:firstLineChars="200" w:firstLine="480"/>
-        <w:rPr>
-          <w:sz w:val="24"/>
-          <w:lang w:val="zh-CN"/>
-        </w:rPr>
-      </w:pPr>
-      <w:r>
-        <w:rPr>
-          <w:rFonts w:hint="eastAsia"/>
-          <w:color w:val="000000"/>
-          <w:sz w:val="24"/>
-          <w:lang w:val="zh-CN"/>
-        </w:rPr>
-        <w:t>预期成果包括系统源代码、数据库建表与演示数据脚本、需求与总体设计说明、功能模块图、数据库关系说明、接口和部署说明、测试记录以及毕业设计论文和答辩材料。匹配质量、真实模型效果与响应性能均以最终实验和测试结果为准，不预设已实现的提升比例。按照任务书完成不少于</w:t>
-      </w:r>
-      <w:r>
-        <w:rPr>
-          <w:rFonts w:hint="eastAsia"/>
-          <w:color w:val="000000"/>
-          <w:sz w:val="24"/>
-          <w:lang w:val="zh-CN"/>
-        </w:rPr>
-        <w:t>3000</w:t>
-      </w:r>
-      <w:r>
-        <w:rPr>
-          <w:rFonts w:hint="eastAsia"/>
-          <w:color w:val="000000"/>
-          <w:sz w:val="24"/>
-          <w:lang w:val="zh-CN"/>
-        </w:rPr>
-        <w:t>字的开题报告、外文资料翻译及后续论文写作，通过指导教师审阅持续修订，最终形成可演示、可复核、可归档的毕业设计成果。</w:t>
-      </w:r>
-    </w:p>
-    <w:p>
-      <w:pPr>
-        <w:pStyle w:val="a6"/>
-        <w:keepNext/>
-        <w:keepLines/>
-        <w:pageBreakBefore/>
-        <w:widowControl/>
-        <w:spacing w:line="360" w:lineRule="auto"/>
-        <w:ind w:right="80"/>
+        </w:rPr>
+        <w:t>2.3</w:t>
+      </w:r>
+      <w:r>
         <w:rPr>
           <w:rFonts w:eastAsia="黑体" w:cs="Arial" w:hint="eastAsia"/>
           <w:b/>
           <w:sz w:val="32"/>
           <w:szCs w:val="32"/>
-          <w:lang w:eastAsia="zh-CN"/>
-        </w:rPr>
-      </w:pPr>
-      <w:r>
-        <w:rPr>
-          <w:rFonts w:eastAsia="黑体" w:cs="Arial" w:hint="eastAsia"/>
-          <w:b/>
-          <w:sz w:val="32"/>
-          <w:szCs w:val="32"/>
-          <w:lang w:eastAsia="zh-CN"/>
-        </w:rPr>
-        <w:lastRenderedPageBreak/>
-        <w:t xml:space="preserve">2.3 </w:t>
-      </w:r>
-      <w:r>
-        <w:rPr>
-          <w:rFonts w:eastAsia="黑体" w:cs="Arial" w:hint="eastAsia"/>
-          <w:b/>
-          <w:sz w:val="32"/>
-          <w:szCs w:val="32"/>
-          <w:lang w:eastAsia="zh-CN"/>
         </w:rPr>
         <w:t>本课题实施计划</w:t>
       </w:r>
@@ -2449,7 +2136,7 @@
                 <w:color w:val="000000"/>
                 <w:sz w:val="24"/>
               </w:rPr>
-              <w:t>题　目</w:t>
+              <w:t>题目</w:t>
             </w:r>
           </w:p>
         </w:tc>
@@ -2466,17 +2153,19 @@
           </w:tcPr>
           <w:p>
             <w:pPr>
-              <w:widowControl/>
               <w:spacing w:line="360" w:lineRule="auto"/>
               <w:jc w:val="center"/>
               <w:rPr>
+                <w:b/>
+                <w:bCs/>
                 <w:color w:val="000000"/>
                 <w:sz w:val="24"/>
               </w:rPr>
             </w:pPr>
             <w:r>
               <w:rPr>
-                <w:color w:val="000000"/>
+                <w:rFonts w:ascii="宋体" w:hAnsi="宋体" w:hint="eastAsia"/>
+                <w:bCs/>
                 <w:sz w:val="24"/>
               </w:rPr>
               <w:t>智聘通招聘网站的设计与实现</w:t>
@@ -2550,7 +2239,6 @@
           </w:tcPr>
           <w:p>
             <w:pPr>
-              <w:widowControl/>
               <w:spacing w:line="360" w:lineRule="auto"/>
               <w:jc w:val="center"/>
               <w:rPr>
@@ -2561,7 +2249,6 @@
             </w:pPr>
             <w:r>
               <w:rPr>
-                <w:rFonts w:hint="eastAsia"/>
                 <w:bCs/>
                 <w:color w:val="000000"/>
                 <w:sz w:val="24"/>
@@ -2637,7 +2324,6 @@
           </w:tcPr>
           <w:p>
             <w:pPr>
-              <w:widowControl/>
               <w:spacing w:line="360" w:lineRule="auto"/>
               <w:jc w:val="center"/>
               <w:rPr>
@@ -2648,7 +2334,6 @@
             </w:pPr>
             <w:r>
               <w:rPr>
-                <w:rFonts w:hint="eastAsia"/>
                 <w:bCs/>
                 <w:color w:val="000000"/>
                 <w:sz w:val="24"/>
@@ -2724,7 +2409,6 @@
           </w:tcPr>
           <w:p>
             <w:pPr>
-              <w:widowControl/>
               <w:spacing w:line="360" w:lineRule="auto"/>
               <w:jc w:val="center"/>
               <w:rPr>
@@ -2810,7 +2494,6 @@
           </w:tcPr>
           <w:p>
             <w:pPr>
-              <w:widowControl/>
               <w:spacing w:line="360" w:lineRule="auto"/>
               <w:jc w:val="center"/>
               <w:rPr>
@@ -2896,7 +2579,6 @@
           </w:tcPr>
           <w:p>
             <w:pPr>
-              <w:widowControl/>
               <w:spacing w:line="360" w:lineRule="auto"/>
               <w:jc w:val="center"/>
               <w:rPr>
@@ -2907,7 +2589,6 @@
             </w:pPr>
             <w:r>
               <w:rPr>
-                <w:rFonts w:hint="eastAsia"/>
                 <w:bCs/>
                 <w:color w:val="000000"/>
                 <w:sz w:val="24"/>
@@ -2983,7 +2664,6 @@
           </w:tcPr>
           <w:p>
             <w:pPr>
-              <w:widowControl/>
               <w:spacing w:line="360" w:lineRule="auto"/>
               <w:jc w:val="center"/>
               <w:rPr>
@@ -2994,7 +2674,6 @@
             </w:pPr>
             <w:r>
               <w:rPr>
-                <w:rFonts w:hint="eastAsia"/>
                 <w:bCs/>
                 <w:color w:val="000000"/>
                 <w:sz w:val="24"/>
@@ -3070,7 +2749,6 @@
           </w:tcPr>
           <w:p>
             <w:pPr>
-              <w:widowControl/>
               <w:spacing w:line="360" w:lineRule="auto"/>
               <w:jc w:val="center"/>
               <w:rPr>
@@ -3156,7 +2834,6 @@
           </w:tcPr>
           <w:p>
             <w:pPr>
-              <w:widowControl/>
               <w:spacing w:line="360" w:lineRule="auto"/>
               <w:jc w:val="center"/>
               <w:rPr>
@@ -3258,7 +2935,6 @@
           </w:tcPr>
           <w:p>
             <w:pPr>
-              <w:widowControl/>
               <w:spacing w:line="360" w:lineRule="auto"/>
               <w:jc w:val="center"/>
               <w:rPr>
@@ -3344,7 +3020,6 @@
           </w:tcPr>
           <w:p>
             <w:pPr>
-              <w:widowControl/>
               <w:spacing w:line="360" w:lineRule="auto"/>
               <w:jc w:val="center"/>
               <w:rPr>
@@ -3355,7 +3030,6 @@
             </w:pPr>
             <w:r>
               <w:rPr>
-                <w:rFonts w:hint="eastAsia"/>
                 <w:bCs/>
                 <w:color w:val="000000"/>
                 <w:sz w:val="24"/>
@@ -3431,7 +3105,6 @@
           </w:tcPr>
           <w:p>
             <w:pPr>
-              <w:widowControl/>
               <w:spacing w:line="360" w:lineRule="auto"/>
               <w:jc w:val="center"/>
               <w:rPr>
@@ -3442,7 +3115,6 @@
             </w:pPr>
             <w:r>
               <w:rPr>
-                <w:rFonts w:hint="eastAsia"/>
                 <w:bCs/>
                 <w:color w:val="000000"/>
                 <w:sz w:val="24"/>
@@ -3518,7 +3190,6 @@
           </w:tcPr>
           <w:p>
             <w:pPr>
-              <w:widowControl/>
               <w:spacing w:line="360" w:lineRule="auto"/>
               <w:jc w:val="center"/>
               <w:rPr>
@@ -3529,7 +3200,6 @@
             </w:pPr>
             <w:r>
               <w:rPr>
-                <w:rFonts w:hint="eastAsia"/>
                 <w:bCs/>
                 <w:color w:val="000000"/>
                 <w:sz w:val="24"/>
@@ -3605,7 +3275,6 @@
           </w:tcPr>
           <w:p>
             <w:pPr>
-              <w:widowControl/>
               <w:spacing w:line="360" w:lineRule="auto"/>
               <w:jc w:val="center"/>
               <w:rPr>
@@ -3707,7 +3376,6 @@
           </w:tcPr>
           <w:p>
             <w:pPr>
-              <w:widowControl/>
               <w:spacing w:line="360" w:lineRule="auto"/>
               <w:jc w:val="center"/>
               <w:rPr>
@@ -3730,10 +3398,7 @@
     </w:tbl>
     <w:p>
       <w:pPr>
-        <w:keepNext/>
-        <w:keepLines/>
         <w:pageBreakBefore/>
-        <w:widowControl/>
         <w:spacing w:afterLines="100" w:after="312" w:line="360" w:lineRule="auto"/>
         <w:outlineLvl w:val="0"/>
         <w:rPr>
@@ -3747,101 +3412,88 @@
       </w:pPr>
       <w:r>
         <w:rPr>
-          <w:rStyle w:val="af1"/>
-          <w:rFonts w:eastAsia="黑体" w:hint="eastAsia"/>
-          <w:snapToGrid w:val="0"/>
-          <w:kern w:val="40"/>
+          <w:rFonts w:ascii="黑体" w:eastAsia="黑体" w:hAnsi="黑体" w:hint="eastAsia"/>
+          <w:b/>
+          <w:bCs/>
+          <w:kern w:val="44"/>
           <w:sz w:val="44"/>
           <w:szCs w:val="44"/>
         </w:rPr>
         <w:lastRenderedPageBreak/>
-        <w:t xml:space="preserve">3 </w:t>
-      </w:r>
-      <w:r>
-        <w:rPr>
-          <w:rStyle w:val="af1"/>
-          <w:rFonts w:eastAsia="黑体" w:hint="eastAsia"/>
-          <w:snapToGrid w:val="0"/>
-          <w:kern w:val="40"/>
-          <w:sz w:val="44"/>
-          <w:szCs w:val="44"/>
-        </w:rPr>
-        <w:t>主要参考文献</w:t>
-      </w:r>
-    </w:p>
-    <w:p>
-      <w:pPr>
-        <w:keepLines w:val="0"/>
-        <w:widowControl/>
+        <w:t>3主要参考文献</w:t>
+      </w:r>
+    </w:p>
+    <w:p>
+      <w:pPr>
+        <w:numPr>
+          <w:ilvl w:val="0"/>
+          <w:numId w:val="2"/>
+        </w:numPr>
+        <w:wordWrap w:val="0"/>
         <w:spacing w:line="360" w:lineRule="auto"/>
-        <w:ind w:left="480" w:hanging="480"/>
-        <w:rPr>
-          <w:sz w:val="24"/>
-        </w:rPr>
-      </w:pPr>
-      <w:r>
-        <w:rPr>
-          <w:color w:val="000000"/>
-          <w:sz w:val="24"/>
-        </w:rPr>
-        <w:t>[1] Gong Z, Song Y, Zhang T, et al. Your Career Path Matters in Person-Job Fit[C]//Proceedings of the AAAI Conference on Artificial Intelligence. 2024, 38(8): 8427-8435.</w:t>
-      </w:r>
-    </w:p>
-    <w:p>
-      <w:pPr>
-        <w:keepLines w:val="0"/>
-        <w:widowControl/>
+        <w:ind w:left="480" w:hangingChars="200" w:hanging="480"/>
+        <w:rPr>
+          <w:sz w:val="24"/>
+        </w:rPr>
+      </w:pPr>
+      <w:r>
+        <w:rPr>
+          <w:sz w:val="24"/>
+        </w:rPr>
+        <w:t>Gong Z, Song Y, Zhang T, et al. Your Career Path Matters in Person-Job Fit[C]//Proceedings of the AAAI Conference on Artificial Intelligence. 2024, 38(8): 8427-8435.</w:t>
+      </w:r>
+    </w:p>
+    <w:p>
+      <w:pPr>
+        <w:numPr>
+          <w:ilvl w:val="0"/>
+          <w:numId w:val="2"/>
+        </w:numPr>
+        <w:wordWrap w:val="0"/>
         <w:spacing w:line="360" w:lineRule="auto"/>
-        <w:ind w:left="480" w:hanging="480"/>
-        <w:rPr>
-          <w:sz w:val="24"/>
-        </w:rPr>
-      </w:pPr>
-      <w:r>
-        <w:rPr>
-          <w:color w:val="000000"/>
-          <w:sz w:val="24"/>
-        </w:rPr>
-        <w:t xml:space="preserve">[2] </w:t>
-      </w:r>
-      <w:r>
-        <w:rPr>
-          <w:color w:val="000000"/>
+        <w:ind w:left="480" w:hangingChars="200" w:hanging="480"/>
+        <w:rPr>
+          <w:sz w:val="24"/>
+        </w:rPr>
+      </w:pPr>
+      <w:r>
+        <w:rPr>
+          <w:rFonts w:hint="eastAsia"/>
           <w:sz w:val="24"/>
         </w:rPr>
         <w:t>王晓莹</w:t>
       </w:r>
       <w:r>
         <w:rPr>
-          <w:color w:val="000000"/>
+          <w:rFonts w:hint="eastAsia"/>
           <w:sz w:val="24"/>
         </w:rPr>
         <w:t>.</w:t>
       </w:r>
       <w:r>
         <w:rPr>
-          <w:color w:val="000000"/>
+          <w:rFonts w:hint="eastAsia"/>
           <w:sz w:val="24"/>
         </w:rPr>
         <w:t>企业人力资源管理中人员招聘体系的优化设计</w:t>
       </w:r>
       <w:r>
         <w:rPr>
-          <w:color w:val="000000"/>
+          <w:rFonts w:hint="eastAsia"/>
           <w:sz w:val="24"/>
         </w:rPr>
         <w:t>[J].</w:t>
       </w:r>
       <w:r>
         <w:rPr>
-          <w:color w:val="000000"/>
+          <w:rFonts w:hint="eastAsia"/>
           <w:sz w:val="24"/>
         </w:rPr>
         <w:t>中国集体经济</w:t>
       </w:r>
       <w:r>
         <w:rPr>
-          <w:color w:val="000000"/>
+          <w:rFonts w:hint="eastAsia"/>
           <w:sz w:val="24"/>
         </w:rPr>
         <w:t>,2024(03):127-130.</w:t>
@@ -3849,73 +3501,69 @@
     </w:p>
     <w:p>
       <w:pPr>
-        <w:keepLines w:val="0"/>
-        <w:widowControl/>
+        <w:numPr>
+          <w:ilvl w:val="0"/>
+          <w:numId w:val="2"/>
+        </w:numPr>
+        <w:wordWrap w:val="0"/>
         <w:spacing w:line="360" w:lineRule="auto"/>
-        <w:ind w:left="480" w:hanging="480"/>
-        <w:rPr>
-          <w:sz w:val="24"/>
-        </w:rPr>
-      </w:pPr>
-      <w:r>
-        <w:rPr>
-          <w:color w:val="000000"/>
-          <w:sz w:val="24"/>
-        </w:rPr>
-        <w:t xml:space="preserve">[3] </w:t>
-      </w:r>
-      <w:r>
-        <w:rPr>
-          <w:color w:val="000000"/>
+        <w:ind w:left="480" w:hangingChars="200" w:hanging="480"/>
+        <w:rPr>
+          <w:sz w:val="24"/>
+        </w:rPr>
+      </w:pPr>
+      <w:r>
+        <w:rPr>
+          <w:rFonts w:hint="eastAsia"/>
           <w:sz w:val="24"/>
         </w:rPr>
         <w:t>黄翠</w:t>
       </w:r>
       <w:r>
         <w:rPr>
-          <w:color w:val="000000"/>
+          <w:rFonts w:hint="eastAsia"/>
           <w:sz w:val="24"/>
         </w:rPr>
         <w:t>.</w:t>
       </w:r>
       <w:r>
         <w:rPr>
-          <w:color w:val="000000"/>
+          <w:rFonts w:hint="eastAsia"/>
           <w:sz w:val="24"/>
         </w:rPr>
         <w:t>基于模糊综合评价法的企业多岗位人才招聘模块设计研究</w:t>
       </w:r>
       <w:r>
         <w:rPr>
-          <w:color w:val="000000"/>
+          <w:rFonts w:hint="eastAsia"/>
           <w:sz w:val="24"/>
         </w:rPr>
         <w:t>[J].</w:t>
       </w:r>
       <w:r>
         <w:rPr>
-          <w:color w:val="000000"/>
+          <w:rFonts w:hint="eastAsia"/>
           <w:sz w:val="24"/>
         </w:rPr>
         <w:t>贵阳学院学报</w:t>
       </w:r>
       <w:r>
         <w:rPr>
-          <w:color w:val="000000"/>
+          <w:rFonts w:hint="eastAsia"/>
           <w:sz w:val="24"/>
         </w:rPr>
         <w:t>(</w:t>
       </w:r>
       <w:r>
         <w:rPr>
-          <w:color w:val="000000"/>
+          <w:rFonts w:hint="eastAsia"/>
           <w:sz w:val="24"/>
         </w:rPr>
         <w:t>自然科学版</w:t>
       </w:r>
       <w:r>
         <w:rPr>
-          <w:color w:val="000000"/>
+          <w:rFonts w:hint="eastAsia"/>
           <w:sz w:val="24"/>
         </w:rPr>
         <w:t>),2026,21(01):42-48+54.</w:t>
@@ -3923,101 +3571,97 @@
     </w:p>
     <w:p>
       <w:pPr>
-        <w:keepLines w:val="0"/>
-        <w:widowControl/>
+        <w:numPr>
+          <w:ilvl w:val="0"/>
+          <w:numId w:val="2"/>
+        </w:numPr>
+        <w:wordWrap w:val="0"/>
         <w:spacing w:line="360" w:lineRule="auto"/>
-        <w:ind w:left="480" w:hanging="480"/>
-        <w:rPr>
-          <w:sz w:val="24"/>
-        </w:rPr>
-      </w:pPr>
-      <w:r>
-        <w:rPr>
-          <w:color w:val="000000"/>
-          <w:sz w:val="24"/>
-        </w:rPr>
-        <w:t xml:space="preserve">[4] </w:t>
-      </w:r>
-      <w:r>
-        <w:rPr>
-          <w:color w:val="000000"/>
+        <w:ind w:left="480" w:hangingChars="200" w:hanging="480"/>
+        <w:rPr>
+          <w:sz w:val="24"/>
+        </w:rPr>
+      </w:pPr>
+      <w:r>
+        <w:rPr>
+          <w:rFonts w:hint="eastAsia"/>
           <w:sz w:val="24"/>
         </w:rPr>
         <w:t>任书仪</w:t>
       </w:r>
       <w:r>
         <w:rPr>
-          <w:color w:val="000000"/>
+          <w:rFonts w:hint="eastAsia"/>
           <w:sz w:val="24"/>
         </w:rPr>
         <w:t>,</w:t>
       </w:r>
       <w:r>
         <w:rPr>
-          <w:color w:val="000000"/>
+          <w:rFonts w:hint="eastAsia"/>
           <w:sz w:val="24"/>
         </w:rPr>
         <w:t>李英玲</w:t>
       </w:r>
       <w:r>
         <w:rPr>
-          <w:color w:val="000000"/>
+          <w:rFonts w:hint="eastAsia"/>
           <w:sz w:val="24"/>
         </w:rPr>
         <w:t>,</w:t>
       </w:r>
       <w:r>
         <w:rPr>
-          <w:color w:val="000000"/>
+          <w:rFonts w:hint="eastAsia"/>
           <w:sz w:val="24"/>
         </w:rPr>
         <w:t>蔡牧昕</w:t>
       </w:r>
       <w:r>
         <w:rPr>
-          <w:color w:val="000000"/>
+          <w:rFonts w:hint="eastAsia"/>
           <w:sz w:val="24"/>
         </w:rPr>
         <w:t>.</w:t>
       </w:r>
       <w:r>
         <w:rPr>
-          <w:color w:val="000000"/>
+          <w:rFonts w:hint="eastAsia"/>
           <w:sz w:val="24"/>
         </w:rPr>
         <w:t>基于协同注意力网络的人岗匹配方法研究</w:t>
       </w:r>
       <w:r>
         <w:rPr>
-          <w:color w:val="000000"/>
+          <w:rFonts w:hint="eastAsia"/>
           <w:sz w:val="24"/>
         </w:rPr>
         <w:t>[J].</w:t>
       </w:r>
       <w:r>
         <w:rPr>
-          <w:color w:val="000000"/>
+          <w:rFonts w:hint="eastAsia"/>
           <w:sz w:val="24"/>
         </w:rPr>
         <w:t>西南民族大学学报</w:t>
       </w:r>
       <w:r>
         <w:rPr>
-          <w:color w:val="000000"/>
+          <w:rFonts w:hint="eastAsia"/>
           <w:sz w:val="24"/>
         </w:rPr>
         <w:t>(</w:t>
       </w:r>
       <w:r>
         <w:rPr>
-          <w:color w:val="000000"/>
+          <w:rFonts w:hint="eastAsia"/>
           <w:sz w:val="24"/>
         </w:rPr>
         <w:t>自然科学版</w:t>
       </w:r>
       <w:r>
         <w:rPr>
-          <w:color w:val="000000"/>
+          <w:rFonts w:hint="eastAsia"/>
           <w:sz w:val="24"/>
         </w:rPr>
         <w:t>),2025,51(03):323-331.</w:t>
@@ -4025,115 +3669,111 @@
     </w:p>
     <w:p>
       <w:pPr>
-        <w:keepLines w:val="0"/>
-        <w:widowControl/>
+        <w:numPr>
+          <w:ilvl w:val="0"/>
+          <w:numId w:val="2"/>
+        </w:numPr>
+        <w:wordWrap w:val="0"/>
         <w:spacing w:line="360" w:lineRule="auto"/>
-        <w:ind w:left="480" w:hanging="480"/>
-        <w:rPr>
-          <w:sz w:val="24"/>
-        </w:rPr>
-      </w:pPr>
-      <w:r>
-        <w:rPr>
-          <w:color w:val="000000"/>
-          <w:sz w:val="24"/>
-        </w:rPr>
-        <w:t xml:space="preserve">[5] </w:t>
-      </w:r>
-      <w:r>
-        <w:rPr>
-          <w:color w:val="000000"/>
+        <w:ind w:left="480" w:hangingChars="200" w:hanging="480"/>
+        <w:rPr>
+          <w:sz w:val="24"/>
+        </w:rPr>
+      </w:pPr>
+      <w:r>
+        <w:rPr>
+          <w:rFonts w:hint="eastAsia"/>
           <w:sz w:val="24"/>
         </w:rPr>
         <w:t>张茜</w:t>
       </w:r>
       <w:r>
         <w:rPr>
-          <w:color w:val="000000"/>
+          <w:rFonts w:hint="eastAsia"/>
           <w:sz w:val="24"/>
         </w:rPr>
         <w:t>,</w:t>
       </w:r>
       <w:r>
         <w:rPr>
-          <w:color w:val="000000"/>
+          <w:rFonts w:hint="eastAsia"/>
           <w:sz w:val="24"/>
         </w:rPr>
         <w:t>白琳</w:t>
       </w:r>
       <w:r>
         <w:rPr>
-          <w:color w:val="000000"/>
+          <w:rFonts w:hint="eastAsia"/>
           <w:sz w:val="24"/>
         </w:rPr>
         <w:t>,</w:t>
       </w:r>
       <w:r>
         <w:rPr>
-          <w:color w:val="000000"/>
+          <w:rFonts w:hint="eastAsia"/>
           <w:sz w:val="24"/>
         </w:rPr>
         <w:t>杨丽娜</w:t>
       </w:r>
       <w:r>
         <w:rPr>
-          <w:color w:val="000000"/>
+          <w:rFonts w:hint="eastAsia"/>
           <w:sz w:val="24"/>
         </w:rPr>
         <w:t>,</w:t>
       </w:r>
       <w:r>
         <w:rPr>
-          <w:color w:val="000000"/>
+          <w:rFonts w:hint="eastAsia"/>
           <w:sz w:val="24"/>
         </w:rPr>
         <w:t>等</w:t>
       </w:r>
       <w:r>
         <w:rPr>
-          <w:color w:val="000000"/>
+          <w:rFonts w:hint="eastAsia"/>
           <w:sz w:val="24"/>
         </w:rPr>
         <w:t>.</w:t>
       </w:r>
       <w:r>
         <w:rPr>
-          <w:color w:val="000000"/>
+          <w:rFonts w:hint="eastAsia"/>
           <w:sz w:val="24"/>
         </w:rPr>
         <w:t>基于自注意力关联关系建模的医院招聘人岗智能匹配研究</w:t>
       </w:r>
       <w:r>
         <w:rPr>
-          <w:color w:val="000000"/>
+          <w:rFonts w:hint="eastAsia"/>
           <w:sz w:val="24"/>
         </w:rPr>
         <w:t>[J].</w:t>
       </w:r>
       <w:r>
         <w:rPr>
-          <w:color w:val="000000"/>
+          <w:rFonts w:hint="eastAsia"/>
           <w:sz w:val="24"/>
         </w:rPr>
         <w:t>广西大学学报</w:t>
       </w:r>
       <w:r>
         <w:rPr>
-          <w:color w:val="000000"/>
+          <w:rFonts w:hint="eastAsia"/>
           <w:sz w:val="24"/>
         </w:rPr>
         <w:t>(</w:t>
       </w:r>
       <w:r>
         <w:rPr>
-          <w:color w:val="000000"/>
+          <w:rFonts w:hint="eastAsia"/>
           <w:sz w:val="24"/>
         </w:rPr>
         <w:t>自然科学版</w:t>
       </w:r>
       <w:r>
         <w:rPr>
-          <w:color w:val="000000"/>
+          <w:rFonts w:hint="eastAsia"/>
           <w:sz w:val="24"/>
         </w:rPr>
         <w:t>),2025,50(02):349-360.</w:t>
@@ -4141,87 +3781,83 @@
     </w:p>
     <w:p>
       <w:pPr>
-        <w:keepLines w:val="0"/>
-        <w:widowControl/>
+        <w:numPr>
+          <w:ilvl w:val="0"/>
+          <w:numId w:val="2"/>
+        </w:numPr>
+        <w:wordWrap w:val="0"/>
         <w:spacing w:line="360" w:lineRule="auto"/>
-        <w:ind w:left="480" w:hanging="480"/>
-        <w:rPr>
-          <w:sz w:val="24"/>
-        </w:rPr>
-      </w:pPr>
-      <w:r>
-        <w:rPr>
-          <w:color w:val="000000"/>
-          <w:sz w:val="24"/>
-        </w:rPr>
-        <w:t xml:space="preserve">[6] </w:t>
-      </w:r>
-      <w:r>
-        <w:rPr>
-          <w:color w:val="000000"/>
+        <w:ind w:left="480" w:hangingChars="200" w:hanging="480"/>
+        <w:rPr>
+          <w:sz w:val="24"/>
+        </w:rPr>
+      </w:pPr>
+      <w:r>
+        <w:rPr>
+          <w:rFonts w:hint="eastAsia"/>
           <w:sz w:val="24"/>
         </w:rPr>
         <w:t>王雅娟</w:t>
       </w:r>
       <w:r>
         <w:rPr>
-          <w:color w:val="000000"/>
+          <w:rFonts w:hint="eastAsia"/>
           <w:sz w:val="24"/>
         </w:rPr>
         <w:t>,</w:t>
       </w:r>
       <w:r>
         <w:rPr>
-          <w:color w:val="000000"/>
+          <w:rFonts w:hint="eastAsia"/>
           <w:sz w:val="24"/>
         </w:rPr>
         <w:t>潘惠苹</w:t>
       </w:r>
       <w:r>
         <w:rPr>
-          <w:color w:val="000000"/>
+          <w:rFonts w:hint="eastAsia"/>
           <w:sz w:val="24"/>
         </w:rPr>
         <w:t>.</w:t>
       </w:r>
       <w:r>
         <w:rPr>
-          <w:color w:val="000000"/>
+          <w:rFonts w:hint="eastAsia"/>
           <w:sz w:val="24"/>
         </w:rPr>
         <w:t>基于知识图谱和注意力机制的人力资源岗位匹配预测</w:t>
       </w:r>
       <w:r>
         <w:rPr>
-          <w:color w:val="000000"/>
+          <w:rFonts w:hint="eastAsia"/>
           <w:sz w:val="24"/>
         </w:rPr>
         <w:t>[J].</w:t>
       </w:r>
       <w:r>
         <w:rPr>
-          <w:color w:val="000000"/>
+          <w:rFonts w:hint="eastAsia"/>
           <w:sz w:val="24"/>
         </w:rPr>
         <w:t>贵阳学院学报</w:t>
       </w:r>
       <w:r>
         <w:rPr>
-          <w:color w:val="000000"/>
+          <w:rFonts w:hint="eastAsia"/>
           <w:sz w:val="24"/>
         </w:rPr>
         <w:t>(</w:t>
       </w:r>
       <w:r>
         <w:rPr>
-          <w:color w:val="000000"/>
+          <w:rFonts w:hint="eastAsia"/>
           <w:sz w:val="24"/>
         </w:rPr>
         <w:t>自然科学版</w:t>
       </w:r>
       <w:r>
         <w:rPr>
-          <w:color w:val="000000"/>
+          <w:rFonts w:hint="eastAsia"/>
           <w:sz w:val="24"/>
         </w:rPr>
         <w:t>),2025,20(04):45-50.</w:t>
@@ -4229,73 +3865,69 @@
     </w:p>
     <w:p>
       <w:pPr>
-        <w:keepLines w:val="0"/>
-        <w:widowControl/>
+        <w:numPr>
+          <w:ilvl w:val="0"/>
+          <w:numId w:val="2"/>
+        </w:numPr>
+        <w:wordWrap w:val="0"/>
         <w:spacing w:line="360" w:lineRule="auto"/>
-        <w:ind w:left="480" w:hanging="480"/>
-        <w:rPr>
-          <w:sz w:val="24"/>
-        </w:rPr>
-      </w:pPr>
-      <w:r>
-        <w:rPr>
-          <w:color w:val="000000"/>
-          <w:sz w:val="24"/>
-        </w:rPr>
-        <w:t xml:space="preserve">[7] </w:t>
-      </w:r>
-      <w:r>
-        <w:rPr>
-          <w:color w:val="000000"/>
+        <w:ind w:left="480" w:hangingChars="200" w:hanging="480"/>
+        <w:rPr>
+          <w:sz w:val="24"/>
+        </w:rPr>
+      </w:pPr>
+      <w:r>
+        <w:rPr>
+          <w:rFonts w:hint="eastAsia"/>
           <w:sz w:val="24"/>
         </w:rPr>
         <w:t>啜子涵</w:t>
       </w:r>
       <w:r>
         <w:rPr>
-          <w:color w:val="000000"/>
+          <w:rFonts w:hint="eastAsia"/>
           <w:sz w:val="24"/>
         </w:rPr>
         <w:t>,</w:t>
       </w:r>
       <w:r>
         <w:rPr>
-          <w:color w:val="000000"/>
+          <w:rFonts w:hint="eastAsia"/>
           <w:sz w:val="24"/>
         </w:rPr>
         <w:t>薛霞</w:t>
       </w:r>
       <w:r>
         <w:rPr>
-          <w:color w:val="000000"/>
+          <w:rFonts w:hint="eastAsia"/>
           <w:sz w:val="24"/>
         </w:rPr>
         <w:t>.</w:t>
       </w:r>
       <w:r>
         <w:rPr>
-          <w:color w:val="000000"/>
+          <w:rFonts w:hint="eastAsia"/>
           <w:sz w:val="24"/>
         </w:rPr>
         <w:t>融合键值表示与改进注意力机制的人岗匹配模型</w:t>
       </w:r>
       <w:r>
         <w:rPr>
-          <w:color w:val="000000"/>
+          <w:rFonts w:hint="eastAsia"/>
           <w:sz w:val="24"/>
         </w:rPr>
         <w:t>[J].</w:t>
       </w:r>
       <w:r>
         <w:rPr>
-          <w:color w:val="000000"/>
+          <w:rFonts w:hint="eastAsia"/>
           <w:sz w:val="24"/>
         </w:rPr>
         <w:t>信息技术与信息化</w:t>
       </w:r>
       <w:r>
         <w:rPr>
-          <w:color w:val="000000"/>
+          <w:rFonts w:hint="eastAsia"/>
           <w:sz w:val="24"/>
         </w:rPr>
         <w:t>,2026(02):171-176.</w:t>
@@ -4303,101 +3935,83 @@
     </w:p>
     <w:p>
       <w:pPr>
-        <w:keepLines w:val="0"/>
-        <w:widowControl/>
+        <w:numPr>
+          <w:ilvl w:val="0"/>
+          <w:numId w:val="2"/>
+        </w:numPr>
+        <w:wordWrap w:val="0"/>
         <w:spacing w:line="360" w:lineRule="auto"/>
-        <w:ind w:left="480" w:hanging="480"/>
-        <w:rPr>
-          <w:sz w:val="24"/>
-        </w:rPr>
-      </w:pPr>
-      <w:r>
-        <w:rPr>
-          <w:color w:val="000000"/>
-          <w:sz w:val="24"/>
-        </w:rPr>
-        <w:t xml:space="preserve">[8] </w:t>
-      </w:r>
-      <w:r>
-        <w:rPr>
-          <w:color w:val="000000"/>
+        <w:ind w:left="480" w:hangingChars="200" w:hanging="480"/>
+        <w:rPr>
+          <w:sz w:val="24"/>
+        </w:rPr>
+      </w:pPr>
+      <w:r>
+        <w:rPr>
+          <w:rFonts w:hint="eastAsia"/>
           <w:sz w:val="24"/>
         </w:rPr>
         <w:t>郭立群</w:t>
       </w:r>
       <w:r>
         <w:rPr>
-          <w:color w:val="000000"/>
+          <w:rFonts w:hint="eastAsia"/>
           <w:sz w:val="24"/>
         </w:rPr>
         <w:t>,</w:t>
       </w:r>
       <w:r>
         <w:rPr>
-          <w:color w:val="000000"/>
+          <w:rFonts w:hint="eastAsia"/>
           <w:sz w:val="24"/>
         </w:rPr>
         <w:t>张潇予</w:t>
       </w:r>
       <w:r>
         <w:rPr>
-          <w:color w:val="000000"/>
+          <w:rFonts w:hint="eastAsia"/>
           <w:sz w:val="24"/>
         </w:rPr>
         <w:t>,</w:t>
       </w:r>
       <w:r>
         <w:rPr>
-          <w:color w:val="000000"/>
+          <w:rFonts w:hint="eastAsia"/>
           <w:sz w:val="24"/>
         </w:rPr>
         <w:t>李超</w:t>
       </w:r>
       <w:r>
         <w:rPr>
-          <w:color w:val="000000"/>
+          <w:rFonts w:hint="eastAsia"/>
           <w:sz w:val="24"/>
         </w:rPr>
         <w:t>.</w:t>
       </w:r>
       <w:r>
         <w:rPr>
-          <w:color w:val="000000"/>
-          <w:sz w:val="24"/>
-        </w:rPr>
-        <w:t>基于人工智能的高校就业服务支持体系建设</w:t>
-      </w:r>
-      <w:r>
-        <w:rPr>
-          <w:color w:val="000000"/>
-          <w:sz w:val="24"/>
-        </w:rPr>
-        <w:t>——</w:t>
-      </w:r>
-      <w:r>
-        <w:rPr>
-          <w:color w:val="000000"/>
-          <w:sz w:val="24"/>
-        </w:rPr>
-        <w:t>以中国农业大学为例</w:t>
-      </w:r>
-      <w:r>
-        <w:rPr>
-          <w:color w:val="000000"/>
+          <w:rFonts w:hint="eastAsia"/>
+          <w:sz w:val="24"/>
+        </w:rPr>
+        <w:t>基于人工智能的高校就业服务支持体系建设——以中国农业大学为例</w:t>
+      </w:r>
+      <w:r>
+        <w:rPr>
+          <w:rFonts w:hint="eastAsia"/>
           <w:sz w:val="24"/>
         </w:rPr>
         <w:t>[J].</w:t>
       </w:r>
       <w:r>
         <w:rPr>
-          <w:color w:val="000000"/>
+          <w:rFonts w:hint="eastAsia"/>
           <w:sz w:val="24"/>
         </w:rPr>
         <w:t>中国大学生就业</w:t>
       </w:r>
       <w:r>
         <w:rPr>
-          <w:color w:val="000000"/>
+          <w:rFonts w:hint="eastAsia"/>
           <w:sz w:val="24"/>
         </w:rPr>
         <w:t>,2026(07):67-74.</w:t>
@@ -4405,115 +4019,111 @@
     </w:p>
     <w:p>
       <w:pPr>
-        <w:keepLines w:val="0"/>
-        <w:widowControl/>
+        <w:numPr>
+          <w:ilvl w:val="0"/>
+          <w:numId w:val="2"/>
+        </w:numPr>
+        <w:wordWrap w:val="0"/>
         <w:spacing w:line="360" w:lineRule="auto"/>
-        <w:ind w:left="480" w:hanging="480"/>
-        <w:rPr>
-          <w:sz w:val="24"/>
-        </w:rPr>
-      </w:pPr>
-      <w:r>
-        <w:rPr>
-          <w:color w:val="000000"/>
-          <w:sz w:val="24"/>
-        </w:rPr>
-        <w:t xml:space="preserve">[9] </w:t>
-      </w:r>
-      <w:r>
-        <w:rPr>
-          <w:color w:val="000000"/>
+        <w:ind w:left="480" w:hangingChars="200" w:hanging="480"/>
+        <w:rPr>
+          <w:sz w:val="24"/>
+        </w:rPr>
+      </w:pPr>
+      <w:r>
+        <w:rPr>
+          <w:rFonts w:hint="eastAsia"/>
           <w:sz w:val="24"/>
         </w:rPr>
         <w:t>朱芊慧</w:t>
       </w:r>
       <w:r>
         <w:rPr>
-          <w:color w:val="000000"/>
+          <w:rFonts w:hint="eastAsia"/>
           <w:sz w:val="24"/>
         </w:rPr>
         <w:t>,</w:t>
       </w:r>
       <w:r>
         <w:rPr>
-          <w:color w:val="000000"/>
+          <w:rFonts w:hint="eastAsia"/>
           <w:sz w:val="24"/>
         </w:rPr>
         <w:t>刘风华</w:t>
       </w:r>
       <w:r>
         <w:rPr>
-          <w:color w:val="000000"/>
+          <w:rFonts w:hint="eastAsia"/>
           <w:sz w:val="24"/>
         </w:rPr>
         <w:t>,</w:t>
       </w:r>
       <w:r>
         <w:rPr>
-          <w:color w:val="000000"/>
+          <w:rFonts w:hint="eastAsia"/>
           <w:sz w:val="24"/>
         </w:rPr>
         <w:t>钱进</w:t>
       </w:r>
       <w:r>
         <w:rPr>
-          <w:color w:val="000000"/>
+          <w:rFonts w:hint="eastAsia"/>
           <w:sz w:val="24"/>
         </w:rPr>
         <w:t>,</w:t>
       </w:r>
       <w:r>
         <w:rPr>
-          <w:color w:val="000000"/>
+          <w:rFonts w:hint="eastAsia"/>
           <w:sz w:val="24"/>
         </w:rPr>
         <w:t>等</w:t>
       </w:r>
       <w:r>
         <w:rPr>
-          <w:color w:val="000000"/>
+          <w:rFonts w:hint="eastAsia"/>
           <w:sz w:val="24"/>
         </w:rPr>
         <w:t>.</w:t>
       </w:r>
       <w:r>
         <w:rPr>
-          <w:color w:val="000000"/>
+          <w:rFonts w:hint="eastAsia"/>
           <w:sz w:val="24"/>
         </w:rPr>
         <w:t>基于</w:t>
       </w:r>
       <w:r>
         <w:rPr>
-          <w:color w:val="000000"/>
+          <w:rFonts w:hint="eastAsia"/>
           <w:sz w:val="24"/>
         </w:rPr>
         <w:t>Spring Boot+Vue</w:t>
       </w:r>
       <w:r>
         <w:rPr>
-          <w:color w:val="000000"/>
+          <w:rFonts w:hint="eastAsia"/>
           <w:sz w:val="24"/>
         </w:rPr>
         <w:t>技术的煤矿安全培训后台设计与实现</w:t>
       </w:r>
       <w:r>
         <w:rPr>
-          <w:color w:val="000000"/>
+          <w:rFonts w:hint="eastAsia"/>
           <w:sz w:val="24"/>
         </w:rPr>
         <w:t>[J].</w:t>
       </w:r>
       <w:r>
         <w:rPr>
-          <w:color w:val="000000"/>
+          <w:rFonts w:hint="eastAsia"/>
           <w:sz w:val="24"/>
         </w:rPr>
         <w:t>现代信息科技</w:t>
       </w:r>
       <w:r>
         <w:rPr>
-          <w:color w:val="000000"/>
+          <w:rFonts w:hint="eastAsia"/>
           <w:sz w:val="24"/>
         </w:rPr>
         <w:t>,2024,8(18):116-119+124.</w:t>
@@ -4521,101 +4131,83 @@
     </w:p>
     <w:p>
       <w:pPr>
-        <w:keepLines w:val="0"/>
-        <w:widowControl/>
+        <w:numPr>
+          <w:ilvl w:val="0"/>
+          <w:numId w:val="2"/>
+        </w:numPr>
+        <w:wordWrap w:val="0"/>
         <w:spacing w:line="360" w:lineRule="auto"/>
-        <w:ind w:left="480" w:hanging="480"/>
-        <w:rPr>
-          <w:sz w:val="24"/>
-        </w:rPr>
-      </w:pPr>
-      <w:r>
-        <w:rPr>
-          <w:color w:val="000000"/>
-          <w:sz w:val="24"/>
-        </w:rPr>
-        <w:t>[1</w:t>
-      </w:r>
-      <w:r>
-        <w:rPr>
-          <w:color w:val="000000"/>
-          <w:sz w:val="24"/>
-        </w:rPr>
-        <w:t>0</w:t>
-      </w:r>
-      <w:r>
-        <w:rPr>
-          <w:color w:val="000000"/>
-          <w:sz w:val="24"/>
-        </w:rPr>
-        <w:t xml:space="preserve">] </w:t>
-      </w:r>
-      <w:r>
-        <w:rPr>
-          <w:color w:val="000000"/>
+        <w:ind w:left="480" w:hangingChars="200" w:hanging="480"/>
+        <w:rPr>
+          <w:sz w:val="24"/>
+        </w:rPr>
+      </w:pPr>
+      <w:r>
+        <w:rPr>
+          <w:rFonts w:hint="eastAsia"/>
           <w:sz w:val="24"/>
         </w:rPr>
         <w:t>吴晓云</w:t>
       </w:r>
       <w:r>
         <w:rPr>
-          <w:color w:val="000000"/>
+          <w:rFonts w:hint="eastAsia"/>
           <w:sz w:val="24"/>
         </w:rPr>
         <w:t>,</w:t>
       </w:r>
       <w:r>
         <w:rPr>
-          <w:color w:val="000000"/>
+          <w:rFonts w:hint="eastAsia"/>
           <w:sz w:val="24"/>
         </w:rPr>
         <w:t>袁昊东</w:t>
       </w:r>
       <w:r>
         <w:rPr>
-          <w:color w:val="000000"/>
+          <w:rFonts w:hint="eastAsia"/>
           <w:sz w:val="24"/>
         </w:rPr>
         <w:t>.</w:t>
       </w:r>
       <w:r>
         <w:rPr>
-          <w:color w:val="000000"/>
+          <w:rFonts w:hint="eastAsia"/>
           <w:sz w:val="24"/>
         </w:rPr>
         <w:t>基于</w:t>
       </w:r>
       <w:r>
         <w:rPr>
-          <w:color w:val="000000"/>
+          <w:rFonts w:hint="eastAsia"/>
           <w:sz w:val="24"/>
         </w:rPr>
         <w:t>Spring Boot</w:t>
       </w:r>
       <w:r>
         <w:rPr>
-          <w:color w:val="000000"/>
+          <w:rFonts w:hint="eastAsia"/>
           <w:sz w:val="24"/>
         </w:rPr>
         <w:t>的在线考试管理系统</w:t>
       </w:r>
       <w:r>
         <w:rPr>
-          <w:color w:val="000000"/>
+          <w:rFonts w:hint="eastAsia"/>
           <w:sz w:val="24"/>
         </w:rPr>
         <w:t>[J].</w:t>
       </w:r>
       <w:r>
         <w:rPr>
-          <w:color w:val="000000"/>
+          <w:rFonts w:hint="eastAsia"/>
           <w:sz w:val="24"/>
         </w:rPr>
         <w:t>微型电脑应用</w:t>
       </w:r>
       <w:r>
         <w:rPr>
-          <w:color w:val="000000"/>
+          <w:rFonts w:hint="eastAsia"/>
           <w:sz w:val="24"/>
         </w:rPr>
         <w:t>,2024,40(11):199-204.</w:t>
@@ -4623,13 +4215,14 @@
     </w:p>
     <w:p>
       <w:pPr>
-        <w:pageBreakBefore/>
-        <w:widowControl/>
         <w:spacing w:line="360" w:lineRule="auto"/>
         <w:rPr>
           <w:sz w:val="24"/>
         </w:rPr>
       </w:pPr>
+      <w:r>
+        <w:br w:type="page"/>
+      </w:r>
     </w:p>
     <w:tbl>
       <w:tblPr>
@@ -4658,7 +4251,6 @@
           </w:tcPr>
           <w:p>
             <w:pPr>
-              <w:widowControl/>
               <w:tabs>
                 <w:tab w:val="left" w:pos="4900"/>
                 <w:tab w:val="right" w:pos="7472"/>
@@ -4677,12 +4269,29 @@
                 <w:bCs/>
                 <w:sz w:val="24"/>
               </w:rPr>
-              <w:t>指导教师意见：</w:t>
+              <w:lastRenderedPageBreak/>
+              <w:t>指导教师</w:t>
+            </w:r>
+            <w:r>
+              <w:rPr>
+                <w:rFonts w:hint="eastAsia"/>
+                <w:b/>
+                <w:sz w:val="24"/>
+              </w:rPr>
+              <w:t>意见</w:t>
+            </w:r>
+            <w:r>
+              <w:rPr>
+                <w:rFonts w:hint="eastAsia"/>
+                <w:b/>
+                <w:bCs/>
+                <w:sz w:val="24"/>
+              </w:rPr>
+              <w:t>：</w:t>
             </w:r>
           </w:p>
           <w:p>
             <w:pPr>
-              <w:widowControl/>
               <w:tabs>
                 <w:tab w:val="left" w:pos="4900"/>
                 <w:tab w:val="right" w:pos="7472"/>
@@ -4695,7 +4304,6 @@
           </w:p>
           <w:p>
             <w:pPr>
-              <w:widowControl/>
               <w:tabs>
                 <w:tab w:val="left" w:pos="4900"/>
                 <w:tab w:val="right" w:pos="7472"/>
@@ -4705,10 +4313,16 @@
                 <w:sz w:val="24"/>
               </w:rPr>
             </w:pPr>
+            <w:r>
+              <w:rPr>
+                <w:rFonts w:hint="eastAsia"/>
+                <w:sz w:val="24"/>
+              </w:rPr>
+              <w:t xml:space="preserve"> </w:t>
+            </w:r>
           </w:p>
           <w:p>
             <w:pPr>
-              <w:widowControl/>
               <w:spacing w:beforeLines="50" w:before="156" w:afterLines="50" w:after="156"/>
               <w:jc w:val="left"/>
               <w:rPr>
@@ -4718,37 +4332,22 @@
           </w:p>
           <w:p>
             <w:pPr>
-              <w:widowControl/>
+              <w:jc w:val="center"/>
+              <w:rPr>
+                <w:sz w:val="24"/>
+                <w:u w:val="single"/>
+              </w:rPr>
+            </w:pPr>
+            <w:r>
               <w:rPr>
                 <w:rFonts w:hint="eastAsia"/>
                 <w:sz w:val="24"/>
-                <w:u w:val="single"/>
-              </w:rPr>
-            </w:pPr>
-          </w:p>
-          <w:p>
-            <w:pPr>
-              <w:widowControl/>
-              <w:spacing w:line="400" w:lineRule="exact"/>
-              <w:ind w:right="960"/>
-              <w:jc w:val="right"/>
-              <w:rPr>
-                <w:rStyle w:val="af1"/>
-                <w:b w:val="0"/>
-                <w:snapToGrid w:val="0"/>
-                <w:color w:val="000000"/>
-                <w:kern w:val="40"/>
-                <w:sz w:val="24"/>
-              </w:rPr>
-            </w:pPr>
-            <w:r>
-              <w:rPr>
-                <w:rStyle w:val="af1"/>
+              </w:rPr>
+              <w:t xml:space="preserve">                         </w:t>
+            </w:r>
+            <w:r>
+              <w:rPr>
                 <w:rFonts w:hint="eastAsia"/>
-                <w:b w:val="0"/>
-                <w:snapToGrid w:val="0"/>
-                <w:color w:val="000000"/>
-                <w:kern w:val="40"/>
                 <w:sz w:val="24"/>
               </w:rPr>
               <w:t>指导教师：</w:t>
@@ -4762,7 +4361,7 @@
                 <w:lang w:bidi="ar"/>
               </w:rPr>
               <w:drawing>
-                <wp:inline distT="0" distB="0" distL="114300" distR="114300" wp14:anchorId="15E63A9E" wp14:editId="3C637DE4">
+                <wp:inline distT="0" distB="0" distL="114300" distR="114300" wp14:anchorId="5F35392F" wp14:editId="17DFB005">
                   <wp:extent cx="432435" cy="233045"/>
                   <wp:effectExtent l="0" t="0" r="12065" b="8255"/>
                   <wp:docPr id="5" name="图片 5" descr="64b30e632683807efdad7a556dfed21a"/>
@@ -4779,7 +4378,7 @@
                           </pic:cNvPicPr>
                         </pic:nvPicPr>
                         <pic:blipFill>
-                          <a:blip r:embed="rId21"/>
+                          <a:blip r:embed="rId12"/>
                           <a:stretch>
                             <a:fillRect/>
                           </a:stretch>
@@ -4799,15 +4398,21 @@
                 </wp:inline>
               </w:drawing>
             </w:r>
+            <w:r>
+              <w:rPr>
+                <w:rFonts w:ascii="宋体" w:hAnsi="宋体" w:cs="宋体" w:hint="eastAsia"/>
+                <w:bCs/>
+                <w:sz w:val="24"/>
+                <w:lang w:bidi="ar"/>
+              </w:rPr>
+              <w:t xml:space="preserve"> </w:t>
+            </w:r>
           </w:p>
           <w:p>
             <w:pPr>
-              <w:widowControl/>
               <w:spacing w:line="400" w:lineRule="exact"/>
-              <w:jc w:val="right"/>
               <w:rPr>
                 <w:rStyle w:val="af1"/>
-                <w:b w:val="0"/>
                 <w:snapToGrid w:val="0"/>
                 <w:color w:val="000000"/>
                 <w:kern w:val="40"/>
@@ -4816,60 +4421,42 @@
             </w:pPr>
             <w:r>
               <w:rPr>
-                <w:rStyle w:val="af1"/>
                 <w:rFonts w:hint="eastAsia"/>
-                <w:b w:val="0"/>
-                <w:snapToGrid w:val="0"/>
-                <w:color w:val="000000"/>
-                <w:kern w:val="40"/>
+                <w:sz w:val="24"/>
+              </w:rPr>
+              <w:t xml:space="preserve">                                                        </w:t>
+            </w:r>
+            <w:r>
+              <w:rPr>
+                <w:rFonts w:hint="eastAsia"/>
                 <w:sz w:val="24"/>
               </w:rPr>
               <w:t>年</w:t>
             </w:r>
             <w:r>
               <w:rPr>
-                <w:rStyle w:val="af1"/>
                 <w:rFonts w:hint="eastAsia"/>
-                <w:b w:val="0"/>
-                <w:snapToGrid w:val="0"/>
-                <w:color w:val="000000"/>
-                <w:kern w:val="40"/>
                 <w:sz w:val="24"/>
               </w:rPr>
               <w:t xml:space="preserve">    </w:t>
             </w:r>
             <w:r>
               <w:rPr>
-                <w:rStyle w:val="af1"/>
                 <w:rFonts w:hint="eastAsia"/>
-                <w:b w:val="0"/>
-                <w:snapToGrid w:val="0"/>
-                <w:color w:val="000000"/>
-                <w:kern w:val="40"/>
                 <w:sz w:val="24"/>
               </w:rPr>
               <w:t>月</w:t>
             </w:r>
             <w:r>
               <w:rPr>
-                <w:rStyle w:val="af1"/>
                 <w:rFonts w:hint="eastAsia"/>
-                <w:b w:val="0"/>
-                <w:snapToGrid w:val="0"/>
-                <w:color w:val="000000"/>
-                <w:kern w:val="40"/>
                 <w:sz w:val="24"/>
               </w:rPr>
               <w:t xml:space="preserve">    </w:t>
             </w:r>
             <w:r>
               <w:rPr>
-                <w:rStyle w:val="af1"/>
                 <w:rFonts w:hint="eastAsia"/>
-                <w:b w:val="0"/>
-                <w:snapToGrid w:val="0"/>
-                <w:color w:val="000000"/>
-                <w:kern w:val="40"/>
                 <w:sz w:val="24"/>
               </w:rPr>
               <w:t>日</w:t>
@@ -4884,14 +4471,12 @@
           </w:tcPr>
           <w:p>
             <w:pPr>
-              <w:widowControl/>
               <w:tabs>
                 <w:tab w:val="left" w:pos="4900"/>
                 <w:tab w:val="right" w:pos="7472"/>
               </w:tabs>
               <w:spacing w:beforeLines="50" w:before="156"/>
               <w:rPr>
-                <w:b/>
                 <w:sz w:val="24"/>
               </w:rPr>
             </w:pPr>
@@ -4899,14 +4484,29 @@
               <w:rPr>
                 <w:rFonts w:hint="eastAsia"/>
                 <w:b/>
-                <w:sz w:val="24"/>
-              </w:rPr>
-              <w:t>教研室意见：</w:t>
+                <w:bCs/>
+                <w:sz w:val="24"/>
+              </w:rPr>
+              <w:t>教研室意见</w:t>
+            </w:r>
+            <w:r>
+              <w:rPr>
+                <w:rFonts w:hint="eastAsia"/>
+                <w:b/>
+                <w:sz w:val="24"/>
+              </w:rPr>
+              <w:t>：</w:t>
+            </w:r>
+            <w:r>
+              <w:rPr>
+                <w:rFonts w:hint="eastAsia"/>
+                <w:sz w:val="24"/>
+              </w:rPr>
+              <w:t xml:space="preserve"> </w:t>
             </w:r>
           </w:p>
           <w:p>
             <w:pPr>
-              <w:widowControl/>
               <w:tabs>
                 <w:tab w:val="left" w:pos="4900"/>
                 <w:tab w:val="right" w:pos="7472"/>
@@ -4919,7 +4519,6 @@
           </w:p>
           <w:p>
             <w:pPr>
-              <w:widowControl/>
               <w:tabs>
                 <w:tab w:val="left" w:pos="4900"/>
                 <w:tab w:val="right" w:pos="7472"/>
@@ -4932,7 +4531,6 @@
           </w:p>
           <w:p>
             <w:pPr>
-              <w:widowControl/>
               <w:tabs>
                 <w:tab w:val="left" w:pos="4900"/>
                 <w:tab w:val="right" w:pos="7472"/>
@@ -4944,7 +4542,6 @@
           </w:p>
           <w:p>
             <w:pPr>
-              <w:widowControl/>
               <w:spacing w:beforeLines="50" w:before="156" w:afterLines="50" w:after="156"/>
               <w:jc w:val="center"/>
               <w:rPr>
@@ -4954,15 +4551,23 @@
             <w:r>
               <w:rPr>
                 <w:rFonts w:hint="eastAsia"/>
-                <w:sz w:val="24"/>
-              </w:rPr>
-              <w:t>审查结果：</w:t>
+                <w:spacing w:val="80"/>
+                <w:sz w:val="24"/>
+              </w:rPr>
+              <w:t>审查结果</w:t>
             </w:r>
             <w:r>
               <w:rPr>
                 <w:rFonts w:hint="eastAsia"/>
                 <w:sz w:val="24"/>
               </w:rPr>
+              <w:t>：</w:t>
+            </w:r>
+            <w:r>
+              <w:rPr>
+                <w:rFonts w:hint="eastAsia"/>
+                <w:sz w:val="24"/>
+              </w:rPr>
               <w:t xml:space="preserve"> </w:t>
             </w:r>
             <w:r>
@@ -4977,14 +4582,7 @@
                 <w:rFonts w:hint="eastAsia"/>
                 <w:sz w:val="24"/>
               </w:rPr>
-              <w:t xml:space="preserve">        </w:t>
-            </w:r>
-            <w:r>
-              <w:rPr>
-                <w:rFonts w:hint="eastAsia"/>
-                <w:sz w:val="24"/>
-              </w:rPr>
-              <w:t xml:space="preserve"> </w:t>
+              <w:t xml:space="preserve">         </w:t>
             </w:r>
             <w:r>
               <w:rPr>
@@ -4996,23 +4594,34 @@
           </w:p>
           <w:p>
             <w:pPr>
-              <w:widowControl/>
               <w:tabs>
                 <w:tab w:val="left" w:pos="4910"/>
                 <w:tab w:val="right" w:pos="7472"/>
               </w:tabs>
               <w:spacing w:afterLines="50" w:after="156"/>
-              <w:ind w:right="960" w:firstLineChars="2400" w:firstLine="5760"/>
+              <w:ind w:firstLineChars="2400" w:firstLine="5760"/>
+              <w:rPr>
+                <w:sz w:val="24"/>
+              </w:rPr>
+            </w:pPr>
+          </w:p>
+          <w:p>
+            <w:pPr>
+              <w:tabs>
+                <w:tab w:val="left" w:pos="4910"/>
+                <w:tab w:val="right" w:pos="7472"/>
+              </w:tabs>
+              <w:spacing w:afterLines="50" w:after="156"/>
+              <w:ind w:firstLineChars="2100" w:firstLine="5040"/>
+              <w:rPr>
+                <w:sz w:val="24"/>
+              </w:rPr>
+            </w:pPr>
+            <w:r>
               <w:rPr>
                 <w:rFonts w:hint="eastAsia"/>
                 <w:sz w:val="24"/>
               </w:rPr>
-            </w:pPr>
-            <w:r>
-              <w:rPr>
-                <w:rFonts w:hint="eastAsia"/>
-                <w:sz w:val="24"/>
-              </w:rPr>
               <w:t>教研室主任：</w:t>
             </w:r>
             <w:r>
@@ -5020,9 +4629,9 @@
                 <w:noProof/>
               </w:rPr>
               <w:drawing>
-                <wp:inline distT="0" distB="0" distL="114300" distR="114300" wp14:anchorId="31F0F7CA" wp14:editId="2A783799">
-                  <wp:extent cx="609600" cy="203200"/>
-                  <wp:effectExtent l="0" t="0" r="0" b="6350"/>
+                <wp:inline distT="0" distB="0" distL="114300" distR="114300" wp14:anchorId="7B707186" wp14:editId="23C02D59">
+                  <wp:extent cx="762000" cy="254000"/>
+                  <wp:effectExtent l="0" t="0" r="0" b="0"/>
                   <wp:docPr id="2" name="图片 2"/>
                   <wp:cNvGraphicFramePr>
                     <a:graphicFrameLocks xmlns:a="http://schemas.openxmlformats.org/drawingml/2006/main" noChangeAspect="1"/>
@@ -5037,7 +4646,7 @@
                           </pic:cNvPicPr>
                         </pic:nvPicPr>
                         <pic:blipFill>
-                          <a:blip r:embed="rId22"/>
+                          <a:blip r:embed="rId13"/>
                           <a:stretch>
                             <a:fillRect/>
                           </a:stretch>
@@ -5045,7 +4654,7 @@
                         <pic:spPr>
                           <a:xfrm>
                             <a:off x="0" y="0"/>
-                            <a:ext cx="609600" cy="203200"/>
+                            <a:ext cx="762000" cy="254000"/>
                           </a:xfrm>
                           <a:prstGeom prst="rect">
                             <a:avLst/>
@@ -5064,44 +4673,54 @@
           </w:p>
           <w:p>
             <w:pPr>
-              <w:widowControl/>
-              <w:tabs>
-                <w:tab w:val="left" w:pos="4910"/>
-                <w:tab w:val="right" w:pos="7472"/>
-              </w:tabs>
-              <w:spacing w:afterLines="50" w:after="156"/>
-              <w:ind w:firstLineChars="2100" w:firstLine="5040"/>
-              <w:jc w:val="right"/>
-              <w:rPr>
+              <w:spacing w:line="400" w:lineRule="exact"/>
+              <w:jc w:val="center"/>
+              <w:rPr>
+                <w:rStyle w:val="af1"/>
+                <w:snapToGrid w:val="0"/>
+                <w:color w:val="000000"/>
+                <w:kern w:val="40"/>
                 <w:sz w:val="24"/>
               </w:rPr>
             </w:pPr>
             <w:r>
               <w:rPr>
+                <w:rFonts w:hint="eastAsia"/>
+                <w:sz w:val="24"/>
+              </w:rPr>
+              <w:t xml:space="preserve">                                                        </w:t>
+            </w:r>
+            <w:r>
+              <w:rPr>
+                <w:rFonts w:hint="eastAsia"/>
                 <w:sz w:val="24"/>
               </w:rPr>
               <w:t>年</w:t>
             </w:r>
             <w:r>
               <w:rPr>
+                <w:rFonts w:hint="eastAsia"/>
                 <w:sz w:val="24"/>
               </w:rPr>
               <w:t xml:space="preserve">    </w:t>
             </w:r>
             <w:r>
               <w:rPr>
+                <w:rFonts w:hint="eastAsia"/>
                 <w:sz w:val="24"/>
               </w:rPr>
               <w:t>月</w:t>
             </w:r>
             <w:r>
               <w:rPr>
+                <w:rFonts w:hint="eastAsia"/>
                 <w:sz w:val="24"/>
               </w:rPr>
               <w:t xml:space="preserve">    </w:t>
             </w:r>
             <w:r>
               <w:rPr>
+                <w:rFonts w:hint="eastAsia"/>
                 <w:sz w:val="24"/>
               </w:rPr>
               <w:t>日</w:t>
@@ -5115,16 +4734,16 @@
         <w:spacing w:line="360" w:lineRule="auto"/>
         <w:ind w:left="480" w:hangingChars="200" w:hanging="480"/>
         <w:rPr>
-          <w:rFonts w:ascii="宋体" w:hAnsi="宋体" w:hint="eastAsia"/>
+          <w:rFonts w:ascii="宋体" w:hAnsi="宋体"/>
           <w:sz w:val="24"/>
         </w:rPr>
       </w:pPr>
     </w:p>
     <w:sectPr>
-      <w:headerReference w:type="default" r:id="rId23"/>
-      <w:footerReference w:type="default" r:id="rId24"/>
-      <w:headerReference w:type="first" r:id="rId25"/>
-      <w:footerReference w:type="first" r:id="rId26"/>
+      <w:headerReference w:type="default" r:id="rId14"/>
+      <w:footerReference w:type="default" r:id="rId15"/>
+      <w:headerReference w:type="first" r:id="rId16"/>
+      <w:footerReference w:type="first" r:id="rId17"/>
       <w:pgSz w:w="11906" w:h="16838"/>
       <w:pgMar w:top="1418" w:right="1418" w:bottom="1418" w:left="1418" w:header="851" w:footer="992" w:gutter="0"/>
       <w:pgNumType w:start="1"/>
@@ -5188,28 +4807,143 @@
   <w:p>
     <w:pPr>
       <w:pStyle w:val="aa"/>
-      <w:jc w:val="center"/>
     </w:pPr>
     <w:r>
-      <w:fldChar w:fldCharType="begin"/>
-    </w:r>
-    <w:r>
-      <w:instrText xml:space="preserve"> PAGE </w:instrText>
-    </w:r>
-    <w:r>
-      <w:fldChar w:fldCharType="separate"/>
-    </w:r>
-    <w:r>
       <w:rPr>
-        <w:rFonts w:eastAsia="Times New Roman"/>
+        <w:noProof/>
       </w:rPr>
-      <w:t>1</w:t>
-    </w:r>
-    <w:r>
-      <w:rPr>
-        <w:rFonts w:eastAsia="Times New Roman"/>
-      </w:rPr>
-      <w:fldChar w:fldCharType="end"/>
+      <mc:AlternateContent>
+        <mc:Choice Requires="wps">
+          <w:drawing>
+            <wp:anchor distT="0" distB="0" distL="114300" distR="114300" simplePos="0" relativeHeight="251659264" behindDoc="0" locked="0" layoutInCell="1" allowOverlap="1" wp14:anchorId="6CD7C5E7" wp14:editId="2CD01EA3">
+              <wp:simplePos x="0" y="0"/>
+              <wp:positionH relativeFrom="margin">
+                <wp:align>center</wp:align>
+              </wp:positionH>
+              <wp:positionV relativeFrom="paragraph">
+                <wp:posOffset>0</wp:posOffset>
+              </wp:positionV>
+              <wp:extent cx="1828800" cy="1828800"/>
+              <wp:effectExtent l="0" t="0" r="0" b="0"/>
+              <wp:wrapNone/>
+              <wp:docPr id="3" name="文本框 3"/>
+              <wp:cNvGraphicFramePr/>
+              <a:graphic xmlns:a="http://schemas.openxmlformats.org/drawingml/2006/main">
+                <a:graphicData uri="http://schemas.microsoft.com/office/word/2010/wordprocessingShape">
+                  <wps:wsp>
+                    <wps:cNvSpPr txBox="1"/>
+                    <wps:spPr>
+                      <a:xfrm>
+                        <a:off x="0" y="0"/>
+                        <a:ext cx="1828800" cy="1828800"/>
+                      </a:xfrm>
+                      <a:prstGeom prst="rect">
+                        <a:avLst/>
+                      </a:prstGeom>
+                      <a:noFill/>
+                      <a:ln>
+                        <a:noFill/>
+                      </a:ln>
+                    </wps:spPr>
+                    <wps:txbx>
+                      <w:txbxContent>
+                        <w:p>
+                          <w:pPr>
+                            <w:pStyle w:val="aa"/>
+                          </w:pPr>
+                          <w:r>
+                            <w:rPr>
+                              <w:rFonts w:hint="eastAsia"/>
+                            </w:rPr>
+                            <w:fldChar w:fldCharType="begin"/>
+                          </w:r>
+                          <w:r>
+                            <w:rPr>
+                              <w:rFonts w:hint="eastAsia"/>
+                            </w:rPr>
+                            <w:instrText xml:space="preserve"> PAGE  \* MERGEFORMAT </w:instrText>
+                          </w:r>
+                          <w:r>
+                            <w:rPr>
+                              <w:rFonts w:hint="eastAsia"/>
+                            </w:rPr>
+                            <w:fldChar w:fldCharType="separate"/>
+                          </w:r>
+                          <w:r>
+                            <w:rPr>
+                              <w:rFonts w:hint="eastAsia"/>
+                            </w:rPr>
+                            <w:t>- 44 -</w:t>
+                          </w:r>
+                          <w:r>
+                            <w:rPr>
+                              <w:rFonts w:hint="eastAsia"/>
+                            </w:rPr>
+                            <w:fldChar w:fldCharType="end"/>
+                          </w:r>
+                        </w:p>
+                      </w:txbxContent>
+                    </wps:txbx>
+                    <wps:bodyPr wrap="none" lIns="0" tIns="0" rIns="0" bIns="0">
+                      <a:spAutoFit/>
+                    </wps:bodyPr>
+                  </wps:wsp>
+                </a:graphicData>
+              </a:graphic>
+            </wp:anchor>
+          </w:drawing>
+        </mc:Choice>
+        <mc:Fallback>
+          <w:pict>
+            <v:shapetype w14:anchorId="6CD7C5E7" id="_x0000_t202" coordsize="21600,21600" o:spt="202" path="m,l,21600r21600,l21600,xe">
+              <v:stroke joinstyle="miter"/>
+              <v:path gradientshapeok="t" o:connecttype="rect"/>
+            </v:shapetype>
+            <v:shape id="文本框 3" o:spid="_x0000_s1026" type="#_x0000_t202" style="position:absolute;margin-left:0;margin-top:0;width:2in;height:2in;z-index:251659264;visibility:visible;mso-wrap-style:none;mso-wrap-distance-left:9pt;mso-wrap-distance-top:0;mso-wrap-distance-right:9pt;mso-wrap-distance-bottom:0;mso-position-horizontal:center;mso-position-horizontal-relative:margin;mso-position-vertical:absolute;mso-position-vertical-relative:text;v-text-anchor:top" o:gfxdata="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" filled="f" stroked="f">
+              <v:textbox style="mso-fit-shape-to-text:t" inset="0,0,0,0">
+                <w:txbxContent>
+                  <w:p>
+                    <w:pPr>
+                      <w:pStyle w:val="aa"/>
+                    </w:pPr>
+                    <w:r>
+                      <w:rPr>
+                        <w:rFonts w:hint="eastAsia"/>
+                      </w:rPr>
+                      <w:fldChar w:fldCharType="begin"/>
+                    </w:r>
+                    <w:r>
+                      <w:rPr>
+                        <w:rFonts w:hint="eastAsia"/>
+                      </w:rPr>
+                      <w:instrText xml:space="preserve"> PAGE  \* MERGEFORMAT </w:instrText>
+                    </w:r>
+                    <w:r>
+                      <w:rPr>
+                        <w:rFonts w:hint="eastAsia"/>
+                      </w:rPr>
+                      <w:fldChar w:fldCharType="separate"/>
+                    </w:r>
+                    <w:r>
+                      <w:rPr>
+                        <w:rFonts w:hint="eastAsia"/>
+                      </w:rPr>
+                      <w:t>- 44 -</w:t>
+                    </w:r>
+                    <w:r>
+                      <w:rPr>
+                        <w:rFonts w:hint="eastAsia"/>
+                      </w:rPr>
+                      <w:fldChar w:fldCharType="end"/>
+                    </w:r>
+                  </w:p>
+                </w:txbxContent>
+              </v:textbox>
+              <w10:wrap anchorx="margin"/>
+            </v:shape>
+          </w:pict>
+        </mc:Fallback>
+      </mc:AlternateContent>
     </w:r>
   </w:p>
 </w:ftr>
@@ -5220,28 +4954,143 @@
   <w:p>
     <w:pPr>
       <w:pStyle w:val="aa"/>
-      <w:jc w:val="center"/>
     </w:pPr>
     <w:r>
-      <w:fldChar w:fldCharType="begin"/>
-    </w:r>
-    <w:r>
-      <w:instrText xml:space="preserve"> PAGE </w:instrText>
-    </w:r>
-    <w:r>
-      <w:fldChar w:fldCharType="separate"/>
-    </w:r>
-    <w:r>
       <w:rPr>
-        <w:rFonts w:eastAsia="Times New Roman"/>
+        <w:noProof/>
       </w:rPr>
-      <w:t>1</w:t>
-    </w:r>
-    <w:r>
-      <w:rPr>
-        <w:rFonts w:eastAsia="Times New Roman"/>
-      </w:rPr>
-      <w:fldChar w:fldCharType="end"/>
+      <mc:AlternateContent>
+        <mc:Choice Requires="wps">
+          <w:drawing>
+            <wp:anchor distT="0" distB="0" distL="114300" distR="114300" simplePos="0" relativeHeight="251660288" behindDoc="0" locked="0" layoutInCell="1" allowOverlap="1" wp14:anchorId="47342676" wp14:editId="36B44F24">
+              <wp:simplePos x="0" y="0"/>
+              <wp:positionH relativeFrom="margin">
+                <wp:align>center</wp:align>
+              </wp:positionH>
+              <wp:positionV relativeFrom="paragraph">
+                <wp:posOffset>0</wp:posOffset>
+              </wp:positionV>
+              <wp:extent cx="1828800" cy="1828800"/>
+              <wp:effectExtent l="0" t="0" r="0" b="0"/>
+              <wp:wrapNone/>
+              <wp:docPr id="4" name="文本框 4"/>
+              <wp:cNvGraphicFramePr/>
+              <a:graphic xmlns:a="http://schemas.openxmlformats.org/drawingml/2006/main">
+                <a:graphicData uri="http://schemas.microsoft.com/office/word/2010/wordprocessingShape">
+                  <wps:wsp>
+                    <wps:cNvSpPr txBox="1"/>
+                    <wps:spPr>
+                      <a:xfrm>
+                        <a:off x="0" y="0"/>
+                        <a:ext cx="1828800" cy="1828800"/>
+                      </a:xfrm>
+                      <a:prstGeom prst="rect">
+                        <a:avLst/>
+                      </a:prstGeom>
+                      <a:noFill/>
+                      <a:ln>
+                        <a:noFill/>
+                      </a:ln>
+                    </wps:spPr>
+                    <wps:txbx>
+                      <w:txbxContent>
+                        <w:p>
+                          <w:pPr>
+                            <w:pStyle w:val="aa"/>
+                          </w:pPr>
+                          <w:r>
+                            <w:rPr>
+                              <w:rFonts w:hint="eastAsia"/>
+                            </w:rPr>
+                            <w:fldChar w:fldCharType="begin"/>
+                          </w:r>
+                          <w:r>
+                            <w:rPr>
+                              <w:rFonts w:hint="eastAsia"/>
+                            </w:rPr>
+                            <w:instrText xml:space="preserve"> PAGE  \* MERGEFORMAT </w:instrText>
+                          </w:r>
+                          <w:r>
+                            <w:rPr>
+                              <w:rFonts w:hint="eastAsia"/>
+                            </w:rPr>
+                            <w:fldChar w:fldCharType="separate"/>
+                          </w:r>
+                          <w:r>
+                            <w:rPr>
+                              <w:rFonts w:hint="eastAsia"/>
+                            </w:rPr>
+                            <w:t>1</w:t>
+                          </w:r>
+                          <w:r>
+                            <w:rPr>
+                              <w:rFonts w:hint="eastAsia"/>
+                            </w:rPr>
+                            <w:fldChar w:fldCharType="end"/>
+                          </w:r>
+                        </w:p>
+                      </w:txbxContent>
+                    </wps:txbx>
+                    <wps:bodyPr wrap="none" lIns="0" tIns="0" rIns="0" bIns="0">
+                      <a:spAutoFit/>
+                    </wps:bodyPr>
+                  </wps:wsp>
+                </a:graphicData>
+              </a:graphic>
+            </wp:anchor>
+          </w:drawing>
+        </mc:Choice>
+        <mc:Fallback>
+          <w:pict>
+            <v:shapetype w14:anchorId="47342676" id="_x0000_t202" coordsize="21600,21600" o:spt="202" path="m,l,21600r21600,l21600,xe">
+              <v:stroke joinstyle="miter"/>
+              <v:path gradientshapeok="t" o:connecttype="rect"/>
+            </v:shapetype>
+            <v:shape id="文本框 4" o:spid="_x0000_s1027" type="#_x0000_t202" style="position:absolute;margin-left:0;margin-top:0;width:2in;height:2in;z-index:251660288;visibility:visible;mso-wrap-style:none;mso-wrap-distance-left:9pt;mso-wrap-distance-top:0;mso-wrap-distance-right:9pt;mso-wrap-distance-bottom:0;mso-position-horizontal:center;mso-position-horizontal-relative:margin;mso-position-vertical:absolute;mso-position-vertical-relative:text;v-text-anchor:top" o:gfxdata="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" filled="f" stroked="f">
+              <v:textbox style="mso-fit-shape-to-text:t" inset="0,0,0,0">
+                <w:txbxContent>
+                  <w:p>
+                    <w:pPr>
+                      <w:pStyle w:val="aa"/>
+                    </w:pPr>
+                    <w:r>
+                      <w:rPr>
+                        <w:rFonts w:hint="eastAsia"/>
+                      </w:rPr>
+                      <w:fldChar w:fldCharType="begin"/>
+                    </w:r>
+                    <w:r>
+                      <w:rPr>
+                        <w:rFonts w:hint="eastAsia"/>
+                      </w:rPr>
+                      <w:instrText xml:space="preserve"> PAGE  \* MERGEFORMAT </w:instrText>
+                    </w:r>
+                    <w:r>
+                      <w:rPr>
+                        <w:rFonts w:hint="eastAsia"/>
+                      </w:rPr>
+                      <w:fldChar w:fldCharType="separate"/>
+                    </w:r>
+                    <w:r>
+                      <w:rPr>
+                        <w:rFonts w:hint="eastAsia"/>
+                      </w:rPr>
+                      <w:t>1</w:t>
+                    </w:r>
+                    <w:r>
+                      <w:rPr>
+                        <w:rFonts w:hint="eastAsia"/>
+                      </w:rPr>
+                      <w:fldChar w:fldCharType="end"/>
+                    </w:r>
+                  </w:p>
+                </w:txbxContent>
+              </v:textbox>
+              <w10:wrap anchorx="margin"/>
+            </v:shape>
+          </w:pict>
+        </mc:Fallback>
+      </mc:AlternateContent>
     </w:r>
   </w:p>
 </w:ftr>
@@ -5285,7 +5134,7 @@
     <w:pPr>
       <w:pStyle w:val="ac"/>
       <w:rPr>
-        <w:rFonts w:ascii="宋体" w:hAnsi="宋体" w:hint="eastAsia"/>
+        <w:rFonts w:ascii="宋体" w:hAnsi="宋体"/>
         <w:sz w:val="21"/>
         <w:szCs w:val="21"/>
       </w:rPr>
@@ -5308,7 +5157,7 @@
     <w:pPr>
       <w:pStyle w:val="ac"/>
       <w:rPr>
-        <w:rFonts w:ascii="宋体" w:hAnsi="宋体" w:hint="eastAsia"/>
+        <w:rFonts w:ascii="宋体" w:hAnsi="宋体"/>
         <w:sz w:val="21"/>
         <w:szCs w:val="21"/>
       </w:rPr>
@@ -5469,10 +5318,10 @@
       </w:rPr>
     </w:lvl>
   </w:abstractNum>
-  <w:num w:numId="1" w16cid:durableId="1495491524">
+  <w:num w:numId="1" w16cid:durableId="881986928">
     <w:abstractNumId w:val="1"/>
   </w:num>
-  <w:num w:numId="2" w16cid:durableId="711077402">
+  <w:num w:numId="2" w16cid:durableId="1947300338">
     <w:abstractNumId w:val="0"/>
   </w:num>
 </w:numbering>
@@ -5827,6 +5676,7 @@
   <w:style w:type="character" w:default="1" w:styleId="a0">
     <w:name w:val="Default Paragraph Font"/>
     <w:uiPriority w:val="1"/>
+    <w:semiHidden/>
     <w:unhideWhenUsed/>
   </w:style>
   <w:style w:type="table" w:default="1" w:styleId="a1">

--- a/3.相关资料/3.开题报告.docx
+++ b/3.相关资料/3.开题报告.docx
@@ -9,6 +9,14 @@
           <w:bCs/>
           <w:sz w:val="44"/>
           <w:szCs w:val="44"/>
+        </w:rPr>
+      </w:pPr>
+    </w:p>
+    <w:p>
+      <w:pPr>
+        <w:pStyle w:val="2"/>
+        <w:rPr>
+          <w:rFonts w:hint="eastAsia"/>
         </w:rPr>
       </w:pPr>
     </w:p>
@@ -279,7 +287,7 @@
               <w:widowControl/>
               <w:jc w:val="center"/>
               <w:rPr>
-                <w:rFonts w:ascii="宋体" w:hAnsi="宋体" w:cs="宋体"/>
+                <w:rFonts w:ascii="宋体" w:hAnsi="宋体" w:cs="宋体" w:hint="eastAsia"/>
                 <w:color w:val="000000"/>
                 <w:kern w:val="0"/>
                 <w:sz w:val="32"/>
@@ -359,7 +367,7 @@
               <w:widowControl/>
               <w:jc w:val="center"/>
               <w:rPr>
-                <w:rFonts w:ascii="宋体" w:hAnsi="宋体" w:cs="宋体"/>
+                <w:rFonts w:ascii="宋体" w:hAnsi="宋体" w:cs="宋体" w:hint="eastAsia"/>
                 <w:color w:val="000000"/>
                 <w:kern w:val="0"/>
                 <w:sz w:val="32"/>
@@ -374,17 +382,7 @@
                 <w:sz w:val="32"/>
                 <w:szCs w:val="32"/>
               </w:rPr>
-              <w:t>计算机科学与技术</w:t>
-            </w:r>
-            <w:r>
-              <w:rPr>
-                <w:rFonts w:ascii="宋体" w:hAnsi="宋体" w:cs="宋体" w:hint="eastAsia"/>
-                <w:color w:val="000000"/>
-                <w:kern w:val="0"/>
-                <w:sz w:val="32"/>
-                <w:szCs w:val="32"/>
-              </w:rPr>
-              <w:t>23-1</w:t>
+              <w:t>计算机科学与技术23-1</w:t>
             </w:r>
           </w:p>
         </w:tc>
@@ -449,7 +447,7 @@
               <w:widowControl/>
               <w:jc w:val="center"/>
               <w:rPr>
-                <w:rFonts w:ascii="宋体" w:hAnsi="宋体" w:cs="宋体"/>
+                <w:rFonts w:ascii="宋体" w:hAnsi="宋体" w:cs="宋体" w:hint="eastAsia"/>
                 <w:color w:val="000000"/>
                 <w:kern w:val="0"/>
                 <w:sz w:val="32"/>
@@ -529,7 +527,7 @@
               <w:widowControl/>
               <w:jc w:val="center"/>
               <w:rPr>
-                <w:rFonts w:ascii="宋体" w:hAnsi="宋体" w:cs="宋体"/>
+                <w:rFonts w:ascii="宋体" w:hAnsi="宋体" w:cs="宋体" w:hint="eastAsia"/>
                 <w:color w:val="000000"/>
                 <w:kern w:val="0"/>
                 <w:sz w:val="32"/>
@@ -609,7 +607,7 @@
               <w:widowControl/>
               <w:jc w:val="center"/>
               <w:rPr>
-                <w:rFonts w:ascii="宋体" w:hAnsi="宋体" w:cs="宋体"/>
+                <w:rFonts w:ascii="宋体" w:hAnsi="宋体" w:cs="宋体" w:hint="eastAsia"/>
                 <w:color w:val="000000"/>
                 <w:kern w:val="0"/>
                 <w:sz w:val="32"/>
@@ -689,7 +687,7 @@
               <w:widowControl/>
               <w:jc w:val="center"/>
               <w:rPr>
-                <w:rFonts w:ascii="宋体" w:hAnsi="宋体" w:cs="宋体"/>
+                <w:rFonts w:ascii="宋体" w:hAnsi="宋体" w:cs="宋体" w:hint="eastAsia"/>
                 <w:color w:val="000000"/>
                 <w:kern w:val="0"/>
                 <w:sz w:val="32"/>
@@ -742,16 +740,6 @@
         <w:spacing w:afterLines="100" w:after="312" w:line="360" w:lineRule="auto"/>
         <w:outlineLvl w:val="0"/>
         <w:rPr>
-          <w:rFonts w:ascii="黑体" w:eastAsia="黑体" w:hAnsi="黑体"/>
-          <w:b/>
-          <w:bCs/>
-          <w:kern w:val="44"/>
-          <w:sz w:val="44"/>
-          <w:szCs w:val="44"/>
-        </w:rPr>
-      </w:pPr>
-      <w:r>
-        <w:rPr>
           <w:rFonts w:ascii="黑体" w:eastAsia="黑体" w:hAnsi="黑体" w:hint="eastAsia"/>
           <w:b/>
           <w:bCs/>
@@ -759,6 +747,16 @@
           <w:sz w:val="44"/>
           <w:szCs w:val="44"/>
         </w:rPr>
+      </w:pPr>
+      <w:r>
+        <w:rPr>
+          <w:rFonts w:ascii="黑体" w:eastAsia="黑体" w:hAnsi="黑体" w:hint="eastAsia"/>
+          <w:b/>
+          <w:bCs/>
+          <w:kern w:val="44"/>
+          <w:sz w:val="44"/>
+          <w:szCs w:val="44"/>
+        </w:rPr>
         <w:lastRenderedPageBreak/>
         <w:t>1选题的意义和研究现状</w:t>
       </w:r>
@@ -793,7 +791,7 @@
         <w:spacing w:line="360" w:lineRule="auto"/>
         <w:ind w:left="8" w:right="80" w:firstLine="486"/>
         <w:rPr>
-          <w:rFonts w:asciiTheme="minorEastAsia" w:eastAsiaTheme="minorEastAsia" w:hAnsiTheme="minorEastAsia" w:cstheme="minorEastAsia"/>
+          <w:rFonts w:asciiTheme="minorEastAsia" w:eastAsiaTheme="minorEastAsia" w:hAnsiTheme="minorEastAsia" w:cstheme="minorEastAsia" w:hint="eastAsia"/>
           <w:sz w:val="24"/>
           <w:szCs w:val="24"/>
           <w:shd w:val="clear" w:color="auto" w:fill="FFFFFF"/>
@@ -824,6 +822,7 @@
         <w:ind w:firstLineChars="200" w:firstLine="480"/>
         <w:textAlignment w:val="baseline"/>
         <w:rPr>
+          <w:rFonts w:hint="eastAsia"/>
           <w:bCs/>
           <w:sz w:val="24"/>
           <w:szCs w:val="24"/>
@@ -854,6 +853,7 @@
         <w:ind w:firstLineChars="200" w:firstLine="480"/>
         <w:textAlignment w:val="baseline"/>
         <w:rPr>
+          <w:rFonts w:hint="eastAsia"/>
           <w:bCs/>
           <w:sz w:val="24"/>
           <w:szCs w:val="24"/>
@@ -877,7 +877,7 @@
         <w:spacing w:line="360" w:lineRule="auto"/>
         <w:ind w:right="80"/>
         <w:rPr>
-          <w:rFonts w:eastAsia="黑体" w:cs="Arial"/>
+          <w:rFonts w:eastAsia="黑体" w:cs="Arial" w:hint="eastAsia"/>
           <w:b/>
           <w:sz w:val="32"/>
           <w:szCs w:val="32"/>
@@ -941,6 +941,7 @@
         <w:spacing w:line="360" w:lineRule="auto"/>
         <w:ind w:left="8" w:right="80" w:firstLine="486"/>
         <w:rPr>
+          <w:rFonts w:hint="eastAsia"/>
           <w:bCs/>
           <w:sz w:val="24"/>
           <w:szCs w:val="24"/>
@@ -955,7 +956,7 @@
           <w:szCs w:val="24"/>
           <w:lang w:eastAsia="zh-CN"/>
         </w:rPr>
-        <w:t>国际人岗匹配研究关注如何从求职者资料与岗位描述中提取有效特征，并将这些特征用于匹配排序。仅比较简历与职位文本的相似度，可能遗漏求职者在职业经历中表现出的长期偏好。Gong等在AAAI 2024发表的研究将职业路径纳入人岗匹配，分析经历中的一致性、相似性与连续性，说明历史职业经历可以为岗位推荐提供额外依据[1]。该研究为本课题组织工作、项目和实习经历提供参考，但其模型和论文实验结果不能直接视为本系统的实现能力或测试结论。</w:t>
+        <w:t>国际人岗匹配研究关注如何从求职者资料与岗位描述中提取有效特征，并将这些特征用于匹配排序。仅比较简历与职位文本的相似度，可能遗漏求职者在职业经历中表现出的长期偏好。Gong等在AAAI 2024发表的研究将职业路径纳入人岗匹配，分析经历中的一致性、相似性与连续性，说明历史职业经历可以为岗位推荐提供额外依据。该研究为本课题组织工作、项目和实习经历提供参考，但其模型和论文实验结果不能直接视为本系统的实现能力或测试结论。</w:t>
       </w:r>
     </w:p>
     <w:p>
@@ -964,6 +965,7 @@
         <w:spacing w:line="360" w:lineRule="auto"/>
         <w:ind w:left="8" w:right="80" w:firstLine="486"/>
         <w:rPr>
+          <w:rFonts w:hint="eastAsia"/>
           <w:bCs/>
           <w:sz w:val="24"/>
           <w:szCs w:val="24"/>
@@ -1028,6 +1030,7 @@
         <w:spacing w:line="360" w:lineRule="auto"/>
         <w:ind w:firstLineChars="200" w:firstLine="480"/>
         <w:rPr>
+          <w:rFonts w:hint="eastAsia"/>
           <w:bCs/>
           <w:sz w:val="24"/>
           <w:szCs w:val="24"/>
@@ -1042,7 +1045,7 @@
           <w:szCs w:val="24"/>
           <w:lang w:eastAsia="zh-CN"/>
         </w:rPr>
-        <w:t>国内相关研究从招聘流程优化和匹配算法两个方向展开。王晓莹围绕企业人员招聘体系的优化，讨论招聘规划、流程和评价机制等问题[2]，为平台业务流程设计提供参考。黄翠研究基于模糊综合评价的多岗位招聘模块[3]，体现了从多个能力维度组织候选人评价的思路。这些研究提示，招聘系统需要将岗位条件、候选人资料和处理过程统一考虑，使评价结果服务于实际招聘管理。</w:t>
+        <w:t>国内相关研究从招聘流程优化和匹配算法两个方向展开。王晓莹围绕企业人员招聘体系的优化，讨论招聘规划、流程和评价机制等问题，为平台业务流程设计提供参考。黄翠研究基于模糊综合评价的多岗位招聘模块，体现了从多个能力维度组织候选人评价的思路。这些研究提示，招聘系统需要将岗位条件、候选人资料和处理过程统一考虑，使评价结果服务于实际招聘管理。</w:t>
       </w:r>
     </w:p>
     <w:p>
@@ -1051,6 +1054,7 @@
         <w:spacing w:line="360" w:lineRule="auto"/>
         <w:ind w:left="8" w:right="80" w:firstLine="486"/>
         <w:rPr>
+          <w:rFonts w:hint="eastAsia"/>
           <w:bCs/>
           <w:sz w:val="24"/>
           <w:szCs w:val="24"/>
@@ -1128,17 +1132,18 @@
     </w:p>
     <w:p>
       <w:pPr>
+        <w:pStyle w:val="2"/>
+        <w:rPr>
+          <w:rFonts w:hint="eastAsia"/>
+        </w:rPr>
+      </w:pPr>
+      <w:r>
+        <w:br w:type="page"/>
+      </w:r>
+    </w:p>
+    <w:p>
+      <w:pPr>
         <w:spacing w:line="360" w:lineRule="auto"/>
-        <w:rPr>
-          <w:rFonts w:ascii="黑体" w:eastAsia="黑体" w:hAnsi="黑体"/>
-          <w:b/>
-          <w:bCs/>
-          <w:kern w:val="44"/>
-          <w:sz w:val="44"/>
-          <w:szCs w:val="44"/>
-        </w:rPr>
-      </w:pPr>
-      <w:r>
         <w:rPr>
           <w:rFonts w:ascii="黑体" w:eastAsia="黑体" w:hAnsi="黑体" w:hint="eastAsia"/>
           <w:b/>
@@ -1147,6 +1152,17 @@
           <w:sz w:val="44"/>
           <w:szCs w:val="44"/>
         </w:rPr>
+      </w:pPr>
+      <w:r>
+        <w:rPr>
+          <w:rFonts w:ascii="黑体" w:eastAsia="黑体" w:hAnsi="黑体" w:hint="eastAsia"/>
+          <w:b/>
+          <w:bCs/>
+          <w:kern w:val="44"/>
+          <w:sz w:val="44"/>
+          <w:szCs w:val="44"/>
+        </w:rPr>
+        <w:lastRenderedPageBreak/>
         <w:t>2课题设计或研究的内容、预期目标和实施计划</w:t>
       </w:r>
     </w:p>
@@ -1292,15 +1308,7 @@
           <w:rFonts w:hint="eastAsia"/>
           <w:sz w:val="24"/>
         </w:rPr>
-        <w:t>架构和前后端分离方式，面向求职者、企业和管理员提供职位检索、简历投递与招聘管理服务，并结合简历分析、岗位匹配与推荐等智能辅助功能，帮助求</w:t>
-      </w:r>
-      <w:r>
-        <w:rPr>
-          <w:rFonts w:hint="eastAsia"/>
-          <w:sz w:val="24"/>
-        </w:rPr>
-        <w:lastRenderedPageBreak/>
-        <w:t>职者了解自身能力与岗位要求的差距，为企业筛选候选人提供参考，提高求职与招聘的信息处理效率。</w:t>
+        <w:t>架构和前后端分离方式，面向求职者、企业和管理员提供职位检索、简历投递与招聘管理服务，并结合简历分析、岗位匹配与推荐等智能辅助功能，帮助求职者了解自身能力与岗位要求的差距，为企业筛选候选人提供参考，提高求职与招聘的信息处理效率。</w:t>
       </w:r>
     </w:p>
     <w:p>
@@ -1519,7 +1527,16 @@
           <w:sz w:val="24"/>
           <w:lang w:val="zh-CN"/>
         </w:rPr>
-        <w:t>系统开发文献为主要依据，梳理多属性评价、语义特征融合及智能求职辅助思路。区分文献提出的研究模型与本课题采用的工程方案，提取对数据结构、评分解释和业务流程有价值的结论，形成与系统功能对应的参考依据。</w:t>
+        <w:t>系统开发文献为主要依据，梳理多属性评价、语义特征融合及智能求职辅助思路。区分文献提出</w:t>
+      </w:r>
+      <w:r>
+        <w:rPr>
+          <w:rFonts w:hint="eastAsia"/>
+          <w:sz w:val="24"/>
+          <w:lang w:val="zh-CN"/>
+        </w:rPr>
+        <w:lastRenderedPageBreak/>
+        <w:t>的研究模型与本课题采用的工程方案，提取对数据结构、评分解释和业务流程有价值的结论，形成与系统功能对应的参考依据。</w:t>
       </w:r>
     </w:p>
     <w:p>
@@ -1591,16 +1608,7 @@
           <w:sz w:val="24"/>
           <w:lang w:val="zh-CN"/>
         </w:rPr>
-        <w:t>）软件工程与实验对照法。按照需求分析、总体设计、模块实现、联调测试与部署整理的顺序推进。使用脱敏或构造样例建立岗位与简历对照集，比较仅使用规则评</w:t>
-      </w:r>
-      <w:r>
-        <w:rPr>
-          <w:rFonts w:hint="eastAsia"/>
-          <w:sz w:val="24"/>
-          <w:lang w:val="zh-CN"/>
-        </w:rPr>
-        <w:lastRenderedPageBreak/>
-        <w:t>分与加入语义评分后的推荐排序、技能缺口说明和结果稳定性。通过人工评阅、</w:t>
+        <w:t>）软件工程与实验对照法。按照需求分析、总体设计、模块实现、联调测试与部署整理的顺序推进。使用脱敏或构造样例建立岗位与简历对照集，比较仅使用规则评分与加入语义评分后的推荐排序、技能缺口说明和结果稳定性。通过人工评阅、</w:t>
       </w:r>
       <w:r>
         <w:rPr>
@@ -1973,6 +1981,7 @@
           <w:rFonts w:hint="eastAsia"/>
           <w:sz w:val="24"/>
         </w:rPr>
+        <w:lastRenderedPageBreak/>
         <w:t>本课题的特色是将完整招聘业务与可解释的智能辅助结合。首先，以三角色和资源归属约束组织业务，贯通岗位发布、简历维护、收藏投递、企业处理和平台治理；其次，保留简历经历与岗位技能的结构化信息，将语义、技能、经验和学历评分共同用于匹配，展示分项得分及技能差距；再次，提供真实模型与规则回退两条运行路径，使外部服务不可用时仍能完成基本演示，并在界面和测试记录中说明结果来源。</w:t>
       </w:r>
     </w:p>
@@ -1991,15 +2000,7 @@
           <w:rFonts w:hint="eastAsia"/>
           <w:sz w:val="24"/>
         </w:rPr>
-        <w:t>预期完成一套能够在明确配置环境中运行的智聘通招聘网站。求职者能够完成“查找岗位—维护简历—获取分析与推荐—投递—查看状态”的流程，企业能够完成“维护信息—发布岗位—查看候选人—处理申请—查看统计”的流程，管理员能够完成数据管</w:t>
-      </w:r>
-      <w:r>
-        <w:rPr>
-          <w:rFonts w:hint="eastAsia"/>
-          <w:sz w:val="24"/>
-        </w:rPr>
-        <w:lastRenderedPageBreak/>
-        <w:t>理、举报处理、日志查询与</w:t>
+        <w:t>预期完成一套能够在明确配置环境中运行的智聘通招聘网站。求职者能够完成“查找岗位—维护简历—获取分析与推荐—投递—查看状态”的流程，企业能够完成“维护信息—发布岗位—查看候选人—处理申请—查看统计”的流程，管理员能够完成数据管理、举报处理、日志查询与</w:t>
       </w:r>
       <w:r>
         <w:rPr>
@@ -2136,7 +2137,7 @@
                 <w:color w:val="000000"/>
                 <w:sz w:val="24"/>
               </w:rPr>
-              <w:t>题目</w:t>
+              <w:t>题　目</w:t>
             </w:r>
           </w:p>
         </w:tc>
@@ -2987,6 +2988,7 @@
                 <w:color w:val="000000"/>
                 <w:sz w:val="24"/>
               </w:rPr>
+              <w:lastRenderedPageBreak/>
               <w:t>第</w:t>
             </w:r>
             <w:r>
@@ -3440,7 +3442,21 @@
         <w:rPr>
           <w:sz w:val="24"/>
         </w:rPr>
-        <w:t>Gong Z, Song Y, Zhang T, et al. Your Career Path Matters in Person-Job Fit[C]//Proceedings of the AAAI Conference on Artificial Intelligence. 2024, 38(8): 8427-8435.</w:t>
+        <w:t>Gong Z, Song Y, Zhang T, et al. Your Career Path Matters in Person-Job Fit[</w:t>
+      </w:r>
+      <w:proofErr w:type="gramStart"/>
+      <w:r>
+        <w:rPr>
+          <w:sz w:val="24"/>
+        </w:rPr>
+        <w:t>C]/</w:t>
+      </w:r>
+      <w:proofErr w:type="gramEnd"/>
+      <w:r>
+        <w:rPr>
+          <w:sz w:val="24"/>
+        </w:rPr>
+        <w:t>/Proceedings of the AAAI Conference on Artificial Intelligence. 2024, 38(8): 8427-8435.</w:t>
       </w:r>
     </w:p>
     <w:p>
@@ -4734,7 +4750,7 @@
         <w:spacing w:line="360" w:lineRule="auto"/>
         <w:ind w:left="480" w:hangingChars="200" w:hanging="480"/>
         <w:rPr>
-          <w:rFonts w:ascii="宋体" w:hAnsi="宋体"/>
+          <w:rFonts w:ascii="宋体" w:hAnsi="宋体" w:hint="eastAsia"/>
           <w:sz w:val="24"/>
         </w:rPr>
       </w:pPr>
@@ -5134,7 +5150,7 @@
     <w:pPr>
       <w:pStyle w:val="ac"/>
       <w:rPr>
-        <w:rFonts w:ascii="宋体" w:hAnsi="宋体"/>
+        <w:rFonts w:ascii="宋体" w:hAnsi="宋体" w:hint="eastAsia"/>
         <w:sz w:val="21"/>
         <w:szCs w:val="21"/>
       </w:rPr>
@@ -5157,7 +5173,7 @@
     <w:pPr>
       <w:pStyle w:val="ac"/>
       <w:rPr>
-        <w:rFonts w:ascii="宋体" w:hAnsi="宋体"/>
+        <w:rFonts w:ascii="宋体" w:hAnsi="宋体" w:hint="eastAsia"/>
         <w:sz w:val="21"/>
         <w:szCs w:val="21"/>
       </w:rPr>
@@ -5168,7 +5184,15 @@
         <w:sz w:val="21"/>
         <w:szCs w:val="21"/>
       </w:rPr>
-      <w:t>大连科技学院2026届本科毕业设计（论文）开题报告</w:t>
+      <w:t>大连科技学院2026</w:t>
+    </w:r>
+    <w:r>
+      <w:rPr>
+        <w:rFonts w:ascii="宋体" w:hAnsi="宋体" w:hint="eastAsia"/>
+        <w:sz w:val="21"/>
+        <w:szCs w:val="21"/>
+      </w:rPr>
+      <w:t>届本科毕业设计（论文）开题报告</w:t>
     </w:r>
   </w:p>
 </w:hdr>
